--- a/templates/plananual/CCSS 1° A 5°/CCSS 5° - PLANIFICACIÓN ANUAL 2026.docx
+++ b/templates/plananual/CCSS 1° A 5°/CCSS 5° - PLANIFICACIÓN ANUAL 2026.docx
@@ -1,6 +1,6 @@
 
 <file path=word/document.xml><?xml version="1.0" encoding="utf-8"?>
-<w:document xmlns:wpc="http://schemas.microsoft.com/office/word/2010/wordprocessingCanvas" xmlns:cx="http://schemas.microsoft.com/office/drawing/2014/chartex" xmlns:cx1="http://schemas.microsoft.com/office/drawing/2015/9/8/chartex" xmlns:cx2="http://schemas.microsoft.com/office/drawing/2015/10/21/chartex" xmlns:cx3="http://schemas.microsoft.com/office/drawing/2016/5/9/chartex" xmlns:cx4="http://schemas.microsoft.com/office/drawing/2016/5/10/chartex" xmlns:cx5="http://schemas.microsoft.com/office/drawing/2016/5/11/chartex" xmlns:cx6="http://schemas.microsoft.com/office/drawing/2016/5/12/chartex" xmlns:cx7="http://schemas.microsoft.com/office/drawing/2016/5/13/chartex" xmlns:cx8="http://schemas.microsoft.com/office/drawing/2016/5/14/chartex" xmlns:mc="http://schemas.openxmlformats.org/markup-compatibility/2006" xmlns:aink="http://schemas.microsoft.com/office/drawing/2016/ink" xmlns:am3d="http://schemas.microsoft.com/office/drawing/2017/model3d" xmlns:o="urn:schemas-microsoft-com:office:office" xmlns:oel="http://schemas.microsoft.com/office/2019/extlst" xmlns:r="http://schemas.openxmlformats.org/officeDocument/2006/relationships" xmlns:m="http://schemas.openxmlformats.org/officeDocument/2006/math" xmlns:v="urn:schemas-microsoft-com:vml" xmlns:wp14="http://schemas.microsoft.com/office/word/2010/wordprocessingDrawing" xmlns:wp="http://schemas.openxmlformats.org/drawingml/2006/wordprocessingDrawing" xmlns:w10="urn:schemas-microsoft-com:office:word" xmlns:w="http://schemas.openxmlformats.org/wordprocessingml/2006/main" xmlns:w14="http://schemas.microsoft.com/office/word/2010/wordml" xmlns:w15="http://schemas.microsoft.com/office/word/2012/wordml" xmlns:w16cex="http://schemas.microsoft.com/office/word/2018/wordml/cex" xmlns:w16cid="http://schemas.microsoft.com/office/word/2016/wordml/cid" xmlns:w16="http://schemas.microsoft.com/office/word/2018/wordml" xmlns:w16du="http://schemas.microsoft.com/office/word/2023/wordml/word16du" xmlns:w16sdtdh="http://schemas.microsoft.com/office/word/2020/wordml/sdtdatahash" xmlns:w16sdtfl="http://schemas.microsoft.com/office/word/2024/wordml/sdtformatlock" xmlns:w16se="http://schemas.microsoft.com/office/word/2015/wordml/symex" xmlns:wpg="http://schemas.microsoft.com/office/word/2010/wordprocessingGroup" xmlns:wpi="http://schemas.microsoft.com/office/word/2010/wordprocessingInk" xmlns:wne="http://schemas.microsoft.com/office/word/2006/wordml" xmlns:wps="http://schemas.microsoft.com/office/word/2010/wordprocessingShape" mc:Ignorable="w14 w15 w16se w16cid w16 w16cex w16sdtdh w16sdtfl w16du wp14">
+<w:document xmlns:wpc="http://schemas.microsoft.com/office/word/2010/wordprocessingCanvas" xmlns:cx="http://schemas.microsoft.com/office/drawing/2014/chartex" xmlns:cx1="http://schemas.microsoft.com/office/drawing/2015/9/8/chartex" xmlns:cx2="http://schemas.microsoft.com/office/drawing/2015/10/21/chartex" xmlns:cx3="http://schemas.microsoft.com/office/drawing/2016/5/9/chartex" xmlns:cx4="http://schemas.microsoft.com/office/drawing/2016/5/10/chartex" xmlns:cx5="http://schemas.microsoft.com/office/drawing/2016/5/11/chartex" xmlns:cx6="http://schemas.microsoft.com/office/drawing/2016/5/12/chartex" xmlns:cx7="http://schemas.microsoft.com/office/drawing/2016/5/13/chartex" xmlns:cx8="http://schemas.microsoft.com/office/drawing/2016/5/14/chartex" xmlns:mc="http://schemas.openxmlformats.org/markup-compatibility/2006" xmlns:aink="http://schemas.microsoft.com/office/drawing/2016/ink" xmlns:am3d="http://schemas.microsoft.com/office/drawing/2017/model3d" xmlns:o="urn:schemas-microsoft-com:office:office" xmlns:oel="http://schemas.microsoft.com/office/2019/extlst" xmlns:r="http://schemas.openxmlformats.org/officeDocument/2006/relationships" xmlns:m="http://schemas.openxmlformats.org/officeDocument/2006/math" xmlns:v="urn:schemas-microsoft-com:vml" xmlns:wp14="http://schemas.microsoft.com/office/word/2010/wordprocessingDrawing" xmlns:wp="http://schemas.openxmlformats.org/drawingml/2006/wordprocessingDrawing" xmlns:w10="urn:schemas-microsoft-com:office:word" xmlns:w="http://schemas.openxmlformats.org/wordprocessingml/2006/main" xmlns:w14="http://schemas.microsoft.com/office/word/2010/wordml" xmlns:w15="http://schemas.microsoft.com/office/word/2012/wordml" xmlns:w16cex="http://schemas.microsoft.com/office/word/2018/wordml/cex" xmlns:w16cid="http://schemas.microsoft.com/office/word/2016/wordml/cid" xmlns:w16="http://schemas.microsoft.com/office/word/2018/wordml" xmlns:w16du="http://schemas.microsoft.com/office/word/2023/wordml/word16du" xmlns:w16sdtdh="http://schemas.microsoft.com/office/word/2020/wordml/sdtdatahash" xmlns:w16se="http://schemas.microsoft.com/office/word/2015/wordml/symex" xmlns:wpg="http://schemas.microsoft.com/office/word/2010/wordprocessingGroup" xmlns:wpi="http://schemas.microsoft.com/office/word/2010/wordprocessingInk" xmlns:wne="http://schemas.microsoft.com/office/word/2006/wordml" xmlns:wps="http://schemas.microsoft.com/office/word/2010/wordprocessingShape" mc:Ignorable="w14 w15 w16se w16cid w16 w16cex w16sdtdh w16du wp14">
   <w:body>
     <w:p>
       <w:pPr>
@@ -266,7 +266,7 @@
               </wp:anchor>
             </w:drawing>
           </mc:Choice>
-          <mc:Fallback>
+          <mc:Fallback xmlns:w16sdtfl="http://schemas.microsoft.com/office/word/2024/wordml/sdtformatlock">
             <w:pict>
               <v:group w14:anchorId="54D4D559" id="Grupo 2" o:spid="_x0000_s1026" style="position:absolute;margin-left:-21.35pt;margin-top:1.5pt;width:744.15pt;height:62.25pt;z-index:251661312;mso-position-horizontal-relative:margin;mso-width-relative:margin;mso-height-relative:margin" coordorigin="-475,1047" coordsize="93630,7905" o:gfxdata="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">
                 <v:rect id="Rectángulo 1" o:spid="_x0000_s1027" style="position:absolute;left:-475;top:2952;width:93630;height:6001;visibility:visible;mso-wrap-style:square;v-text-anchor:middle" o:gfxdata="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" fillcolor="white [3212]" strokecolor="#47d459 [1942]" strokeweight="2.25pt">
@@ -2964,29 +2964,7 @@
                 <w:sz w:val="20"/>
                 <w:szCs w:val="20"/>
               </w:rPr>
-              <w:t xml:space="preserve">Construye interpretaciones históricas sobre la base de los problemas históricos del Perú y el mundo </w:t>
-            </w:r>
-            <w:proofErr w:type="gramStart"/>
-            <w:r>
-              <w:rPr>
-                <w:rFonts w:ascii="Arial Nova Cond Light" w:hAnsi="Arial Nova Cond Light" w:cs="Arial"/>
-                <w:color w:val="000000"/>
-                <w:kern w:val="0"/>
-                <w:sz w:val="20"/>
-                <w:szCs w:val="20"/>
-              </w:rPr>
-              <w:t>en relación a</w:t>
-            </w:r>
-            <w:proofErr w:type="gramEnd"/>
-            <w:r>
-              <w:rPr>
-                <w:rFonts w:ascii="Arial Nova Cond Light" w:hAnsi="Arial Nova Cond Light" w:cs="Arial"/>
-                <w:color w:val="000000"/>
-                <w:kern w:val="0"/>
-                <w:sz w:val="20"/>
-                <w:szCs w:val="20"/>
-              </w:rPr>
-              <w:t xml:space="preserve"> los grandes cambios, permanencias y simultaneidades a lo largo de la historia, empleando conceptos sociales, políticos y económicos abstractos y complejos. Jerarquiza múltiples causas y consecuencias de los hechos o procesos históricos. Establece relaciones entre esos procesos históricos y situaciones o procesos actuales. Explica cómo as acciones humanas, individuales o grupales van configurando el pasado y el presente y pueden configurar el futuro. Explica la perspectiva de los protagonistas, relacionando sus acciones con sus motivaciones. Contrasta diversas interpretaciones del pasado, a partir de distintas fuentes evaluadas en su contexto y perspectiva. Reconoce la validez de las fuentes para comprender variados puntos de vista.</w:t>
+              <w:t>Construye interpretaciones históricas sobre la base de los problemas históricos del Perú y el mundo en relación a los grandes cambios, permanencias y simultaneidades a lo largo de la historia, empleando conceptos sociales, políticos y económicos abstractos y complejos. Jerarquiza múltiples causas y consecuencias de los hechos o procesos históricos. Establece relaciones entre esos procesos históricos y situaciones o procesos actuales. Explica cómo as acciones humanas, individuales o grupales van configurando el pasado y el presente y pueden configurar el futuro. Explica la perspectiva de los protagonistas, relacionando sus acciones con sus motivaciones. Contrasta diversas interpretaciones del pasado, a partir de distintas fuentes evaluadas en su contexto y perspectiva. Reconoce la validez de las fuentes para comprender variados puntos de vista.</w:t>
             </w:r>
           </w:p>
         </w:tc>
@@ -11742,7 +11720,7 @@
     <w:tbl>
       <w:tblPr>
         <w:tblStyle w:val="Tablaconcuadrcula"/>
-        <w:tblW w:w="14850" w:type="dxa"/>
+        <w:tblW w:w="14851" w:type="dxa"/>
         <w:jc w:val="center"/>
         <w:tblBorders>
           <w:top w:val="double" w:sz="4" w:space="0" w:color="47D459" w:themeColor="accent3" w:themeTint="99"/>
@@ -11756,7 +11734,7 @@
         <w:tblLook w:val="04A0" w:firstRow="1" w:lastRow="0" w:firstColumn="1" w:lastColumn="0" w:noHBand="0" w:noVBand="1"/>
       </w:tblPr>
       <w:tblGrid>
-        <w:gridCol w:w="874"/>
+        <w:gridCol w:w="875"/>
         <w:gridCol w:w="1095"/>
         <w:gridCol w:w="1726"/>
         <w:gridCol w:w="6169"/>
@@ -11772,33 +11750,30 @@
         <w:tc>
           <w:tcPr>
             <w:tcW w:w="875" w:type="dxa"/>
-            <w:tcBorders>
-              <w:top w:val="double" w:sz="4" w:space="0" w:color="47D459" w:themeColor="accent3" w:themeTint="99"/>
-              <w:left w:val="double" w:sz="4" w:space="0" w:color="47D459" w:themeColor="accent3" w:themeTint="99"/>
-              <w:bottom w:val="double" w:sz="4" w:space="0" w:color="47D459" w:themeColor="accent3" w:themeTint="99"/>
-              <w:right w:val="double" w:sz="4" w:space="0" w:color="47D459" w:themeColor="accent3" w:themeTint="99"/>
-            </w:tcBorders>
             <w:shd w:val="clear" w:color="auto" w:fill="C1F0C7" w:themeFill="accent3" w:themeFillTint="33"/>
             <w:vAlign w:val="center"/>
-            <w:hideMark/>
-          </w:tcPr>
-          <w:p>
-            <w:pPr>
-              <w:pStyle w:val="Sinespaciado"/>
-              <w:spacing w:line="276" w:lineRule="auto"/>
-              <w:rPr>
-                <w:rFonts w:ascii="Arial Nova Cond Light" w:hAnsi="Arial Nova Cond Light"/>
-                <w:b/>
-                <w:bCs/>
-                <w:sz w:val="20"/>
-                <w:szCs w:val="20"/>
-              </w:rPr>
-            </w:pPr>
-            <w:r>
-              <w:rPr>
-                <w:rFonts w:ascii="Arial Nova Cond Light" w:hAnsi="Arial Nova Cond Light"/>
-                <w:b/>
-                <w:bCs/>
+          </w:tcPr>
+          <w:p>
+            <w:pPr>
+              <w:pStyle w:val="Prrafodelista"/>
+              <w:ind w:left="0"/>
+              <w:jc w:val="center"/>
+              <w:rPr>
+                <w:rFonts w:ascii="Arial Nova Cond" w:hAnsi="Arial Nova Cond" w:cs="Times New Roman"/>
+                <w:b/>
+                <w:bCs/>
+                <w:color w:val="000000" w:themeColor="text1"/>
+                <w:sz w:val="20"/>
+                <w:szCs w:val="20"/>
+              </w:rPr>
+            </w:pPr>
+            <w:bookmarkStart w:id="1" w:name="_Hlk227075175"/>
+            <w:r>
+              <w:rPr>
+                <w:rFonts w:ascii="Arial Nova Cond" w:hAnsi="Arial Nova Cond" w:cs="Times New Roman"/>
+                <w:b/>
+                <w:bCs/>
+                <w:color w:val="000000" w:themeColor="text1"/>
                 <w:sz w:val="20"/>
                 <w:szCs w:val="20"/>
               </w:rPr>
@@ -11809,33 +11784,29 @@
         <w:tc>
           <w:tcPr>
             <w:tcW w:w="1095" w:type="dxa"/>
-            <w:tcBorders>
-              <w:top w:val="double" w:sz="4" w:space="0" w:color="47D459" w:themeColor="accent3" w:themeTint="99"/>
-              <w:left w:val="double" w:sz="4" w:space="0" w:color="47D459" w:themeColor="accent3" w:themeTint="99"/>
-              <w:bottom w:val="double" w:sz="4" w:space="0" w:color="47D459" w:themeColor="accent3" w:themeTint="99"/>
-              <w:right w:val="double" w:sz="4" w:space="0" w:color="47D459" w:themeColor="accent3" w:themeTint="99"/>
-            </w:tcBorders>
             <w:shd w:val="clear" w:color="auto" w:fill="C1F0C7" w:themeFill="accent3" w:themeFillTint="33"/>
             <w:vAlign w:val="center"/>
-            <w:hideMark/>
-          </w:tcPr>
-          <w:p>
-            <w:pPr>
-              <w:pStyle w:val="Sinespaciado"/>
-              <w:spacing w:line="276" w:lineRule="auto"/>
-              <w:rPr>
-                <w:rFonts w:ascii="Arial Nova Cond Light" w:hAnsi="Arial Nova Cond Light"/>
-                <w:b/>
-                <w:bCs/>
-                <w:sz w:val="20"/>
-                <w:szCs w:val="20"/>
-              </w:rPr>
-            </w:pPr>
-            <w:r>
-              <w:rPr>
-                <w:rFonts w:ascii="Arial Nova Cond Light" w:hAnsi="Arial Nova Cond Light"/>
-                <w:b/>
-                <w:bCs/>
+          </w:tcPr>
+          <w:p>
+            <w:pPr>
+              <w:pStyle w:val="Prrafodelista"/>
+              <w:ind w:left="0"/>
+              <w:jc w:val="center"/>
+              <w:rPr>
+                <w:rFonts w:ascii="Arial Nova Cond" w:hAnsi="Arial Nova Cond" w:cs="Times New Roman"/>
+                <w:b/>
+                <w:bCs/>
+                <w:color w:val="000000" w:themeColor="text1"/>
+                <w:sz w:val="20"/>
+                <w:szCs w:val="20"/>
+              </w:rPr>
+            </w:pPr>
+            <w:r>
+              <w:rPr>
+                <w:rFonts w:ascii="Arial Nova Cond" w:hAnsi="Arial Nova Cond" w:cs="Times New Roman"/>
+                <w:b/>
+                <w:bCs/>
+                <w:color w:val="000000" w:themeColor="text1"/>
                 <w:sz w:val="20"/>
                 <w:szCs w:val="20"/>
               </w:rPr>
@@ -11846,33 +11817,29 @@
         <w:tc>
           <w:tcPr>
             <w:tcW w:w="1726" w:type="dxa"/>
-            <w:tcBorders>
-              <w:top w:val="double" w:sz="4" w:space="0" w:color="47D459" w:themeColor="accent3" w:themeTint="99"/>
-              <w:left w:val="double" w:sz="4" w:space="0" w:color="47D459" w:themeColor="accent3" w:themeTint="99"/>
-              <w:bottom w:val="double" w:sz="4" w:space="0" w:color="47D459" w:themeColor="accent3" w:themeTint="99"/>
-              <w:right w:val="double" w:sz="4" w:space="0" w:color="47D459" w:themeColor="accent3" w:themeTint="99"/>
-            </w:tcBorders>
             <w:shd w:val="clear" w:color="auto" w:fill="C1F0C7" w:themeFill="accent3" w:themeFillTint="33"/>
             <w:vAlign w:val="center"/>
-            <w:hideMark/>
-          </w:tcPr>
-          <w:p>
-            <w:pPr>
-              <w:pStyle w:val="Sinespaciado"/>
-              <w:spacing w:line="276" w:lineRule="auto"/>
-              <w:rPr>
-                <w:rFonts w:ascii="Arial Nova Cond Light" w:hAnsi="Arial Nova Cond Light"/>
-                <w:b/>
-                <w:bCs/>
-                <w:sz w:val="20"/>
-                <w:szCs w:val="20"/>
-              </w:rPr>
-            </w:pPr>
-            <w:r>
-              <w:rPr>
-                <w:rFonts w:ascii="Arial Nova Cond Light" w:hAnsi="Arial Nova Cond Light"/>
-                <w:b/>
-                <w:bCs/>
+          </w:tcPr>
+          <w:p>
+            <w:pPr>
+              <w:pStyle w:val="Prrafodelista"/>
+              <w:ind w:left="0"/>
+              <w:jc w:val="center"/>
+              <w:rPr>
+                <w:rFonts w:ascii="Arial Nova Cond" w:hAnsi="Arial Nova Cond" w:cs="Times New Roman"/>
+                <w:b/>
+                <w:bCs/>
+                <w:color w:val="000000" w:themeColor="text1"/>
+                <w:sz w:val="20"/>
+                <w:szCs w:val="20"/>
+              </w:rPr>
+            </w:pPr>
+            <w:r>
+              <w:rPr>
+                <w:rFonts w:ascii="Arial Nova Cond" w:hAnsi="Arial Nova Cond" w:cs="Times New Roman"/>
+                <w:b/>
+                <w:bCs/>
+                <w:color w:val="000000" w:themeColor="text1"/>
                 <w:sz w:val="20"/>
                 <w:szCs w:val="20"/>
               </w:rPr>
@@ -11883,107 +11850,150 @@
         <w:tc>
           <w:tcPr>
             <w:tcW w:w="6169" w:type="dxa"/>
-            <w:tcBorders>
-              <w:top w:val="double" w:sz="4" w:space="0" w:color="47D459" w:themeColor="accent3" w:themeTint="99"/>
-              <w:left w:val="double" w:sz="4" w:space="0" w:color="47D459" w:themeColor="accent3" w:themeTint="99"/>
-              <w:bottom w:val="double" w:sz="4" w:space="0" w:color="47D459" w:themeColor="accent3" w:themeTint="99"/>
-              <w:right w:val="double" w:sz="4" w:space="0" w:color="47D459" w:themeColor="accent3" w:themeTint="99"/>
-            </w:tcBorders>
             <w:shd w:val="clear" w:color="auto" w:fill="C1F0C7" w:themeFill="accent3" w:themeFillTint="33"/>
             <w:vAlign w:val="center"/>
-            <w:hideMark/>
-          </w:tcPr>
-          <w:p>
-            <w:pPr>
-              <w:pStyle w:val="Sinespaciado"/>
-              <w:spacing w:line="276" w:lineRule="auto"/>
-              <w:rPr>
-                <w:rFonts w:ascii="Arial Nova Cond Light" w:hAnsi="Arial Nova Cond Light"/>
-                <w:b/>
-                <w:bCs/>
-                <w:sz w:val="20"/>
-                <w:szCs w:val="20"/>
-              </w:rPr>
-            </w:pPr>
-            <w:r>
-              <w:rPr>
-                <w:rFonts w:ascii="Arial Nova Cond Light" w:hAnsi="Arial Nova Cond Light"/>
-                <w:b/>
-                <w:bCs/>
-                <w:sz w:val="20"/>
-                <w:szCs w:val="20"/>
-              </w:rPr>
-              <w:t>SITUACIÓN SIGNIFICATIVA</w:t>
+          </w:tcPr>
+          <w:p>
+            <w:pPr>
+              <w:pStyle w:val="Prrafodelista"/>
+              <w:ind w:left="0"/>
+              <w:jc w:val="center"/>
+              <w:rPr>
+                <w:rFonts w:ascii="Arial Nova Cond" w:hAnsi="Arial Nova Cond" w:cs="Times New Roman"/>
+                <w:b/>
+                <w:bCs/>
+                <w:color w:val="000000" w:themeColor="text1"/>
+                <w:sz w:val="20"/>
+                <w:szCs w:val="20"/>
+              </w:rPr>
+            </w:pPr>
+            <w:r>
+              <w:rPr>
+                <w:rFonts w:ascii="Arial Nova Cond" w:hAnsi="Arial Nova Cond" w:cs="Times New Roman"/>
+                <w:b/>
+                <w:bCs/>
+                <w:color w:val="000000" w:themeColor="text1"/>
+                <w:sz w:val="20"/>
+                <w:szCs w:val="20"/>
+              </w:rPr>
+              <w:t>SITUACIÓN SIGNIF</w:t>
+            </w:r>
+            <w:r>
+              <w:rPr>
+                <w:rFonts w:ascii="Arial Nova Cond" w:hAnsi="Arial Nova Cond" w:cs="Times New Roman"/>
+                <w:b/>
+                <w:bCs/>
+                <w:color w:val="000000" w:themeColor="text1"/>
+                <w:sz w:val="20"/>
+                <w:szCs w:val="20"/>
+              </w:rPr>
+              <w:t>I</w:t>
+            </w:r>
+            <w:r>
+              <w:rPr>
+                <w:rFonts w:ascii="Arial Nova Cond" w:hAnsi="Arial Nova Cond" w:cs="Times New Roman"/>
+                <w:b/>
+                <w:bCs/>
+                <w:color w:val="000000" w:themeColor="text1"/>
+                <w:sz w:val="20"/>
+                <w:szCs w:val="20"/>
+              </w:rPr>
+              <w:t>CATIVA</w:t>
             </w:r>
           </w:p>
         </w:tc>
         <w:tc>
           <w:tcPr>
             <w:tcW w:w="2015" w:type="dxa"/>
-            <w:tcBorders>
-              <w:top w:val="double" w:sz="4" w:space="0" w:color="47D459" w:themeColor="accent3" w:themeTint="99"/>
-              <w:left w:val="double" w:sz="4" w:space="0" w:color="47D459" w:themeColor="accent3" w:themeTint="99"/>
-              <w:bottom w:val="double" w:sz="4" w:space="0" w:color="47D459" w:themeColor="accent3" w:themeTint="99"/>
-              <w:right w:val="double" w:sz="4" w:space="0" w:color="47D459" w:themeColor="accent3" w:themeTint="99"/>
-            </w:tcBorders>
             <w:shd w:val="clear" w:color="auto" w:fill="C1F0C7" w:themeFill="accent3" w:themeFillTint="33"/>
             <w:vAlign w:val="center"/>
-            <w:hideMark/>
-          </w:tcPr>
-          <w:p>
-            <w:pPr>
-              <w:pStyle w:val="Sinespaciado"/>
-              <w:spacing w:line="276" w:lineRule="auto"/>
-              <w:rPr>
-                <w:rFonts w:ascii="Arial Nova Cond Light" w:hAnsi="Arial Nova Cond Light"/>
-                <w:b/>
-                <w:bCs/>
-                <w:sz w:val="20"/>
-                <w:szCs w:val="20"/>
-              </w:rPr>
-            </w:pPr>
-            <w:r>
-              <w:rPr>
-                <w:rFonts w:ascii="Arial Nova Cond Light" w:hAnsi="Arial Nova Cond Light"/>
-                <w:b/>
-                <w:bCs/>
-                <w:sz w:val="20"/>
-                <w:szCs w:val="20"/>
-              </w:rPr>
-              <w:t>TÍTULO DE LA UNIDAD DIDÁCTICA.</w:t>
+          </w:tcPr>
+          <w:p>
+            <w:pPr>
+              <w:pStyle w:val="Prrafodelista"/>
+              <w:ind w:left="0"/>
+              <w:jc w:val="center"/>
+              <w:rPr>
+                <w:rFonts w:ascii="Arial Nova Cond" w:hAnsi="Arial Nova Cond" w:cs="Times New Roman"/>
+                <w:b/>
+                <w:bCs/>
+                <w:color w:val="000000" w:themeColor="text1"/>
+                <w:sz w:val="20"/>
+                <w:szCs w:val="20"/>
+              </w:rPr>
+            </w:pPr>
+            <w:r>
+              <w:rPr>
+                <w:rFonts w:ascii="Arial Nova Cond" w:hAnsi="Arial Nova Cond" w:cs="Times New Roman"/>
+                <w:b/>
+                <w:bCs/>
+                <w:color w:val="000000" w:themeColor="text1"/>
+                <w:sz w:val="20"/>
+                <w:szCs w:val="20"/>
+              </w:rPr>
+              <w:t>TÍTULO DE LA UNIDAD DID</w:t>
+            </w:r>
+            <w:r>
+              <w:rPr>
+                <w:rFonts w:ascii="Arial Nova Cond" w:hAnsi="Arial Nova Cond" w:cs="Times New Roman"/>
+                <w:b/>
+                <w:bCs/>
+                <w:color w:val="000000" w:themeColor="text1"/>
+                <w:sz w:val="20"/>
+                <w:szCs w:val="20"/>
+              </w:rPr>
+              <w:t>Á</w:t>
+            </w:r>
+            <w:r>
+              <w:rPr>
+                <w:rFonts w:ascii="Arial Nova Cond" w:hAnsi="Arial Nova Cond" w:cs="Times New Roman"/>
+                <w:b/>
+                <w:bCs/>
+                <w:color w:val="000000" w:themeColor="text1"/>
+                <w:sz w:val="20"/>
+                <w:szCs w:val="20"/>
+              </w:rPr>
+              <w:t>CTICA</w:t>
+            </w:r>
+            <w:r>
+              <w:rPr>
+                <w:rFonts w:ascii="Arial Nova Cond" w:hAnsi="Arial Nova Cond" w:cs="Times New Roman"/>
+                <w:b/>
+                <w:bCs/>
+                <w:color w:val="000000" w:themeColor="text1"/>
+                <w:sz w:val="20"/>
+                <w:szCs w:val="20"/>
+              </w:rPr>
+              <w:t>.</w:t>
             </w:r>
           </w:p>
         </w:tc>
         <w:tc>
           <w:tcPr>
             <w:tcW w:w="1634" w:type="dxa"/>
-            <w:tcBorders>
-              <w:top w:val="double" w:sz="4" w:space="0" w:color="47D459" w:themeColor="accent3" w:themeTint="99"/>
-              <w:left w:val="double" w:sz="4" w:space="0" w:color="47D459" w:themeColor="accent3" w:themeTint="99"/>
-              <w:bottom w:val="double" w:sz="4" w:space="0" w:color="47D459" w:themeColor="accent3" w:themeTint="99"/>
-              <w:right w:val="double" w:sz="4" w:space="0" w:color="47D459" w:themeColor="accent3" w:themeTint="99"/>
-            </w:tcBorders>
             <w:shd w:val="clear" w:color="auto" w:fill="C1F0C7" w:themeFill="accent3" w:themeFillTint="33"/>
             <w:vAlign w:val="center"/>
-            <w:hideMark/>
-          </w:tcPr>
-          <w:p>
-            <w:pPr>
-              <w:pStyle w:val="Sinespaciado"/>
-              <w:spacing w:line="276" w:lineRule="auto"/>
-              <w:rPr>
-                <w:rFonts w:ascii="Arial Nova Cond Light" w:hAnsi="Arial Nova Cond Light"/>
-                <w:b/>
-                <w:bCs/>
-                <w:sz w:val="20"/>
-                <w:szCs w:val="20"/>
-              </w:rPr>
-            </w:pPr>
-            <w:r>
-              <w:rPr>
-                <w:rFonts w:ascii="Arial Nova Cond Light" w:hAnsi="Arial Nova Cond Light"/>
-                <w:b/>
-                <w:bCs/>
+          </w:tcPr>
+          <w:p>
+            <w:pPr>
+              <w:pStyle w:val="Prrafodelista"/>
+              <w:ind w:left="0"/>
+              <w:jc w:val="center"/>
+              <w:rPr>
+                <w:rFonts w:ascii="Arial Nova Cond" w:hAnsi="Arial Nova Cond" w:cs="Times New Roman"/>
+                <w:b/>
+                <w:bCs/>
+                <w:color w:val="000000" w:themeColor="text1"/>
+                <w:sz w:val="20"/>
+                <w:szCs w:val="20"/>
+              </w:rPr>
+            </w:pPr>
+            <w:r>
+              <w:rPr>
+                <w:rFonts w:ascii="Arial Nova Cond" w:hAnsi="Arial Nova Cond" w:cs="Times New Roman"/>
+                <w:b/>
+                <w:bCs/>
+                <w:color w:val="000000" w:themeColor="text1"/>
                 <w:sz w:val="20"/>
                 <w:szCs w:val="20"/>
               </w:rPr>
@@ -11994,33 +12004,29 @@
         <w:tc>
           <w:tcPr>
             <w:tcW w:w="1337" w:type="dxa"/>
-            <w:tcBorders>
-              <w:top w:val="double" w:sz="4" w:space="0" w:color="47D459" w:themeColor="accent3" w:themeTint="99"/>
-              <w:left w:val="double" w:sz="4" w:space="0" w:color="47D459" w:themeColor="accent3" w:themeTint="99"/>
-              <w:bottom w:val="double" w:sz="4" w:space="0" w:color="47D459" w:themeColor="accent3" w:themeTint="99"/>
-              <w:right w:val="double" w:sz="4" w:space="0" w:color="47D459" w:themeColor="accent3" w:themeTint="99"/>
-            </w:tcBorders>
             <w:shd w:val="clear" w:color="auto" w:fill="C1F0C7" w:themeFill="accent3" w:themeFillTint="33"/>
             <w:vAlign w:val="center"/>
-            <w:hideMark/>
-          </w:tcPr>
-          <w:p>
-            <w:pPr>
-              <w:pStyle w:val="Sinespaciado"/>
-              <w:spacing w:line="276" w:lineRule="auto"/>
-              <w:rPr>
-                <w:rFonts w:ascii="Arial Nova Cond Light" w:hAnsi="Arial Nova Cond Light"/>
-                <w:b/>
-                <w:bCs/>
-                <w:sz w:val="20"/>
-                <w:szCs w:val="20"/>
-              </w:rPr>
-            </w:pPr>
-            <w:r>
-              <w:rPr>
-                <w:rFonts w:ascii="Arial Nova Cond Light" w:hAnsi="Arial Nova Cond Light"/>
-                <w:b/>
-                <w:bCs/>
+          </w:tcPr>
+          <w:p>
+            <w:pPr>
+              <w:pStyle w:val="Prrafodelista"/>
+              <w:ind w:left="0"/>
+              <w:jc w:val="center"/>
+              <w:rPr>
+                <w:rFonts w:ascii="Arial Nova Cond" w:hAnsi="Arial Nova Cond" w:cs="Times New Roman"/>
+                <w:b/>
+                <w:bCs/>
+                <w:color w:val="000000" w:themeColor="text1"/>
+                <w:sz w:val="20"/>
+                <w:szCs w:val="20"/>
+              </w:rPr>
+            </w:pPr>
+            <w:r>
+              <w:rPr>
+                <w:rFonts w:ascii="Arial Nova Cond" w:hAnsi="Arial Nova Cond" w:cs="Times New Roman"/>
+                <w:b/>
+                <w:bCs/>
+                <w:color w:val="000000" w:themeColor="text1"/>
                 <w:sz w:val="20"/>
                 <w:szCs w:val="20"/>
               </w:rPr>
@@ -12038,20 +12044,21 @@
           <w:tcPr>
             <w:tcW w:w="875" w:type="dxa"/>
             <w:vMerge w:val="restart"/>
-            <w:tcBorders>
-              <w:top w:val="double" w:sz="4" w:space="0" w:color="47D459" w:themeColor="accent3" w:themeTint="99"/>
-              <w:left w:val="double" w:sz="4" w:space="0" w:color="47D459" w:themeColor="accent3" w:themeTint="99"/>
-              <w:bottom w:val="double" w:sz="4" w:space="0" w:color="47D459" w:themeColor="accent3" w:themeTint="99"/>
-              <w:right w:val="double" w:sz="4" w:space="0" w:color="47D459" w:themeColor="accent3" w:themeTint="99"/>
-            </w:tcBorders>
-            <w:vAlign w:val="center"/>
-            <w:hideMark/>
-          </w:tcPr>
-          <w:p>
-            <w:pPr>
-              <w:pStyle w:val="Sinespaciado"/>
-              <w:rPr>
-                <w:rFonts w:ascii="Arial Nova Cond Light" w:hAnsi="Arial Nova Cond Light"/>
+            <w:vAlign w:val="center"/>
+          </w:tcPr>
+          <w:p>
+            <w:pPr>
+              <w:pStyle w:val="Prrafodelista"/>
+              <w:tabs>
+                <w:tab w:val="left" w:pos="0"/>
+                <w:tab w:val="left" w:pos="142"/>
+                <w:tab w:val="left" w:pos="284"/>
+              </w:tabs>
+              <w:spacing w:line="276" w:lineRule="auto"/>
+              <w:ind w:left="0"/>
+              <w:jc w:val="center"/>
+              <w:rPr>
+                <w:rFonts w:ascii="Arial Nova Cond" w:eastAsia="Calibri" w:hAnsi="Arial Nova Cond" w:cs="Times New Roman"/>
                 <w:b/>
                 <w:bCs/>
                 <w:sz w:val="20"/>
@@ -12061,7 +12068,7 @@
             </w:pPr>
             <w:r>
               <w:rPr>
-                <w:rFonts w:ascii="Arial Nova Cond Light" w:hAnsi="Arial Nova Cond Light"/>
+                <w:rFonts w:ascii="Arial Nova Cond" w:eastAsia="Calibri" w:hAnsi="Arial Nova Cond" w:cs="Times New Roman"/>
                 <w:b/>
                 <w:bCs/>
                 <w:sz w:val="20"/>
@@ -12075,20 +12082,21 @@
         <w:tc>
           <w:tcPr>
             <w:tcW w:w="1095" w:type="dxa"/>
-            <w:tcBorders>
-              <w:top w:val="double" w:sz="4" w:space="0" w:color="47D459" w:themeColor="accent3" w:themeTint="99"/>
-              <w:left w:val="double" w:sz="4" w:space="0" w:color="47D459" w:themeColor="accent3" w:themeTint="99"/>
-              <w:bottom w:val="double" w:sz="4" w:space="0" w:color="47D459" w:themeColor="accent3" w:themeTint="99"/>
-              <w:right w:val="double" w:sz="4" w:space="0" w:color="47D459" w:themeColor="accent3" w:themeTint="99"/>
-            </w:tcBorders>
-            <w:vAlign w:val="center"/>
-            <w:hideMark/>
-          </w:tcPr>
-          <w:p>
-            <w:pPr>
-              <w:pStyle w:val="Sinespaciado"/>
-              <w:rPr>
-                <w:rFonts w:ascii="Arial Nova Cond Light" w:hAnsi="Arial Nova Cond Light"/>
+            <w:vAlign w:val="center"/>
+          </w:tcPr>
+          <w:p>
+            <w:pPr>
+              <w:pStyle w:val="Prrafodelista"/>
+              <w:tabs>
+                <w:tab w:val="left" w:pos="0"/>
+                <w:tab w:val="left" w:pos="142"/>
+                <w:tab w:val="left" w:pos="284"/>
+              </w:tabs>
+              <w:spacing w:line="276" w:lineRule="auto"/>
+              <w:ind w:left="0"/>
+              <w:jc w:val="center"/>
+              <w:rPr>
+                <w:rFonts w:ascii="Arial Nova Cond" w:eastAsia="Calibri" w:hAnsi="Arial Nova Cond" w:cs="Times New Roman"/>
                 <w:b/>
                 <w:bCs/>
                 <w:sz w:val="20"/>
@@ -12098,7 +12106,7 @@
             </w:pPr>
             <w:r>
               <w:rPr>
-                <w:rFonts w:ascii="Arial Nova Cond Light" w:hAnsi="Arial Nova Cond Light"/>
+                <w:rFonts w:ascii="Arial Nova Cond" w:eastAsia="Calibri" w:hAnsi="Arial Nova Cond" w:cs="Times New Roman"/>
                 <w:b/>
                 <w:bCs/>
                 <w:sz w:val="20"/>
@@ -12112,20 +12120,21 @@
         <w:tc>
           <w:tcPr>
             <w:tcW w:w="1726" w:type="dxa"/>
-            <w:tcBorders>
-              <w:top w:val="double" w:sz="4" w:space="0" w:color="47D459" w:themeColor="accent3" w:themeTint="99"/>
-              <w:left w:val="double" w:sz="4" w:space="0" w:color="47D459" w:themeColor="accent3" w:themeTint="99"/>
-              <w:bottom w:val="double" w:sz="4" w:space="0" w:color="47D459" w:themeColor="accent3" w:themeTint="99"/>
-              <w:right w:val="double" w:sz="4" w:space="0" w:color="47D459" w:themeColor="accent3" w:themeTint="99"/>
-            </w:tcBorders>
-            <w:vAlign w:val="center"/>
-            <w:hideMark/>
-          </w:tcPr>
-          <w:p>
-            <w:pPr>
-              <w:pStyle w:val="Sinespaciado"/>
-              <w:rPr>
-                <w:rFonts w:ascii="Arial Nova Cond Light" w:hAnsi="Arial Nova Cond Light"/>
+            <w:vAlign w:val="center"/>
+          </w:tcPr>
+          <w:p>
+            <w:pPr>
+              <w:pStyle w:val="Prrafodelista"/>
+              <w:tabs>
+                <w:tab w:val="left" w:pos="0"/>
+                <w:tab w:val="left" w:pos="142"/>
+                <w:tab w:val="left" w:pos="284"/>
+              </w:tabs>
+              <w:spacing w:line="276" w:lineRule="auto"/>
+              <w:ind w:left="0"/>
+              <w:jc w:val="both"/>
+              <w:rPr>
+                <w:rFonts w:ascii="Arial Nova Cond" w:eastAsia="Calibri" w:hAnsi="Arial Nova Cond" w:cs="Times New Roman"/>
                 <w:sz w:val="20"/>
                 <w:szCs w:val="20"/>
                 <w:lang w:val="es-ES_tradnl"/>
@@ -12133,7 +12142,7 @@
             </w:pPr>
             <w:r>
               <w:rPr>
-                <w:rFonts w:ascii="Arial Nova Cond Light" w:hAnsi="Arial Nova Cond Light"/>
+                <w:rFonts w:ascii="Arial Nova Cond" w:eastAsia="Calibri" w:hAnsi="Arial Nova Cond" w:cs="Times New Roman"/>
                 <w:sz w:val="20"/>
                 <w:szCs w:val="20"/>
                 <w:lang w:val="es-ES_tradnl"/>
@@ -12145,20 +12154,21 @@
         <w:tc>
           <w:tcPr>
             <w:tcW w:w="6169" w:type="dxa"/>
-            <w:tcBorders>
-              <w:top w:val="double" w:sz="4" w:space="0" w:color="47D459" w:themeColor="accent3" w:themeTint="99"/>
-              <w:left w:val="double" w:sz="4" w:space="0" w:color="47D459" w:themeColor="accent3" w:themeTint="99"/>
-              <w:bottom w:val="double" w:sz="4" w:space="0" w:color="47D459" w:themeColor="accent3" w:themeTint="99"/>
-              <w:right w:val="double" w:sz="4" w:space="0" w:color="47D459" w:themeColor="accent3" w:themeTint="99"/>
-            </w:tcBorders>
-            <w:vAlign w:val="center"/>
-            <w:hideMark/>
-          </w:tcPr>
-          <w:p>
-            <w:pPr>
-              <w:pStyle w:val="Sinespaciado"/>
-              <w:rPr>
-                <w:rFonts w:ascii="Arial Nova Cond Light" w:hAnsi="Arial Nova Cond Light"/>
+            <w:vAlign w:val="center"/>
+          </w:tcPr>
+          <w:p>
+            <w:pPr>
+              <w:pStyle w:val="Prrafodelista"/>
+              <w:tabs>
+                <w:tab w:val="left" w:pos="0"/>
+                <w:tab w:val="left" w:pos="142"/>
+                <w:tab w:val="left" w:pos="284"/>
+              </w:tabs>
+              <w:spacing w:line="276" w:lineRule="auto"/>
+              <w:ind w:left="0"/>
+              <w:jc w:val="both"/>
+              <w:rPr>
+                <w:rFonts w:ascii="Arial Nova Cond" w:eastAsia="Calibri" w:hAnsi="Arial Nova Cond" w:cs="Times New Roman"/>
                 <w:sz w:val="20"/>
                 <w:szCs w:val="20"/>
                 <w:lang w:val="es-ES_tradnl"/>
@@ -12166,7 +12176,7 @@
             </w:pPr>
             <w:r>
               <w:rPr>
-                <w:rFonts w:ascii="Arial Nova Cond Light" w:hAnsi="Arial Nova Cond Light"/>
+                <w:rFonts w:ascii="Arial Nova Cond" w:eastAsia="Calibri" w:hAnsi="Arial Nova Cond" w:cs="Times New Roman"/>
                 <w:sz w:val="20"/>
                 <w:szCs w:val="20"/>
                 <w:lang w:val="es-ES_tradnl"/>
@@ -12178,28 +12188,27 @@
         <w:tc>
           <w:tcPr>
             <w:tcW w:w="2015" w:type="dxa"/>
-            <w:tcBorders>
-              <w:top w:val="double" w:sz="4" w:space="0" w:color="47D459" w:themeColor="accent3" w:themeTint="99"/>
-              <w:left w:val="double" w:sz="4" w:space="0" w:color="47D459" w:themeColor="accent3" w:themeTint="99"/>
-              <w:bottom w:val="double" w:sz="4" w:space="0" w:color="47D459" w:themeColor="accent3" w:themeTint="99"/>
-              <w:right w:val="double" w:sz="4" w:space="0" w:color="47D459" w:themeColor="accent3" w:themeTint="99"/>
-            </w:tcBorders>
-            <w:vAlign w:val="center"/>
-            <w:hideMark/>
-          </w:tcPr>
-          <w:p>
-            <w:pPr>
-              <w:pStyle w:val="Sinespaciado"/>
-              <w:spacing w:line="276" w:lineRule="auto"/>
-              <w:rPr>
-                <w:rFonts w:ascii="Arial Nova Cond Light" w:hAnsi="Arial Nova Cond Light"/>
-                <w:sz w:val="20"/>
-                <w:szCs w:val="20"/>
-              </w:rPr>
-            </w:pPr>
-            <w:r>
-              <w:rPr>
-                <w:rFonts w:ascii="Arial Nova Cond Light" w:hAnsi="Arial Nova Cond Light"/>
+            <w:vAlign w:val="center"/>
+          </w:tcPr>
+          <w:p>
+            <w:pPr>
+              <w:autoSpaceDE w:val="0"/>
+              <w:autoSpaceDN w:val="0"/>
+              <w:adjustRightInd w:val="0"/>
+              <w:jc w:val="center"/>
+              <w:rPr>
+                <w:rFonts w:ascii="Arial Nova Cond" w:hAnsi="Arial Nova Cond" w:cs="Arial"/>
+                <w:color w:val="000000"/>
+                <w:kern w:val="0"/>
+                <w:sz w:val="20"/>
+                <w:szCs w:val="20"/>
+              </w:rPr>
+            </w:pPr>
+            <w:r>
+              <w:rPr>
+                <w:rFonts w:ascii="Arial Nova Cond" w:hAnsi="Arial Nova Cond" w:cs="Arial"/>
+                <w:color w:val="000000"/>
+                <w:kern w:val="0"/>
                 <w:sz w:val="20"/>
                 <w:szCs w:val="20"/>
               </w:rPr>
@@ -12210,28 +12219,27 @@
         <w:tc>
           <w:tcPr>
             <w:tcW w:w="1634" w:type="dxa"/>
-            <w:tcBorders>
-              <w:top w:val="double" w:sz="4" w:space="0" w:color="47D459" w:themeColor="accent3" w:themeTint="99"/>
-              <w:left w:val="double" w:sz="4" w:space="0" w:color="47D459" w:themeColor="accent3" w:themeTint="99"/>
-              <w:bottom w:val="double" w:sz="4" w:space="0" w:color="47D459" w:themeColor="accent3" w:themeTint="99"/>
-              <w:right w:val="double" w:sz="4" w:space="0" w:color="47D459" w:themeColor="accent3" w:themeTint="99"/>
-            </w:tcBorders>
-            <w:vAlign w:val="center"/>
-            <w:hideMark/>
-          </w:tcPr>
-          <w:p>
-            <w:pPr>
-              <w:pStyle w:val="Sinespaciado"/>
-              <w:spacing w:line="276" w:lineRule="auto"/>
-              <w:rPr>
-                <w:rFonts w:ascii="Arial Nova Cond Light" w:hAnsi="Arial Nova Cond Light"/>
-                <w:sz w:val="20"/>
-                <w:szCs w:val="20"/>
-              </w:rPr>
-            </w:pPr>
-            <w:r>
-              <w:rPr>
-                <w:rFonts w:ascii="Arial Nova Cond Light" w:hAnsi="Arial Nova Cond Light"/>
+            <w:vAlign w:val="center"/>
+          </w:tcPr>
+          <w:p>
+            <w:pPr>
+              <w:autoSpaceDE w:val="0"/>
+              <w:autoSpaceDN w:val="0"/>
+              <w:adjustRightInd w:val="0"/>
+              <w:jc w:val="both"/>
+              <w:rPr>
+                <w:rFonts w:ascii="Arial Nova Cond" w:hAnsi="Arial Nova Cond" w:cs="Arial"/>
+                <w:color w:val="000000"/>
+                <w:kern w:val="0"/>
+                <w:sz w:val="20"/>
+                <w:szCs w:val="20"/>
+              </w:rPr>
+            </w:pPr>
+            <w:r>
+              <w:rPr>
+                <w:rFonts w:ascii="Arial Nova Cond" w:hAnsi="Arial Nova Cond" w:cs="Arial"/>
+                <w:color w:val="000000"/>
+                <w:kern w:val="0"/>
                 <w:sz w:val="20"/>
                 <w:szCs w:val="20"/>
               </w:rPr>
@@ -12242,28 +12250,27 @@
         <w:tc>
           <w:tcPr>
             <w:tcW w:w="1337" w:type="dxa"/>
-            <w:tcBorders>
-              <w:top w:val="double" w:sz="4" w:space="0" w:color="47D459" w:themeColor="accent3" w:themeTint="99"/>
-              <w:left w:val="double" w:sz="4" w:space="0" w:color="47D459" w:themeColor="accent3" w:themeTint="99"/>
-              <w:bottom w:val="double" w:sz="4" w:space="0" w:color="47D459" w:themeColor="accent3" w:themeTint="99"/>
-              <w:right w:val="double" w:sz="4" w:space="0" w:color="47D459" w:themeColor="accent3" w:themeTint="99"/>
-            </w:tcBorders>
-            <w:vAlign w:val="center"/>
-            <w:hideMark/>
-          </w:tcPr>
-          <w:p>
-            <w:pPr>
-              <w:pStyle w:val="Sinespaciado"/>
-              <w:spacing w:line="276" w:lineRule="auto"/>
-              <w:rPr>
-                <w:rFonts w:ascii="Arial Nova Cond Light" w:hAnsi="Arial Nova Cond Light"/>
-                <w:sz w:val="20"/>
-                <w:szCs w:val="20"/>
-              </w:rPr>
-            </w:pPr>
-            <w:r>
-              <w:rPr>
-                <w:rFonts w:ascii="Arial Nova Cond Light" w:hAnsi="Arial Nova Cond Light"/>
+            <w:vAlign w:val="center"/>
+          </w:tcPr>
+          <w:p>
+            <w:pPr>
+              <w:autoSpaceDE w:val="0"/>
+              <w:autoSpaceDN w:val="0"/>
+              <w:adjustRightInd w:val="0"/>
+              <w:jc w:val="center"/>
+              <w:rPr>
+                <w:rFonts w:ascii="Arial Nova Cond" w:hAnsi="Arial Nova Cond" w:cs="Arial"/>
+                <w:color w:val="000000"/>
+                <w:kern w:val="0"/>
+                <w:sz w:val="20"/>
+                <w:szCs w:val="20"/>
+              </w:rPr>
+            </w:pPr>
+            <w:r>
+              <w:rPr>
+                <w:rFonts w:ascii="Arial Nova Cond" w:hAnsi="Arial Nova Cond" w:cs="Arial"/>
+                <w:color w:val="000000"/>
+                <w:kern w:val="0"/>
                 <w:sz w:val="20"/>
                 <w:szCs w:val="20"/>
               </w:rPr>
@@ -12281,21 +12288,21 @@
           <w:tcPr>
             <w:tcW w:w="875" w:type="dxa"/>
             <w:vMerge/>
-            <w:tcBorders>
-              <w:top w:val="double" w:sz="4" w:space="0" w:color="47D459" w:themeColor="accent3" w:themeTint="99"/>
-              <w:left w:val="double" w:sz="4" w:space="0" w:color="47D459" w:themeColor="accent3" w:themeTint="99"/>
-              <w:bottom w:val="double" w:sz="4" w:space="0" w:color="47D459" w:themeColor="accent3" w:themeTint="99"/>
-              <w:right w:val="double" w:sz="4" w:space="0" w:color="47D459" w:themeColor="accent3" w:themeTint="99"/>
-            </w:tcBorders>
-            <w:vAlign w:val="center"/>
-            <w:hideMark/>
-          </w:tcPr>
-          <w:p>
-            <w:pPr>
-              <w:pStyle w:val="Sinespaciado"/>
-              <w:spacing w:line="276" w:lineRule="auto"/>
-              <w:rPr>
-                <w:rFonts w:ascii="Arial Nova Cond Light" w:hAnsi="Arial Nova Cond Light"/>
+            <w:vAlign w:val="center"/>
+          </w:tcPr>
+          <w:p>
+            <w:pPr>
+              <w:pStyle w:val="Prrafodelista"/>
+              <w:tabs>
+                <w:tab w:val="left" w:pos="0"/>
+                <w:tab w:val="left" w:pos="142"/>
+                <w:tab w:val="left" w:pos="284"/>
+              </w:tabs>
+              <w:spacing w:line="276" w:lineRule="auto"/>
+              <w:ind w:left="0"/>
+              <w:jc w:val="center"/>
+              <w:rPr>
+                <w:rFonts w:ascii="Arial Nova Cond" w:eastAsia="Calibri" w:hAnsi="Arial Nova Cond" w:cs="Times New Roman"/>
                 <w:b/>
                 <w:bCs/>
                 <w:sz w:val="20"/>
@@ -12308,20 +12315,21 @@
         <w:tc>
           <w:tcPr>
             <w:tcW w:w="1095" w:type="dxa"/>
-            <w:tcBorders>
-              <w:top w:val="double" w:sz="4" w:space="0" w:color="47D459" w:themeColor="accent3" w:themeTint="99"/>
-              <w:left w:val="double" w:sz="4" w:space="0" w:color="47D459" w:themeColor="accent3" w:themeTint="99"/>
-              <w:bottom w:val="double" w:sz="4" w:space="0" w:color="47D459" w:themeColor="accent3" w:themeTint="99"/>
-              <w:right w:val="double" w:sz="4" w:space="0" w:color="47D459" w:themeColor="accent3" w:themeTint="99"/>
-            </w:tcBorders>
-            <w:vAlign w:val="center"/>
-            <w:hideMark/>
-          </w:tcPr>
-          <w:p>
-            <w:pPr>
-              <w:pStyle w:val="Sinespaciado"/>
-              <w:rPr>
-                <w:rFonts w:ascii="Arial Nova Cond Light" w:hAnsi="Arial Nova Cond Light"/>
+            <w:vAlign w:val="center"/>
+          </w:tcPr>
+          <w:p>
+            <w:pPr>
+              <w:pStyle w:val="Prrafodelista"/>
+              <w:tabs>
+                <w:tab w:val="left" w:pos="0"/>
+                <w:tab w:val="left" w:pos="142"/>
+                <w:tab w:val="left" w:pos="284"/>
+              </w:tabs>
+              <w:spacing w:line="276" w:lineRule="auto"/>
+              <w:ind w:left="0"/>
+              <w:jc w:val="center"/>
+              <w:rPr>
+                <w:rFonts w:ascii="Arial Nova Cond" w:eastAsia="Calibri" w:hAnsi="Arial Nova Cond" w:cs="Times New Roman"/>
                 <w:b/>
                 <w:bCs/>
                 <w:sz w:val="20"/>
@@ -12331,7 +12339,7 @@
             </w:pPr>
             <w:r>
               <w:rPr>
-                <w:rFonts w:ascii="Arial Nova Cond Light" w:hAnsi="Arial Nova Cond Light"/>
+                <w:rFonts w:ascii="Arial Nova Cond" w:eastAsia="Calibri" w:hAnsi="Arial Nova Cond" w:cs="Times New Roman"/>
                 <w:b/>
                 <w:bCs/>
                 <w:sz w:val="20"/>
@@ -12345,28 +12353,21 @@
         <w:tc>
           <w:tcPr>
             <w:tcW w:w="1726" w:type="dxa"/>
-            <w:tcBorders>
-              <w:top w:val="double" w:sz="4" w:space="0" w:color="47D459" w:themeColor="accent3" w:themeTint="99"/>
-              <w:left w:val="double" w:sz="4" w:space="0" w:color="47D459" w:themeColor="accent3" w:themeTint="99"/>
-              <w:bottom w:val="double" w:sz="4" w:space="0" w:color="47D459" w:themeColor="accent3" w:themeTint="99"/>
-              <w:right w:val="double" w:sz="4" w:space="0" w:color="47D459" w:themeColor="accent3" w:themeTint="99"/>
-            </w:tcBorders>
-            <w:vAlign w:val="center"/>
-            <w:hideMark/>
-          </w:tcPr>
-          <w:p>
-            <w:pPr>
-              <w:pStyle w:val="Sinespaciado"/>
-              <w:spacing w:line="276" w:lineRule="auto"/>
-              <w:rPr>
-                <w:rFonts w:ascii="Arial Nova Cond Light" w:hAnsi="Arial Nova Cond Light"/>
-                <w:sz w:val="20"/>
-                <w:szCs w:val="20"/>
-              </w:rPr>
-            </w:pPr>
-            <w:r>
-              <w:rPr>
-                <w:rFonts w:ascii="Arial Nova Cond Light" w:hAnsi="Arial Nova Cond Light"/>
+            <w:vAlign w:val="center"/>
+          </w:tcPr>
+          <w:p>
+            <w:pPr>
+              <w:pStyle w:val="NormalWeb"/>
+              <w:jc w:val="both"/>
+              <w:rPr>
+                <w:rFonts w:ascii="Arial Nova Cond" w:hAnsi="Arial Nova Cond"/>
+                <w:sz w:val="20"/>
+                <w:szCs w:val="20"/>
+              </w:rPr>
+            </w:pPr>
+            <w:r>
+              <w:rPr>
+                <w:rFonts w:ascii="Arial Nova Cond" w:eastAsia="Calibri" w:hAnsi="Arial Nova Cond"/>
                 <w:sz w:val="20"/>
                 <w:szCs w:val="20"/>
                 <w:lang w:val="es-ES_tradnl"/>
@@ -12378,20 +12379,21 @@
         <w:tc>
           <w:tcPr>
             <w:tcW w:w="6169" w:type="dxa"/>
-            <w:tcBorders>
-              <w:top w:val="double" w:sz="4" w:space="0" w:color="47D459" w:themeColor="accent3" w:themeTint="99"/>
-              <w:left w:val="double" w:sz="4" w:space="0" w:color="47D459" w:themeColor="accent3" w:themeTint="99"/>
-              <w:bottom w:val="double" w:sz="4" w:space="0" w:color="47D459" w:themeColor="accent3" w:themeTint="99"/>
-              <w:right w:val="double" w:sz="4" w:space="0" w:color="47D459" w:themeColor="accent3" w:themeTint="99"/>
-            </w:tcBorders>
-            <w:vAlign w:val="center"/>
-            <w:hideMark/>
-          </w:tcPr>
-          <w:p>
-            <w:pPr>
-              <w:pStyle w:val="Sinespaciado"/>
-              <w:rPr>
-                <w:rFonts w:ascii="Arial Nova Cond Light" w:hAnsi="Arial Nova Cond Light"/>
+            <w:vAlign w:val="center"/>
+          </w:tcPr>
+          <w:p>
+            <w:pPr>
+              <w:pStyle w:val="Prrafodelista"/>
+              <w:tabs>
+                <w:tab w:val="left" w:pos="0"/>
+                <w:tab w:val="left" w:pos="142"/>
+                <w:tab w:val="left" w:pos="284"/>
+              </w:tabs>
+              <w:spacing w:line="276" w:lineRule="auto"/>
+              <w:ind w:left="0"/>
+              <w:jc w:val="both"/>
+              <w:rPr>
+                <w:rFonts w:ascii="Arial Nova Cond" w:eastAsia="Calibri" w:hAnsi="Arial Nova Cond" w:cs="Times New Roman"/>
                 <w:sz w:val="20"/>
                 <w:szCs w:val="20"/>
                 <w:lang w:val="es-ES_tradnl"/>
@@ -12399,7 +12401,7 @@
             </w:pPr>
             <w:r>
               <w:rPr>
-                <w:rFonts w:ascii="Arial Nova Cond Light" w:hAnsi="Arial Nova Cond Light"/>
+                <w:rFonts w:ascii="Arial Nova Cond" w:eastAsia="Calibri" w:hAnsi="Arial Nova Cond" w:cs="Times New Roman"/>
                 <w:sz w:val="20"/>
                 <w:szCs w:val="20"/>
                 <w:lang w:val="es-ES_tradnl"/>
@@ -12411,28 +12413,27 @@
         <w:tc>
           <w:tcPr>
             <w:tcW w:w="2015" w:type="dxa"/>
-            <w:tcBorders>
-              <w:top w:val="double" w:sz="4" w:space="0" w:color="47D459" w:themeColor="accent3" w:themeTint="99"/>
-              <w:left w:val="double" w:sz="4" w:space="0" w:color="47D459" w:themeColor="accent3" w:themeTint="99"/>
-              <w:bottom w:val="double" w:sz="4" w:space="0" w:color="47D459" w:themeColor="accent3" w:themeTint="99"/>
-              <w:right w:val="double" w:sz="4" w:space="0" w:color="47D459" w:themeColor="accent3" w:themeTint="99"/>
-            </w:tcBorders>
-            <w:vAlign w:val="center"/>
-            <w:hideMark/>
-          </w:tcPr>
-          <w:p>
-            <w:pPr>
-              <w:pStyle w:val="Sinespaciado"/>
-              <w:spacing w:line="276" w:lineRule="auto"/>
-              <w:rPr>
-                <w:rFonts w:ascii="Arial Nova Cond Light" w:hAnsi="Arial Nova Cond Light"/>
-                <w:sz w:val="20"/>
-                <w:szCs w:val="20"/>
-              </w:rPr>
-            </w:pPr>
-            <w:r>
-              <w:rPr>
-                <w:rFonts w:ascii="Arial Nova Cond Light" w:hAnsi="Arial Nova Cond Light"/>
+            <w:vAlign w:val="center"/>
+          </w:tcPr>
+          <w:p>
+            <w:pPr>
+              <w:autoSpaceDE w:val="0"/>
+              <w:autoSpaceDN w:val="0"/>
+              <w:adjustRightInd w:val="0"/>
+              <w:jc w:val="center"/>
+              <w:rPr>
+                <w:rFonts w:ascii="Arial Nova Cond" w:hAnsi="Arial Nova Cond" w:cs="Arial"/>
+                <w:color w:val="000000" w:themeColor="text1"/>
+                <w:kern w:val="0"/>
+                <w:sz w:val="20"/>
+                <w:szCs w:val="20"/>
+              </w:rPr>
+            </w:pPr>
+            <w:r>
+              <w:rPr>
+                <w:rFonts w:ascii="Arial Nova Cond" w:hAnsi="Arial Nova Cond" w:cs="Arial"/>
+                <w:color w:val="000000"/>
+                <w:kern w:val="0"/>
                 <w:sz w:val="20"/>
                 <w:szCs w:val="20"/>
               </w:rPr>
@@ -12443,28 +12444,27 @@
         <w:tc>
           <w:tcPr>
             <w:tcW w:w="1634" w:type="dxa"/>
-            <w:tcBorders>
-              <w:top w:val="double" w:sz="4" w:space="0" w:color="47D459" w:themeColor="accent3" w:themeTint="99"/>
-              <w:left w:val="double" w:sz="4" w:space="0" w:color="47D459" w:themeColor="accent3" w:themeTint="99"/>
-              <w:bottom w:val="double" w:sz="4" w:space="0" w:color="47D459" w:themeColor="accent3" w:themeTint="99"/>
-              <w:right w:val="double" w:sz="4" w:space="0" w:color="47D459" w:themeColor="accent3" w:themeTint="99"/>
-            </w:tcBorders>
-            <w:vAlign w:val="center"/>
-            <w:hideMark/>
-          </w:tcPr>
-          <w:p>
-            <w:pPr>
-              <w:pStyle w:val="Sinespaciado"/>
-              <w:spacing w:line="276" w:lineRule="auto"/>
-              <w:rPr>
-                <w:rFonts w:ascii="Arial Nova Cond Light" w:hAnsi="Arial Nova Cond Light"/>
-                <w:sz w:val="20"/>
-                <w:szCs w:val="20"/>
-              </w:rPr>
-            </w:pPr>
-            <w:r>
-              <w:rPr>
-                <w:rFonts w:ascii="Arial Nova Cond Light" w:hAnsi="Arial Nova Cond Light"/>
+            <w:vAlign w:val="center"/>
+          </w:tcPr>
+          <w:p>
+            <w:pPr>
+              <w:autoSpaceDE w:val="0"/>
+              <w:autoSpaceDN w:val="0"/>
+              <w:adjustRightInd w:val="0"/>
+              <w:jc w:val="both"/>
+              <w:rPr>
+                <w:rFonts w:ascii="Arial Nova Cond" w:hAnsi="Arial Nova Cond" w:cs="Arial"/>
+                <w:color w:val="000000"/>
+                <w:kern w:val="0"/>
+                <w:sz w:val="20"/>
+                <w:szCs w:val="20"/>
+              </w:rPr>
+            </w:pPr>
+            <w:r>
+              <w:rPr>
+                <w:rFonts w:ascii="Arial Nova Cond" w:hAnsi="Arial Nova Cond" w:cs="Arial"/>
+                <w:color w:val="000000"/>
+                <w:kern w:val="0"/>
                 <w:sz w:val="20"/>
                 <w:szCs w:val="20"/>
               </w:rPr>
@@ -12475,28 +12475,27 @@
         <w:tc>
           <w:tcPr>
             <w:tcW w:w="1337" w:type="dxa"/>
-            <w:tcBorders>
-              <w:top w:val="double" w:sz="4" w:space="0" w:color="47D459" w:themeColor="accent3" w:themeTint="99"/>
-              <w:left w:val="double" w:sz="4" w:space="0" w:color="47D459" w:themeColor="accent3" w:themeTint="99"/>
-              <w:bottom w:val="double" w:sz="4" w:space="0" w:color="47D459" w:themeColor="accent3" w:themeTint="99"/>
-              <w:right w:val="double" w:sz="4" w:space="0" w:color="47D459" w:themeColor="accent3" w:themeTint="99"/>
-            </w:tcBorders>
-            <w:vAlign w:val="center"/>
-            <w:hideMark/>
-          </w:tcPr>
-          <w:p>
-            <w:pPr>
-              <w:pStyle w:val="Sinespaciado"/>
-              <w:spacing w:line="276" w:lineRule="auto"/>
-              <w:rPr>
-                <w:rFonts w:ascii="Arial Nova Cond Light" w:hAnsi="Arial Nova Cond Light"/>
-                <w:sz w:val="20"/>
-                <w:szCs w:val="20"/>
-              </w:rPr>
-            </w:pPr>
-            <w:r>
-              <w:rPr>
-                <w:rFonts w:ascii="Arial Nova Cond Light" w:hAnsi="Arial Nova Cond Light"/>
+            <w:vAlign w:val="center"/>
+          </w:tcPr>
+          <w:p>
+            <w:pPr>
+              <w:autoSpaceDE w:val="0"/>
+              <w:autoSpaceDN w:val="0"/>
+              <w:adjustRightInd w:val="0"/>
+              <w:jc w:val="center"/>
+              <w:rPr>
+                <w:rFonts w:ascii="Arial Nova Cond" w:hAnsi="Arial Nova Cond" w:cs="Arial"/>
+                <w:color w:val="000000"/>
+                <w:kern w:val="0"/>
+                <w:sz w:val="20"/>
+                <w:szCs w:val="20"/>
+              </w:rPr>
+            </w:pPr>
+            <w:r>
+              <w:rPr>
+                <w:rFonts w:ascii="Arial Nova Cond" w:hAnsi="Arial Nova Cond" w:cs="Arial"/>
+                <w:color w:val="000000"/>
+                <w:kern w:val="0"/>
                 <w:sz w:val="20"/>
                 <w:szCs w:val="20"/>
               </w:rPr>
@@ -12514,21 +12513,21 @@
           <w:tcPr>
             <w:tcW w:w="875" w:type="dxa"/>
             <w:vMerge/>
-            <w:tcBorders>
-              <w:top w:val="double" w:sz="4" w:space="0" w:color="47D459" w:themeColor="accent3" w:themeTint="99"/>
-              <w:left w:val="double" w:sz="4" w:space="0" w:color="47D459" w:themeColor="accent3" w:themeTint="99"/>
-              <w:bottom w:val="double" w:sz="4" w:space="0" w:color="47D459" w:themeColor="accent3" w:themeTint="99"/>
-              <w:right w:val="double" w:sz="4" w:space="0" w:color="47D459" w:themeColor="accent3" w:themeTint="99"/>
-            </w:tcBorders>
-            <w:vAlign w:val="center"/>
-            <w:hideMark/>
-          </w:tcPr>
-          <w:p>
-            <w:pPr>
-              <w:pStyle w:val="Sinespaciado"/>
-              <w:spacing w:line="276" w:lineRule="auto"/>
-              <w:rPr>
-                <w:rFonts w:ascii="Arial Nova Cond Light" w:hAnsi="Arial Nova Cond Light"/>
+            <w:vAlign w:val="center"/>
+          </w:tcPr>
+          <w:p>
+            <w:pPr>
+              <w:pStyle w:val="Prrafodelista"/>
+              <w:tabs>
+                <w:tab w:val="left" w:pos="0"/>
+                <w:tab w:val="left" w:pos="142"/>
+                <w:tab w:val="left" w:pos="284"/>
+              </w:tabs>
+              <w:spacing w:line="276" w:lineRule="auto"/>
+              <w:ind w:left="0"/>
+              <w:jc w:val="center"/>
+              <w:rPr>
+                <w:rFonts w:ascii="Arial Nova Cond" w:eastAsia="Calibri" w:hAnsi="Arial Nova Cond" w:cs="Times New Roman"/>
                 <w:b/>
                 <w:bCs/>
                 <w:sz w:val="20"/>
@@ -12541,20 +12540,21 @@
         <w:tc>
           <w:tcPr>
             <w:tcW w:w="1095" w:type="dxa"/>
-            <w:tcBorders>
-              <w:top w:val="double" w:sz="4" w:space="0" w:color="47D459" w:themeColor="accent3" w:themeTint="99"/>
-              <w:left w:val="double" w:sz="4" w:space="0" w:color="47D459" w:themeColor="accent3" w:themeTint="99"/>
-              <w:bottom w:val="double" w:sz="4" w:space="0" w:color="47D459" w:themeColor="accent3" w:themeTint="99"/>
-              <w:right w:val="double" w:sz="4" w:space="0" w:color="47D459" w:themeColor="accent3" w:themeTint="99"/>
-            </w:tcBorders>
-            <w:vAlign w:val="center"/>
-            <w:hideMark/>
-          </w:tcPr>
-          <w:p>
-            <w:pPr>
-              <w:pStyle w:val="Sinespaciado"/>
-              <w:rPr>
-                <w:rFonts w:ascii="Arial Nova Cond Light" w:hAnsi="Arial Nova Cond Light"/>
+            <w:vAlign w:val="center"/>
+          </w:tcPr>
+          <w:p>
+            <w:pPr>
+              <w:pStyle w:val="Prrafodelista"/>
+              <w:tabs>
+                <w:tab w:val="left" w:pos="0"/>
+                <w:tab w:val="left" w:pos="142"/>
+                <w:tab w:val="left" w:pos="284"/>
+              </w:tabs>
+              <w:spacing w:line="276" w:lineRule="auto"/>
+              <w:ind w:left="0"/>
+              <w:jc w:val="center"/>
+              <w:rPr>
+                <w:rFonts w:ascii="Arial Nova Cond" w:eastAsia="Calibri" w:hAnsi="Arial Nova Cond" w:cs="Times New Roman"/>
                 <w:b/>
                 <w:bCs/>
                 <w:sz w:val="20"/>
@@ -12564,7 +12564,7 @@
             </w:pPr>
             <w:r>
               <w:rPr>
-                <w:rFonts w:ascii="Arial Nova Cond Light" w:hAnsi="Arial Nova Cond Light"/>
+                <w:rFonts w:ascii="Arial Nova Cond" w:eastAsia="Calibri" w:hAnsi="Arial Nova Cond" w:cs="Times New Roman"/>
                 <w:b/>
                 <w:bCs/>
                 <w:sz w:val="20"/>
@@ -12578,28 +12578,21 @@
         <w:tc>
           <w:tcPr>
             <w:tcW w:w="1726" w:type="dxa"/>
-            <w:tcBorders>
-              <w:top w:val="double" w:sz="4" w:space="0" w:color="47D459" w:themeColor="accent3" w:themeTint="99"/>
-              <w:left w:val="double" w:sz="4" w:space="0" w:color="47D459" w:themeColor="accent3" w:themeTint="99"/>
-              <w:bottom w:val="double" w:sz="4" w:space="0" w:color="47D459" w:themeColor="accent3" w:themeTint="99"/>
-              <w:right w:val="double" w:sz="4" w:space="0" w:color="47D459" w:themeColor="accent3" w:themeTint="99"/>
-            </w:tcBorders>
-            <w:vAlign w:val="center"/>
-            <w:hideMark/>
-          </w:tcPr>
-          <w:p>
-            <w:pPr>
-              <w:pStyle w:val="Sinespaciado"/>
-              <w:spacing w:line="276" w:lineRule="auto"/>
-              <w:rPr>
-                <w:rFonts w:ascii="Arial Nova Cond Light" w:hAnsi="Arial Nova Cond Light"/>
-                <w:sz w:val="20"/>
-                <w:szCs w:val="20"/>
-              </w:rPr>
-            </w:pPr>
-            <w:r>
-              <w:rPr>
-                <w:rFonts w:ascii="Arial Nova Cond Light" w:hAnsi="Arial Nova Cond Light"/>
+            <w:vAlign w:val="center"/>
+          </w:tcPr>
+          <w:p>
+            <w:pPr>
+              <w:pStyle w:val="NormalWeb"/>
+              <w:jc w:val="both"/>
+              <w:rPr>
+                <w:rFonts w:ascii="Arial Nova Cond" w:eastAsia="Calibri" w:hAnsi="Arial Nova Cond"/>
+                <w:sz w:val="20"/>
+                <w:szCs w:val="20"/>
+              </w:rPr>
+            </w:pPr>
+            <w:r>
+              <w:rPr>
+                <w:rFonts w:ascii="Arial Nova Cond" w:eastAsia="Calibri" w:hAnsi="Arial Nova Cond"/>
                 <w:sz w:val="20"/>
                 <w:szCs w:val="20"/>
                 <w:lang w:val="es-ES_tradnl"/>
@@ -12611,20 +12604,21 @@
         <w:tc>
           <w:tcPr>
             <w:tcW w:w="6169" w:type="dxa"/>
-            <w:tcBorders>
-              <w:top w:val="double" w:sz="4" w:space="0" w:color="47D459" w:themeColor="accent3" w:themeTint="99"/>
-              <w:left w:val="double" w:sz="4" w:space="0" w:color="47D459" w:themeColor="accent3" w:themeTint="99"/>
-              <w:bottom w:val="double" w:sz="4" w:space="0" w:color="47D459" w:themeColor="accent3" w:themeTint="99"/>
-              <w:right w:val="double" w:sz="4" w:space="0" w:color="47D459" w:themeColor="accent3" w:themeTint="99"/>
-            </w:tcBorders>
-            <w:vAlign w:val="center"/>
-            <w:hideMark/>
-          </w:tcPr>
-          <w:p>
-            <w:pPr>
-              <w:pStyle w:val="Sinespaciado"/>
-              <w:rPr>
-                <w:rFonts w:ascii="Arial Nova Cond Light" w:hAnsi="Arial Nova Cond Light"/>
+            <w:vAlign w:val="center"/>
+          </w:tcPr>
+          <w:p>
+            <w:pPr>
+              <w:pStyle w:val="Prrafodelista"/>
+              <w:tabs>
+                <w:tab w:val="left" w:pos="0"/>
+                <w:tab w:val="left" w:pos="142"/>
+                <w:tab w:val="left" w:pos="284"/>
+              </w:tabs>
+              <w:spacing w:line="276" w:lineRule="auto"/>
+              <w:ind w:left="0"/>
+              <w:jc w:val="both"/>
+              <w:rPr>
+                <w:rFonts w:ascii="Arial Nova Cond" w:eastAsia="Calibri" w:hAnsi="Arial Nova Cond" w:cs="Times New Roman"/>
                 <w:sz w:val="20"/>
                 <w:szCs w:val="20"/>
                 <w:lang w:val="es-ES_tradnl"/>
@@ -12632,7 +12626,7 @@
             </w:pPr>
             <w:r>
               <w:rPr>
-                <w:rFonts w:ascii="Arial Nova Cond Light" w:hAnsi="Arial Nova Cond Light"/>
+                <w:rFonts w:ascii="Arial Nova Cond" w:eastAsia="Calibri" w:hAnsi="Arial Nova Cond" w:cs="Times New Roman"/>
                 <w:sz w:val="20"/>
                 <w:szCs w:val="20"/>
                 <w:lang w:val="es-ES_tradnl"/>
@@ -12644,28 +12638,27 @@
         <w:tc>
           <w:tcPr>
             <w:tcW w:w="2015" w:type="dxa"/>
-            <w:tcBorders>
-              <w:top w:val="double" w:sz="4" w:space="0" w:color="47D459" w:themeColor="accent3" w:themeTint="99"/>
-              <w:left w:val="double" w:sz="4" w:space="0" w:color="47D459" w:themeColor="accent3" w:themeTint="99"/>
-              <w:bottom w:val="double" w:sz="4" w:space="0" w:color="47D459" w:themeColor="accent3" w:themeTint="99"/>
-              <w:right w:val="double" w:sz="4" w:space="0" w:color="47D459" w:themeColor="accent3" w:themeTint="99"/>
-            </w:tcBorders>
-            <w:vAlign w:val="center"/>
-            <w:hideMark/>
-          </w:tcPr>
-          <w:p>
-            <w:pPr>
-              <w:pStyle w:val="Sinespaciado"/>
-              <w:spacing w:line="276" w:lineRule="auto"/>
-              <w:rPr>
-                <w:rFonts w:ascii="Arial Nova Cond Light" w:hAnsi="Arial Nova Cond Light"/>
-                <w:sz w:val="20"/>
-                <w:szCs w:val="20"/>
-              </w:rPr>
-            </w:pPr>
-            <w:r>
-              <w:rPr>
-                <w:rFonts w:ascii="Arial Nova Cond Light" w:hAnsi="Arial Nova Cond Light"/>
+            <w:vAlign w:val="center"/>
+          </w:tcPr>
+          <w:p>
+            <w:pPr>
+              <w:autoSpaceDE w:val="0"/>
+              <w:autoSpaceDN w:val="0"/>
+              <w:adjustRightInd w:val="0"/>
+              <w:jc w:val="center"/>
+              <w:rPr>
+                <w:rFonts w:ascii="Arial Nova Cond" w:hAnsi="Arial Nova Cond" w:cs="Arial"/>
+                <w:color w:val="000000"/>
+                <w:kern w:val="0"/>
+                <w:sz w:val="20"/>
+                <w:szCs w:val="20"/>
+              </w:rPr>
+            </w:pPr>
+            <w:r>
+              <w:rPr>
+                <w:rFonts w:ascii="Arial Nova Cond" w:hAnsi="Arial Nova Cond" w:cs="Arial"/>
+                <w:color w:val="000000"/>
+                <w:kern w:val="0"/>
                 <w:sz w:val="20"/>
                 <w:szCs w:val="20"/>
               </w:rPr>
@@ -12676,28 +12669,27 @@
         <w:tc>
           <w:tcPr>
             <w:tcW w:w="1634" w:type="dxa"/>
-            <w:tcBorders>
-              <w:top w:val="double" w:sz="4" w:space="0" w:color="47D459" w:themeColor="accent3" w:themeTint="99"/>
-              <w:left w:val="double" w:sz="4" w:space="0" w:color="47D459" w:themeColor="accent3" w:themeTint="99"/>
-              <w:bottom w:val="double" w:sz="4" w:space="0" w:color="47D459" w:themeColor="accent3" w:themeTint="99"/>
-              <w:right w:val="double" w:sz="4" w:space="0" w:color="47D459" w:themeColor="accent3" w:themeTint="99"/>
-            </w:tcBorders>
-            <w:vAlign w:val="center"/>
-            <w:hideMark/>
-          </w:tcPr>
-          <w:p>
-            <w:pPr>
-              <w:pStyle w:val="Sinespaciado"/>
-              <w:spacing w:line="276" w:lineRule="auto"/>
-              <w:rPr>
-                <w:rFonts w:ascii="Arial Nova Cond Light" w:hAnsi="Arial Nova Cond Light"/>
-                <w:sz w:val="20"/>
-                <w:szCs w:val="20"/>
-              </w:rPr>
-            </w:pPr>
-            <w:r>
-              <w:rPr>
-                <w:rFonts w:ascii="Arial Nova Cond Light" w:hAnsi="Arial Nova Cond Light"/>
+            <w:vAlign w:val="center"/>
+          </w:tcPr>
+          <w:p>
+            <w:pPr>
+              <w:autoSpaceDE w:val="0"/>
+              <w:autoSpaceDN w:val="0"/>
+              <w:adjustRightInd w:val="0"/>
+              <w:jc w:val="both"/>
+              <w:rPr>
+                <w:rFonts w:ascii="Arial Nova Cond" w:hAnsi="Arial Nova Cond" w:cs="Arial"/>
+                <w:color w:val="000000"/>
+                <w:kern w:val="0"/>
+                <w:sz w:val="20"/>
+                <w:szCs w:val="20"/>
+              </w:rPr>
+            </w:pPr>
+            <w:r>
+              <w:rPr>
+                <w:rFonts w:ascii="Arial Nova Cond" w:hAnsi="Arial Nova Cond" w:cs="Arial"/>
+                <w:color w:val="000000"/>
+                <w:kern w:val="0"/>
                 <w:sz w:val="20"/>
                 <w:szCs w:val="20"/>
               </w:rPr>
@@ -12708,28 +12700,27 @@
         <w:tc>
           <w:tcPr>
             <w:tcW w:w="1337" w:type="dxa"/>
-            <w:tcBorders>
-              <w:top w:val="double" w:sz="4" w:space="0" w:color="47D459" w:themeColor="accent3" w:themeTint="99"/>
-              <w:left w:val="double" w:sz="4" w:space="0" w:color="47D459" w:themeColor="accent3" w:themeTint="99"/>
-              <w:bottom w:val="double" w:sz="4" w:space="0" w:color="47D459" w:themeColor="accent3" w:themeTint="99"/>
-              <w:right w:val="double" w:sz="4" w:space="0" w:color="47D459" w:themeColor="accent3" w:themeTint="99"/>
-            </w:tcBorders>
-            <w:vAlign w:val="center"/>
-            <w:hideMark/>
-          </w:tcPr>
-          <w:p>
-            <w:pPr>
-              <w:pStyle w:val="Sinespaciado"/>
-              <w:spacing w:line="276" w:lineRule="auto"/>
-              <w:rPr>
-                <w:rFonts w:ascii="Arial Nova Cond Light" w:hAnsi="Arial Nova Cond Light"/>
-                <w:sz w:val="20"/>
-                <w:szCs w:val="20"/>
-              </w:rPr>
-            </w:pPr>
-            <w:r>
-              <w:rPr>
-                <w:rFonts w:ascii="Arial Nova Cond Light" w:hAnsi="Arial Nova Cond Light"/>
+            <w:vAlign w:val="center"/>
+          </w:tcPr>
+          <w:p>
+            <w:pPr>
+              <w:autoSpaceDE w:val="0"/>
+              <w:autoSpaceDN w:val="0"/>
+              <w:adjustRightInd w:val="0"/>
+              <w:jc w:val="center"/>
+              <w:rPr>
+                <w:rFonts w:ascii="Arial Nova Cond" w:hAnsi="Arial Nova Cond" w:cs="Arial"/>
+                <w:color w:val="000000"/>
+                <w:kern w:val="0"/>
+                <w:sz w:val="20"/>
+                <w:szCs w:val="20"/>
+              </w:rPr>
+            </w:pPr>
+            <w:r>
+              <w:rPr>
+                <w:rFonts w:ascii="Arial Nova Cond" w:hAnsi="Arial Nova Cond" w:cs="Arial"/>
+                <w:color w:val="000000"/>
+                <w:kern w:val="0"/>
                 <w:sz w:val="20"/>
                 <w:szCs w:val="20"/>
               </w:rPr>
@@ -12747,139 +12738,136 @@
           <w:tcPr>
             <w:tcW w:w="875" w:type="dxa"/>
             <w:vMerge w:val="restart"/>
-            <w:tcBorders>
-              <w:top w:val="double" w:sz="4" w:space="0" w:color="47D459" w:themeColor="accent3" w:themeTint="99"/>
-              <w:left w:val="double" w:sz="4" w:space="0" w:color="47D459" w:themeColor="accent3" w:themeTint="99"/>
-              <w:bottom w:val="double" w:sz="4" w:space="0" w:color="47D459" w:themeColor="accent3" w:themeTint="99"/>
-              <w:right w:val="double" w:sz="4" w:space="0" w:color="47D459" w:themeColor="accent3" w:themeTint="99"/>
-            </w:tcBorders>
-            <w:vAlign w:val="center"/>
-            <w:hideMark/>
+            <w:vAlign w:val="center"/>
+          </w:tcPr>
+          <w:p>
+            <w:pPr>
+              <w:pStyle w:val="Prrafodelista"/>
+              <w:tabs>
+                <w:tab w:val="left" w:pos="0"/>
+                <w:tab w:val="left" w:pos="142"/>
+                <w:tab w:val="left" w:pos="284"/>
+              </w:tabs>
+              <w:spacing w:line="276" w:lineRule="auto"/>
+              <w:ind w:left="0"/>
+              <w:jc w:val="center"/>
+              <w:rPr>
+                <w:rFonts w:ascii="Arial Nova Cond" w:eastAsia="Calibri" w:hAnsi="Arial Nova Cond" w:cs="Times New Roman"/>
+                <w:b/>
+                <w:bCs/>
+                <w:sz w:val="20"/>
+                <w:szCs w:val="20"/>
+                <w:lang w:val="es-ES_tradnl"/>
+              </w:rPr>
+            </w:pPr>
+            <w:r>
+              <w:rPr>
+                <w:rFonts w:ascii="Arial Nova Cond" w:eastAsia="Calibri" w:hAnsi="Arial Nova Cond" w:cs="Times New Roman"/>
+                <w:b/>
+                <w:bCs/>
+                <w:sz w:val="20"/>
+                <w:szCs w:val="20"/>
+                <w:lang w:val="es-ES_tradnl"/>
+              </w:rPr>
+              <w:t>II</w:t>
+            </w:r>
+          </w:p>
+        </w:tc>
+        <w:tc>
+          <w:tcPr>
+            <w:tcW w:w="1095" w:type="dxa"/>
+            <w:vAlign w:val="center"/>
+          </w:tcPr>
+          <w:p>
+            <w:pPr>
+              <w:pStyle w:val="Prrafodelista"/>
+              <w:tabs>
+                <w:tab w:val="left" w:pos="0"/>
+                <w:tab w:val="left" w:pos="142"/>
+                <w:tab w:val="left" w:pos="284"/>
+              </w:tabs>
+              <w:spacing w:line="276" w:lineRule="auto"/>
+              <w:ind w:left="0"/>
+              <w:jc w:val="center"/>
+              <w:rPr>
+                <w:rFonts w:ascii="Arial Nova Cond" w:eastAsia="Calibri" w:hAnsi="Arial Nova Cond" w:cs="Times New Roman"/>
+                <w:b/>
+                <w:bCs/>
+                <w:sz w:val="20"/>
+                <w:szCs w:val="20"/>
+                <w:lang w:val="es-ES_tradnl"/>
+              </w:rPr>
+            </w:pPr>
+            <w:r>
+              <w:rPr>
+                <w:rFonts w:ascii="Arial Nova Cond" w:eastAsia="Calibri" w:hAnsi="Arial Nova Cond" w:cs="Times New Roman"/>
+                <w:b/>
+                <w:bCs/>
+                <w:sz w:val="20"/>
+                <w:szCs w:val="20"/>
+                <w:lang w:val="es-ES_tradnl"/>
+              </w:rPr>
+              <w:t>U 3</w:t>
+            </w:r>
+          </w:p>
+        </w:tc>
+        <w:tc>
+          <w:tcPr>
+            <w:tcW w:w="1726" w:type="dxa"/>
+            <w:vAlign w:val="center"/>
           </w:tcPr>
           <w:p>
             <w:pPr>
               <w:pStyle w:val="Sinespaciado"/>
-              <w:rPr>
-                <w:rFonts w:ascii="Arial Nova Cond Light" w:hAnsi="Arial Nova Cond Light"/>
-                <w:b/>
-                <w:bCs/>
+              <w:jc w:val="both"/>
+              <w:rPr>
+                <w:rFonts w:ascii="Arial Nova Cond" w:eastAsia="Times New Roman" w:hAnsi="Arial Nova Cond" w:cs="Times New Roman"/>
+                <w:sz w:val="20"/>
+                <w:szCs w:val="20"/>
+              </w:rPr>
+            </w:pPr>
+            <w:r>
+              <w:rPr>
+                <w:rFonts w:ascii="Arial Nova Cond" w:eastAsia="Calibri" w:hAnsi="Arial Nova Cond" w:cs="Times New Roman"/>
                 <w:sz w:val="20"/>
                 <w:szCs w:val="20"/>
                 <w:lang w:val="es-ES_tradnl"/>
               </w:rPr>
-            </w:pPr>
-            <w:r>
-              <w:rPr>
-                <w:rFonts w:ascii="Arial Nova Cond Light" w:hAnsi="Arial Nova Cond Light"/>
-                <w:b/>
-                <w:bCs/>
+              <w:t>{{problemapotencialidad3}}</w:t>
+            </w:r>
+          </w:p>
+        </w:tc>
+        <w:tc>
+          <w:tcPr>
+            <w:tcW w:w="6169" w:type="dxa"/>
+            <w:vAlign w:val="center"/>
+          </w:tcPr>
+          <w:p>
+            <w:pPr>
+              <w:pStyle w:val="Prrafodelista"/>
+              <w:tabs>
+                <w:tab w:val="left" w:pos="0"/>
+                <w:tab w:val="left" w:pos="142"/>
+                <w:tab w:val="left" w:pos="284"/>
+              </w:tabs>
+              <w:spacing w:line="276" w:lineRule="auto"/>
+              <w:ind w:left="0"/>
+              <w:jc w:val="both"/>
+              <w:rPr>
+                <w:rFonts w:ascii="Arial Nova Cond" w:eastAsia="Calibri" w:hAnsi="Arial Nova Cond" w:cs="Times New Roman"/>
+                <w:color w:val="000000" w:themeColor="text1"/>
                 <w:sz w:val="20"/>
                 <w:szCs w:val="20"/>
                 <w:lang w:val="es-ES_tradnl"/>
               </w:rPr>
-              <w:t>II</w:t>
-            </w:r>
-          </w:p>
-        </w:tc>
-        <w:tc>
-          <w:tcPr>
-            <w:tcW w:w="1095" w:type="dxa"/>
-            <w:tcBorders>
-              <w:top w:val="double" w:sz="4" w:space="0" w:color="47D459" w:themeColor="accent3" w:themeTint="99"/>
-              <w:left w:val="double" w:sz="4" w:space="0" w:color="47D459" w:themeColor="accent3" w:themeTint="99"/>
-              <w:bottom w:val="double" w:sz="4" w:space="0" w:color="47D459" w:themeColor="accent3" w:themeTint="99"/>
-              <w:right w:val="double" w:sz="4" w:space="0" w:color="47D459" w:themeColor="accent3" w:themeTint="99"/>
-            </w:tcBorders>
-            <w:vAlign w:val="center"/>
-            <w:hideMark/>
-          </w:tcPr>
-          <w:p>
-            <w:pPr>
-              <w:pStyle w:val="Sinespaciado"/>
-              <w:rPr>
-                <w:rFonts w:ascii="Arial Nova Cond Light" w:hAnsi="Arial Nova Cond Light"/>
-                <w:b/>
-                <w:bCs/>
+            </w:pPr>
+            <w:r>
+              <w:rPr>
+                <w:rFonts w:ascii="Arial Nova Cond" w:eastAsia="Calibri" w:hAnsi="Arial Nova Cond" w:cs="Times New Roman"/>
                 <w:sz w:val="20"/>
                 <w:szCs w:val="20"/>
                 <w:lang w:val="es-ES_tradnl"/>
               </w:rPr>
-            </w:pPr>
-            <w:r>
-              <w:rPr>
-                <w:rFonts w:ascii="Arial Nova Cond Light" w:hAnsi="Arial Nova Cond Light"/>
-                <w:b/>
-                <w:bCs/>
-                <w:sz w:val="20"/>
-                <w:szCs w:val="20"/>
-                <w:lang w:val="es-ES_tradnl"/>
-              </w:rPr>
-              <w:t>U 3</w:t>
-            </w:r>
-          </w:p>
-        </w:tc>
-        <w:tc>
-          <w:tcPr>
-            <w:tcW w:w="1726" w:type="dxa"/>
-            <w:tcBorders>
-              <w:top w:val="double" w:sz="4" w:space="0" w:color="47D459" w:themeColor="accent3" w:themeTint="99"/>
-              <w:left w:val="double" w:sz="4" w:space="0" w:color="47D459" w:themeColor="accent3" w:themeTint="99"/>
-              <w:bottom w:val="double" w:sz="4" w:space="0" w:color="47D459" w:themeColor="accent3" w:themeTint="99"/>
-              <w:right w:val="double" w:sz="4" w:space="0" w:color="47D459" w:themeColor="accent3" w:themeTint="99"/>
-            </w:tcBorders>
-            <w:vAlign w:val="center"/>
-            <w:hideMark/>
-          </w:tcPr>
-          <w:p>
-            <w:pPr>
-              <w:pStyle w:val="Sinespaciado"/>
-              <w:spacing w:line="276" w:lineRule="auto"/>
-              <w:rPr>
-                <w:rFonts w:ascii="Arial Nova Cond Light" w:hAnsi="Arial Nova Cond Light"/>
-                <w:sz w:val="20"/>
-                <w:szCs w:val="20"/>
-              </w:rPr>
-            </w:pPr>
-            <w:r>
-              <w:rPr>
-                <w:rFonts w:ascii="Arial Nova Cond Light" w:hAnsi="Arial Nova Cond Light"/>
-                <w:sz w:val="20"/>
-                <w:szCs w:val="20"/>
-                <w:lang w:val="es-ES_tradnl"/>
-              </w:rPr>
-              <w:t>{{problemapotencialidad3}}</w:t>
-            </w:r>
-          </w:p>
-        </w:tc>
-        <w:tc>
-          <w:tcPr>
-            <w:tcW w:w="6169" w:type="dxa"/>
-            <w:tcBorders>
-              <w:top w:val="double" w:sz="4" w:space="0" w:color="47D459" w:themeColor="accent3" w:themeTint="99"/>
-              <w:left w:val="double" w:sz="4" w:space="0" w:color="47D459" w:themeColor="accent3" w:themeTint="99"/>
-              <w:bottom w:val="double" w:sz="4" w:space="0" w:color="47D459" w:themeColor="accent3" w:themeTint="99"/>
-              <w:right w:val="double" w:sz="4" w:space="0" w:color="47D459" w:themeColor="accent3" w:themeTint="99"/>
-            </w:tcBorders>
-            <w:vAlign w:val="center"/>
-            <w:hideMark/>
-          </w:tcPr>
-          <w:p>
-            <w:pPr>
-              <w:pStyle w:val="Sinespaciado"/>
-              <w:rPr>
-                <w:rFonts w:ascii="Arial Nova Cond Light" w:hAnsi="Arial Nova Cond Light"/>
-                <w:sz w:val="20"/>
-                <w:szCs w:val="20"/>
-                <w:lang w:val="es-ES_tradnl"/>
-              </w:rPr>
-            </w:pPr>
-            <w:r>
-              <w:rPr>
-                <w:rFonts w:ascii="Arial Nova Cond Light" w:hAnsi="Arial Nova Cond Light"/>
-                <w:sz w:val="20"/>
-                <w:szCs w:val="20"/>
-                <w:lang w:val="es-ES_tradnl"/>
-              </w:rPr>
               <w:t>{{situacionsignificativa3}}</w:t>
             </w:r>
           </w:p>
@@ -12887,28 +12875,27 @@
         <w:tc>
           <w:tcPr>
             <w:tcW w:w="2015" w:type="dxa"/>
-            <w:tcBorders>
-              <w:top w:val="double" w:sz="4" w:space="0" w:color="47D459" w:themeColor="accent3" w:themeTint="99"/>
-              <w:left w:val="double" w:sz="4" w:space="0" w:color="47D459" w:themeColor="accent3" w:themeTint="99"/>
-              <w:bottom w:val="double" w:sz="4" w:space="0" w:color="47D459" w:themeColor="accent3" w:themeTint="99"/>
-              <w:right w:val="double" w:sz="4" w:space="0" w:color="47D459" w:themeColor="accent3" w:themeTint="99"/>
-            </w:tcBorders>
-            <w:vAlign w:val="center"/>
-            <w:hideMark/>
-          </w:tcPr>
-          <w:p>
-            <w:pPr>
-              <w:pStyle w:val="Sinespaciado"/>
-              <w:spacing w:line="276" w:lineRule="auto"/>
-              <w:rPr>
-                <w:rFonts w:ascii="Arial Nova Cond Light" w:hAnsi="Arial Nova Cond Light"/>
-                <w:sz w:val="20"/>
-                <w:szCs w:val="20"/>
-              </w:rPr>
-            </w:pPr>
-            <w:r>
-              <w:rPr>
-                <w:rFonts w:ascii="Arial Nova Cond Light" w:hAnsi="Arial Nova Cond Light"/>
+            <w:vAlign w:val="center"/>
+          </w:tcPr>
+          <w:p>
+            <w:pPr>
+              <w:autoSpaceDE w:val="0"/>
+              <w:autoSpaceDN w:val="0"/>
+              <w:adjustRightInd w:val="0"/>
+              <w:jc w:val="center"/>
+              <w:rPr>
+                <w:rFonts w:ascii="Arial Nova Cond" w:hAnsi="Arial Nova Cond" w:cs="Arial"/>
+                <w:color w:val="215E99" w:themeColor="text2" w:themeTint="BF"/>
+                <w:kern w:val="0"/>
+                <w:sz w:val="20"/>
+                <w:szCs w:val="20"/>
+              </w:rPr>
+            </w:pPr>
+            <w:r>
+              <w:rPr>
+                <w:rFonts w:ascii="Arial Nova Cond" w:hAnsi="Arial Nova Cond" w:cs="Arial"/>
+                <w:color w:val="000000"/>
+                <w:kern w:val="0"/>
                 <w:sz w:val="20"/>
                 <w:szCs w:val="20"/>
               </w:rPr>
@@ -12919,28 +12906,27 @@
         <w:tc>
           <w:tcPr>
             <w:tcW w:w="1634" w:type="dxa"/>
-            <w:tcBorders>
-              <w:top w:val="double" w:sz="4" w:space="0" w:color="47D459" w:themeColor="accent3" w:themeTint="99"/>
-              <w:left w:val="double" w:sz="4" w:space="0" w:color="47D459" w:themeColor="accent3" w:themeTint="99"/>
-              <w:bottom w:val="double" w:sz="4" w:space="0" w:color="47D459" w:themeColor="accent3" w:themeTint="99"/>
-              <w:right w:val="double" w:sz="4" w:space="0" w:color="47D459" w:themeColor="accent3" w:themeTint="99"/>
-            </w:tcBorders>
-            <w:vAlign w:val="center"/>
-            <w:hideMark/>
-          </w:tcPr>
-          <w:p>
-            <w:pPr>
-              <w:pStyle w:val="Sinespaciado"/>
-              <w:spacing w:line="276" w:lineRule="auto"/>
-              <w:rPr>
-                <w:rFonts w:ascii="Arial Nova Cond Light" w:hAnsi="Arial Nova Cond Light"/>
-                <w:sz w:val="20"/>
-                <w:szCs w:val="20"/>
-              </w:rPr>
-            </w:pPr>
-            <w:r>
-              <w:rPr>
-                <w:rFonts w:ascii="Arial Nova Cond Light" w:hAnsi="Arial Nova Cond Light"/>
+            <w:vAlign w:val="center"/>
+          </w:tcPr>
+          <w:p>
+            <w:pPr>
+              <w:autoSpaceDE w:val="0"/>
+              <w:autoSpaceDN w:val="0"/>
+              <w:adjustRightInd w:val="0"/>
+              <w:jc w:val="both"/>
+              <w:rPr>
+                <w:rFonts w:ascii="Arial Nova Cond" w:hAnsi="Arial Nova Cond" w:cs="Arial"/>
+                <w:color w:val="000000"/>
+                <w:kern w:val="0"/>
+                <w:sz w:val="20"/>
+                <w:szCs w:val="20"/>
+              </w:rPr>
+            </w:pPr>
+            <w:r>
+              <w:rPr>
+                <w:rFonts w:ascii="Arial Nova Cond" w:hAnsi="Arial Nova Cond" w:cs="Arial"/>
+                <w:color w:val="000000"/>
+                <w:kern w:val="0"/>
                 <w:sz w:val="20"/>
                 <w:szCs w:val="20"/>
               </w:rPr>
@@ -12951,28 +12937,27 @@
         <w:tc>
           <w:tcPr>
             <w:tcW w:w="1337" w:type="dxa"/>
-            <w:tcBorders>
-              <w:top w:val="double" w:sz="4" w:space="0" w:color="47D459" w:themeColor="accent3" w:themeTint="99"/>
-              <w:left w:val="double" w:sz="4" w:space="0" w:color="47D459" w:themeColor="accent3" w:themeTint="99"/>
-              <w:bottom w:val="double" w:sz="4" w:space="0" w:color="47D459" w:themeColor="accent3" w:themeTint="99"/>
-              <w:right w:val="double" w:sz="4" w:space="0" w:color="47D459" w:themeColor="accent3" w:themeTint="99"/>
-            </w:tcBorders>
-            <w:vAlign w:val="center"/>
-            <w:hideMark/>
-          </w:tcPr>
-          <w:p>
-            <w:pPr>
-              <w:pStyle w:val="Sinespaciado"/>
-              <w:spacing w:line="276" w:lineRule="auto"/>
-              <w:rPr>
-                <w:rFonts w:ascii="Arial Nova Cond Light" w:hAnsi="Arial Nova Cond Light"/>
-                <w:sz w:val="20"/>
-                <w:szCs w:val="20"/>
-              </w:rPr>
-            </w:pPr>
-            <w:r>
-              <w:rPr>
-                <w:rFonts w:ascii="Arial Nova Cond Light" w:hAnsi="Arial Nova Cond Light"/>
+            <w:vAlign w:val="center"/>
+          </w:tcPr>
+          <w:p>
+            <w:pPr>
+              <w:autoSpaceDE w:val="0"/>
+              <w:autoSpaceDN w:val="0"/>
+              <w:adjustRightInd w:val="0"/>
+              <w:jc w:val="center"/>
+              <w:rPr>
+                <w:rFonts w:ascii="Arial Nova Cond" w:hAnsi="Arial Nova Cond" w:cs="Arial"/>
+                <w:color w:val="000000"/>
+                <w:kern w:val="0"/>
+                <w:sz w:val="20"/>
+                <w:szCs w:val="20"/>
+              </w:rPr>
+            </w:pPr>
+            <w:r>
+              <w:rPr>
+                <w:rFonts w:ascii="Arial Nova Cond" w:hAnsi="Arial Nova Cond" w:cs="Arial"/>
+                <w:color w:val="000000"/>
+                <w:kern w:val="0"/>
                 <w:sz w:val="20"/>
                 <w:szCs w:val="20"/>
               </w:rPr>
@@ -12990,49 +12975,113 @@
           <w:tcPr>
             <w:tcW w:w="875" w:type="dxa"/>
             <w:vMerge/>
-            <w:tcBorders>
-              <w:top w:val="double" w:sz="4" w:space="0" w:color="47D459" w:themeColor="accent3" w:themeTint="99"/>
-              <w:left w:val="double" w:sz="4" w:space="0" w:color="47D459" w:themeColor="accent3" w:themeTint="99"/>
-              <w:bottom w:val="double" w:sz="4" w:space="0" w:color="47D459" w:themeColor="accent3" w:themeTint="99"/>
-              <w:right w:val="double" w:sz="4" w:space="0" w:color="47D459" w:themeColor="accent3" w:themeTint="99"/>
-            </w:tcBorders>
-            <w:vAlign w:val="center"/>
-            <w:hideMark/>
+            <w:vAlign w:val="center"/>
+          </w:tcPr>
+          <w:p>
+            <w:pPr>
+              <w:pStyle w:val="Prrafodelista"/>
+              <w:tabs>
+                <w:tab w:val="left" w:pos="0"/>
+                <w:tab w:val="left" w:pos="142"/>
+                <w:tab w:val="left" w:pos="284"/>
+              </w:tabs>
+              <w:spacing w:line="276" w:lineRule="auto"/>
+              <w:ind w:left="0"/>
+              <w:jc w:val="center"/>
+              <w:rPr>
+                <w:rFonts w:ascii="Arial Nova Cond" w:eastAsia="Calibri" w:hAnsi="Arial Nova Cond" w:cs="Times New Roman"/>
+                <w:b/>
+                <w:bCs/>
+                <w:sz w:val="20"/>
+                <w:szCs w:val="20"/>
+                <w:lang w:val="es-ES_tradnl"/>
+              </w:rPr>
+            </w:pPr>
+          </w:p>
+        </w:tc>
+        <w:tc>
+          <w:tcPr>
+            <w:tcW w:w="1095" w:type="dxa"/>
+            <w:vAlign w:val="center"/>
+          </w:tcPr>
+          <w:p>
+            <w:pPr>
+              <w:pStyle w:val="Prrafodelista"/>
+              <w:tabs>
+                <w:tab w:val="left" w:pos="0"/>
+                <w:tab w:val="left" w:pos="142"/>
+                <w:tab w:val="left" w:pos="284"/>
+              </w:tabs>
+              <w:spacing w:line="276" w:lineRule="auto"/>
+              <w:ind w:left="0"/>
+              <w:jc w:val="center"/>
+              <w:rPr>
+                <w:rFonts w:ascii="Arial Nova Cond" w:eastAsia="Calibri" w:hAnsi="Arial Nova Cond" w:cs="Times New Roman"/>
+                <w:b/>
+                <w:bCs/>
+                <w:sz w:val="20"/>
+                <w:szCs w:val="20"/>
+                <w:lang w:val="es-ES_tradnl"/>
+              </w:rPr>
+            </w:pPr>
+            <w:r>
+              <w:rPr>
+                <w:rFonts w:ascii="Arial Nova Cond" w:eastAsia="Calibri" w:hAnsi="Arial Nova Cond" w:cs="Times New Roman"/>
+                <w:b/>
+                <w:bCs/>
+                <w:sz w:val="20"/>
+                <w:szCs w:val="20"/>
+                <w:lang w:val="es-ES_tradnl"/>
+              </w:rPr>
+              <w:t>U 4</w:t>
+            </w:r>
+          </w:p>
+        </w:tc>
+        <w:tc>
+          <w:tcPr>
+            <w:tcW w:w="1726" w:type="dxa"/>
+            <w:vAlign w:val="center"/>
           </w:tcPr>
           <w:p>
             <w:pPr>
               <w:pStyle w:val="Sinespaciado"/>
-              <w:spacing w:line="276" w:lineRule="auto"/>
-              <w:rPr>
-                <w:rFonts w:ascii="Arial Nova Cond Light" w:hAnsi="Arial Nova Cond Light"/>
-                <w:b/>
-                <w:bCs/>
+              <w:jc w:val="both"/>
+              <w:rPr>
+                <w:rFonts w:ascii="Arial Nova Cond" w:hAnsi="Arial Nova Cond"/>
+                <w:sz w:val="20"/>
+                <w:szCs w:val="20"/>
+              </w:rPr>
+            </w:pPr>
+            <w:r>
+              <w:rPr>
+                <w:rFonts w:ascii="Arial Nova Cond" w:eastAsia="Calibri" w:hAnsi="Arial Nova Cond" w:cs="Times New Roman"/>
                 <w:sz w:val="20"/>
                 <w:szCs w:val="20"/>
                 <w:lang w:val="es-ES_tradnl"/>
               </w:rPr>
-            </w:pPr>
-          </w:p>
-        </w:tc>
-        <w:tc>
-          <w:tcPr>
-            <w:tcW w:w="1095" w:type="dxa"/>
-            <w:tcBorders>
-              <w:top w:val="double" w:sz="4" w:space="0" w:color="47D459" w:themeColor="accent3" w:themeTint="99"/>
-              <w:left w:val="double" w:sz="4" w:space="0" w:color="47D459" w:themeColor="accent3" w:themeTint="99"/>
-              <w:bottom w:val="double" w:sz="4" w:space="0" w:color="47D459" w:themeColor="accent3" w:themeTint="99"/>
-              <w:right w:val="double" w:sz="4" w:space="0" w:color="47D459" w:themeColor="accent3" w:themeTint="99"/>
-            </w:tcBorders>
-            <w:vAlign w:val="center"/>
-            <w:hideMark/>
-          </w:tcPr>
-          <w:p>
-            <w:pPr>
-              <w:pStyle w:val="Sinespaciado"/>
-              <w:rPr>
-                <w:rFonts w:ascii="Arial Nova Cond Light" w:hAnsi="Arial Nova Cond Light"/>
-                <w:b/>
-                <w:bCs/>
+              <w:t>{{problemapotencialidad4}}</w:t>
+            </w:r>
+          </w:p>
+        </w:tc>
+        <w:tc>
+          <w:tcPr>
+            <w:tcW w:w="6169" w:type="dxa"/>
+            <w:vAlign w:val="center"/>
+          </w:tcPr>
+          <w:p>
+            <w:pPr>
+              <w:pStyle w:val="Prrafodelista"/>
+              <w:tabs>
+                <w:tab w:val="left" w:pos="0"/>
+                <w:tab w:val="left" w:pos="142"/>
+                <w:tab w:val="left" w:pos="284"/>
+              </w:tabs>
+              <w:spacing w:line="276" w:lineRule="auto"/>
+              <w:ind w:left="0"/>
+              <w:jc w:val="both"/>
+              <w:rPr>
+                <w:rFonts w:ascii="Arial Nova Cond" w:eastAsia="Calibri" w:hAnsi="Arial Nova Cond" w:cs="Times New Roman"/>
+                <w:color w:val="000000" w:themeColor="text1"/>
                 <w:sz w:val="20"/>
                 <w:szCs w:val="20"/>
                 <w:lang w:val="es-ES_tradnl"/>
@@ -13040,79 +13089,11 @@
             </w:pPr>
             <w:r>
               <w:rPr>
-                <w:rFonts w:ascii="Arial Nova Cond Light" w:hAnsi="Arial Nova Cond Light"/>
-                <w:b/>
-                <w:bCs/>
+                <w:rFonts w:ascii="Arial Nova Cond" w:eastAsia="Calibri" w:hAnsi="Arial Nova Cond" w:cs="Times New Roman"/>
                 <w:sz w:val="20"/>
                 <w:szCs w:val="20"/>
                 <w:lang w:val="es-ES_tradnl"/>
               </w:rPr>
-              <w:t>U 4</w:t>
-            </w:r>
-          </w:p>
-        </w:tc>
-        <w:tc>
-          <w:tcPr>
-            <w:tcW w:w="1726" w:type="dxa"/>
-            <w:tcBorders>
-              <w:top w:val="double" w:sz="4" w:space="0" w:color="47D459" w:themeColor="accent3" w:themeTint="99"/>
-              <w:left w:val="double" w:sz="4" w:space="0" w:color="47D459" w:themeColor="accent3" w:themeTint="99"/>
-              <w:bottom w:val="double" w:sz="4" w:space="0" w:color="47D459" w:themeColor="accent3" w:themeTint="99"/>
-              <w:right w:val="double" w:sz="4" w:space="0" w:color="47D459" w:themeColor="accent3" w:themeTint="99"/>
-            </w:tcBorders>
-            <w:vAlign w:val="center"/>
-            <w:hideMark/>
-          </w:tcPr>
-          <w:p>
-            <w:pPr>
-              <w:pStyle w:val="Sinespaciado"/>
-              <w:spacing w:line="276" w:lineRule="auto"/>
-              <w:rPr>
-                <w:rFonts w:ascii="Arial Nova Cond Light" w:hAnsi="Arial Nova Cond Light"/>
-                <w:sz w:val="20"/>
-                <w:szCs w:val="20"/>
-              </w:rPr>
-            </w:pPr>
-            <w:r>
-              <w:rPr>
-                <w:rFonts w:ascii="Arial Nova Cond Light" w:hAnsi="Arial Nova Cond Light"/>
-                <w:sz w:val="20"/>
-                <w:szCs w:val="20"/>
-                <w:lang w:val="es-ES_tradnl"/>
-              </w:rPr>
-              <w:t>{{problemapotencialidad4}}</w:t>
-            </w:r>
-          </w:p>
-        </w:tc>
-        <w:tc>
-          <w:tcPr>
-            <w:tcW w:w="6169" w:type="dxa"/>
-            <w:tcBorders>
-              <w:top w:val="double" w:sz="4" w:space="0" w:color="47D459" w:themeColor="accent3" w:themeTint="99"/>
-              <w:left w:val="double" w:sz="4" w:space="0" w:color="47D459" w:themeColor="accent3" w:themeTint="99"/>
-              <w:bottom w:val="double" w:sz="4" w:space="0" w:color="47D459" w:themeColor="accent3" w:themeTint="99"/>
-              <w:right w:val="double" w:sz="4" w:space="0" w:color="47D459" w:themeColor="accent3" w:themeTint="99"/>
-            </w:tcBorders>
-            <w:vAlign w:val="center"/>
-            <w:hideMark/>
-          </w:tcPr>
-          <w:p>
-            <w:pPr>
-              <w:pStyle w:val="Sinespaciado"/>
-              <w:rPr>
-                <w:rFonts w:ascii="Arial Nova Cond Light" w:hAnsi="Arial Nova Cond Light"/>
-                <w:sz w:val="20"/>
-                <w:szCs w:val="20"/>
-                <w:lang w:val="es-ES_tradnl"/>
-              </w:rPr>
-            </w:pPr>
-            <w:r>
-              <w:rPr>
-                <w:rFonts w:ascii="Arial Nova Cond Light" w:hAnsi="Arial Nova Cond Light"/>
-                <w:sz w:val="20"/>
-                <w:szCs w:val="20"/>
-                <w:lang w:val="es-ES_tradnl"/>
-              </w:rPr>
               <w:t>{{situacionsignificativa4}}</w:t>
             </w:r>
           </w:p>
@@ -13120,28 +13101,27 @@
         <w:tc>
           <w:tcPr>
             <w:tcW w:w="2015" w:type="dxa"/>
-            <w:tcBorders>
-              <w:top w:val="double" w:sz="4" w:space="0" w:color="47D459" w:themeColor="accent3" w:themeTint="99"/>
-              <w:left w:val="double" w:sz="4" w:space="0" w:color="47D459" w:themeColor="accent3" w:themeTint="99"/>
-              <w:bottom w:val="double" w:sz="4" w:space="0" w:color="47D459" w:themeColor="accent3" w:themeTint="99"/>
-              <w:right w:val="double" w:sz="4" w:space="0" w:color="47D459" w:themeColor="accent3" w:themeTint="99"/>
-            </w:tcBorders>
-            <w:vAlign w:val="center"/>
-            <w:hideMark/>
-          </w:tcPr>
-          <w:p>
-            <w:pPr>
-              <w:pStyle w:val="Sinespaciado"/>
-              <w:spacing w:line="276" w:lineRule="auto"/>
-              <w:rPr>
-                <w:rFonts w:ascii="Arial Nova Cond Light" w:hAnsi="Arial Nova Cond Light"/>
-                <w:sz w:val="20"/>
-                <w:szCs w:val="20"/>
-              </w:rPr>
-            </w:pPr>
-            <w:r>
-              <w:rPr>
-                <w:rFonts w:ascii="Arial Nova Cond Light" w:hAnsi="Arial Nova Cond Light"/>
+            <w:vAlign w:val="center"/>
+          </w:tcPr>
+          <w:p>
+            <w:pPr>
+              <w:autoSpaceDE w:val="0"/>
+              <w:autoSpaceDN w:val="0"/>
+              <w:adjustRightInd w:val="0"/>
+              <w:jc w:val="center"/>
+              <w:rPr>
+                <w:rFonts w:ascii="Arial Nova Cond" w:hAnsi="Arial Nova Cond" w:cs="Arial"/>
+                <w:color w:val="000000" w:themeColor="text1"/>
+                <w:kern w:val="0"/>
+                <w:sz w:val="20"/>
+                <w:szCs w:val="20"/>
+              </w:rPr>
+            </w:pPr>
+            <w:r>
+              <w:rPr>
+                <w:rFonts w:ascii="Arial Nova Cond" w:hAnsi="Arial Nova Cond" w:cs="Arial"/>
+                <w:color w:val="000000"/>
+                <w:kern w:val="0"/>
                 <w:sz w:val="20"/>
                 <w:szCs w:val="20"/>
               </w:rPr>
@@ -13152,28 +13132,27 @@
         <w:tc>
           <w:tcPr>
             <w:tcW w:w="1634" w:type="dxa"/>
-            <w:tcBorders>
-              <w:top w:val="double" w:sz="4" w:space="0" w:color="47D459" w:themeColor="accent3" w:themeTint="99"/>
-              <w:left w:val="double" w:sz="4" w:space="0" w:color="47D459" w:themeColor="accent3" w:themeTint="99"/>
-              <w:bottom w:val="double" w:sz="4" w:space="0" w:color="47D459" w:themeColor="accent3" w:themeTint="99"/>
-              <w:right w:val="double" w:sz="4" w:space="0" w:color="47D459" w:themeColor="accent3" w:themeTint="99"/>
-            </w:tcBorders>
-            <w:vAlign w:val="center"/>
-            <w:hideMark/>
-          </w:tcPr>
-          <w:p>
-            <w:pPr>
-              <w:pStyle w:val="Sinespaciado"/>
-              <w:spacing w:line="276" w:lineRule="auto"/>
-              <w:rPr>
-                <w:rFonts w:ascii="Arial Nova Cond Light" w:hAnsi="Arial Nova Cond Light"/>
-                <w:sz w:val="20"/>
-                <w:szCs w:val="20"/>
-              </w:rPr>
-            </w:pPr>
-            <w:r>
-              <w:rPr>
-                <w:rFonts w:ascii="Arial Nova Cond Light" w:hAnsi="Arial Nova Cond Light"/>
+            <w:vAlign w:val="center"/>
+          </w:tcPr>
+          <w:p>
+            <w:pPr>
+              <w:autoSpaceDE w:val="0"/>
+              <w:autoSpaceDN w:val="0"/>
+              <w:adjustRightInd w:val="0"/>
+              <w:jc w:val="both"/>
+              <w:rPr>
+                <w:rFonts w:ascii="Arial Nova Cond" w:hAnsi="Arial Nova Cond" w:cs="Arial"/>
+                <w:color w:val="000000"/>
+                <w:kern w:val="0"/>
+                <w:sz w:val="20"/>
+                <w:szCs w:val="20"/>
+              </w:rPr>
+            </w:pPr>
+            <w:r>
+              <w:rPr>
+                <w:rFonts w:ascii="Arial Nova Cond" w:hAnsi="Arial Nova Cond" w:cs="Arial"/>
+                <w:color w:val="000000"/>
+                <w:kern w:val="0"/>
                 <w:sz w:val="20"/>
                 <w:szCs w:val="20"/>
               </w:rPr>
@@ -13184,28 +13163,27 @@
         <w:tc>
           <w:tcPr>
             <w:tcW w:w="1337" w:type="dxa"/>
-            <w:tcBorders>
-              <w:top w:val="double" w:sz="4" w:space="0" w:color="47D459" w:themeColor="accent3" w:themeTint="99"/>
-              <w:left w:val="double" w:sz="4" w:space="0" w:color="47D459" w:themeColor="accent3" w:themeTint="99"/>
-              <w:bottom w:val="double" w:sz="4" w:space="0" w:color="47D459" w:themeColor="accent3" w:themeTint="99"/>
-              <w:right w:val="double" w:sz="4" w:space="0" w:color="47D459" w:themeColor="accent3" w:themeTint="99"/>
-            </w:tcBorders>
-            <w:vAlign w:val="center"/>
-            <w:hideMark/>
-          </w:tcPr>
-          <w:p>
-            <w:pPr>
-              <w:pStyle w:val="Sinespaciado"/>
-              <w:spacing w:line="276" w:lineRule="auto"/>
-              <w:rPr>
-                <w:rFonts w:ascii="Arial Nova Cond Light" w:hAnsi="Arial Nova Cond Light"/>
-                <w:sz w:val="20"/>
-                <w:szCs w:val="20"/>
-              </w:rPr>
-            </w:pPr>
-            <w:r>
-              <w:rPr>
-                <w:rFonts w:ascii="Arial Nova Cond Light" w:hAnsi="Arial Nova Cond Light"/>
+            <w:vAlign w:val="center"/>
+          </w:tcPr>
+          <w:p>
+            <w:pPr>
+              <w:autoSpaceDE w:val="0"/>
+              <w:autoSpaceDN w:val="0"/>
+              <w:adjustRightInd w:val="0"/>
+              <w:jc w:val="center"/>
+              <w:rPr>
+                <w:rFonts w:ascii="Arial Nova Cond" w:hAnsi="Arial Nova Cond" w:cs="Arial"/>
+                <w:color w:val="000000"/>
+                <w:kern w:val="0"/>
+                <w:sz w:val="20"/>
+                <w:szCs w:val="20"/>
+              </w:rPr>
+            </w:pPr>
+            <w:r>
+              <w:rPr>
+                <w:rFonts w:ascii="Arial Nova Cond" w:hAnsi="Arial Nova Cond" w:cs="Arial"/>
+                <w:color w:val="000000"/>
+                <w:kern w:val="0"/>
                 <w:sz w:val="20"/>
                 <w:szCs w:val="20"/>
               </w:rPr>
@@ -13223,139 +13201,137 @@
           <w:tcPr>
             <w:tcW w:w="875" w:type="dxa"/>
             <w:vMerge w:val="restart"/>
-            <w:tcBorders>
-              <w:top w:val="double" w:sz="4" w:space="0" w:color="47D459" w:themeColor="accent3" w:themeTint="99"/>
-              <w:left w:val="double" w:sz="4" w:space="0" w:color="47D459" w:themeColor="accent3" w:themeTint="99"/>
-              <w:bottom w:val="double" w:sz="4" w:space="0" w:color="47D459" w:themeColor="accent3" w:themeTint="99"/>
-              <w:right w:val="double" w:sz="4" w:space="0" w:color="47D459" w:themeColor="accent3" w:themeTint="99"/>
-            </w:tcBorders>
-            <w:vAlign w:val="center"/>
-            <w:hideMark/>
+            <w:vAlign w:val="center"/>
+          </w:tcPr>
+          <w:p>
+            <w:pPr>
+              <w:pStyle w:val="Prrafodelista"/>
+              <w:tabs>
+                <w:tab w:val="left" w:pos="0"/>
+                <w:tab w:val="left" w:pos="142"/>
+                <w:tab w:val="left" w:pos="284"/>
+              </w:tabs>
+              <w:spacing w:line="276" w:lineRule="auto"/>
+              <w:ind w:left="0"/>
+              <w:jc w:val="center"/>
+              <w:rPr>
+                <w:rFonts w:ascii="Arial Nova Cond" w:eastAsia="Calibri" w:hAnsi="Arial Nova Cond" w:cs="Times New Roman"/>
+                <w:b/>
+                <w:bCs/>
+                <w:sz w:val="20"/>
+                <w:szCs w:val="20"/>
+                <w:lang w:val="es-ES_tradnl"/>
+              </w:rPr>
+            </w:pPr>
+            <w:r>
+              <w:rPr>
+                <w:rFonts w:ascii="Arial Nova Cond" w:eastAsia="Calibri" w:hAnsi="Arial Nova Cond" w:cs="Times New Roman"/>
+                <w:b/>
+                <w:bCs/>
+                <w:sz w:val="20"/>
+                <w:szCs w:val="20"/>
+                <w:lang w:val="es-ES_tradnl"/>
+              </w:rPr>
+              <w:t>III</w:t>
+            </w:r>
+          </w:p>
+        </w:tc>
+        <w:tc>
+          <w:tcPr>
+            <w:tcW w:w="1095" w:type="dxa"/>
+            <w:vAlign w:val="center"/>
+          </w:tcPr>
+          <w:p>
+            <w:pPr>
+              <w:pStyle w:val="Prrafodelista"/>
+              <w:tabs>
+                <w:tab w:val="left" w:pos="0"/>
+                <w:tab w:val="left" w:pos="142"/>
+                <w:tab w:val="left" w:pos="284"/>
+              </w:tabs>
+              <w:spacing w:line="276" w:lineRule="auto"/>
+              <w:ind w:left="0"/>
+              <w:jc w:val="center"/>
+              <w:rPr>
+                <w:rFonts w:ascii="Arial Nova Cond" w:eastAsia="Calibri" w:hAnsi="Arial Nova Cond" w:cs="Times New Roman"/>
+                <w:b/>
+                <w:bCs/>
+                <w:sz w:val="20"/>
+                <w:szCs w:val="20"/>
+                <w:lang w:val="es-ES_tradnl"/>
+              </w:rPr>
+            </w:pPr>
+            <w:r>
+              <w:rPr>
+                <w:rFonts w:ascii="Arial Nova Cond" w:eastAsia="Calibri" w:hAnsi="Arial Nova Cond" w:cs="Times New Roman"/>
+                <w:b/>
+                <w:bCs/>
+                <w:sz w:val="20"/>
+                <w:szCs w:val="20"/>
+                <w:lang w:val="es-ES_tradnl"/>
+              </w:rPr>
+              <w:t>U 5</w:t>
+            </w:r>
+          </w:p>
+        </w:tc>
+        <w:tc>
+          <w:tcPr>
+            <w:tcW w:w="1726" w:type="dxa"/>
+            <w:vAlign w:val="center"/>
           </w:tcPr>
           <w:p>
             <w:pPr>
               <w:pStyle w:val="Sinespaciado"/>
-              <w:rPr>
-                <w:rFonts w:ascii="Arial Nova Cond Light" w:hAnsi="Arial Nova Cond Light"/>
-                <w:b/>
-                <w:bCs/>
+              <w:jc w:val="both"/>
+              <w:rPr>
+                <w:rFonts w:ascii="Arial Nova Cond" w:hAnsi="Arial Nova Cond"/>
+                <w:color w:val="000000" w:themeColor="text1"/>
+                <w:sz w:val="20"/>
+                <w:szCs w:val="20"/>
+              </w:rPr>
+            </w:pPr>
+            <w:r>
+              <w:rPr>
+                <w:rFonts w:ascii="Arial Nova Cond" w:eastAsia="Calibri" w:hAnsi="Arial Nova Cond" w:cs="Times New Roman"/>
                 <w:sz w:val="20"/>
                 <w:szCs w:val="20"/>
                 <w:lang w:val="es-ES_tradnl"/>
               </w:rPr>
-            </w:pPr>
-            <w:r>
-              <w:rPr>
-                <w:rFonts w:ascii="Arial Nova Cond Light" w:hAnsi="Arial Nova Cond Light"/>
-                <w:b/>
-                <w:bCs/>
+              <w:t>{{problemapotencialidad5}}</w:t>
+            </w:r>
+          </w:p>
+        </w:tc>
+        <w:tc>
+          <w:tcPr>
+            <w:tcW w:w="6169" w:type="dxa"/>
+            <w:vAlign w:val="center"/>
+          </w:tcPr>
+          <w:p>
+            <w:pPr>
+              <w:pStyle w:val="Prrafodelista"/>
+              <w:tabs>
+                <w:tab w:val="left" w:pos="0"/>
+                <w:tab w:val="left" w:pos="142"/>
+                <w:tab w:val="left" w:pos="284"/>
+              </w:tabs>
+              <w:spacing w:line="276" w:lineRule="auto"/>
+              <w:ind w:left="0"/>
+              <w:jc w:val="both"/>
+              <w:rPr>
+                <w:rFonts w:ascii="Arial Nova Cond" w:eastAsia="Calibri" w:hAnsi="Arial Nova Cond" w:cs="Times New Roman"/>
+                <w:color w:val="000000" w:themeColor="text1"/>
                 <w:sz w:val="20"/>
                 <w:szCs w:val="20"/>
                 <w:lang w:val="es-ES_tradnl"/>
               </w:rPr>
-              <w:t>III</w:t>
-            </w:r>
-          </w:p>
-        </w:tc>
-        <w:tc>
-          <w:tcPr>
-            <w:tcW w:w="1095" w:type="dxa"/>
-            <w:tcBorders>
-              <w:top w:val="double" w:sz="4" w:space="0" w:color="47D459" w:themeColor="accent3" w:themeTint="99"/>
-              <w:left w:val="double" w:sz="4" w:space="0" w:color="47D459" w:themeColor="accent3" w:themeTint="99"/>
-              <w:bottom w:val="double" w:sz="4" w:space="0" w:color="47D459" w:themeColor="accent3" w:themeTint="99"/>
-              <w:right w:val="double" w:sz="4" w:space="0" w:color="47D459" w:themeColor="accent3" w:themeTint="99"/>
-            </w:tcBorders>
-            <w:vAlign w:val="center"/>
-            <w:hideMark/>
-          </w:tcPr>
-          <w:p>
-            <w:pPr>
-              <w:pStyle w:val="Sinespaciado"/>
-              <w:rPr>
-                <w:rFonts w:ascii="Arial Nova Cond Light" w:hAnsi="Arial Nova Cond Light"/>
-                <w:b/>
-                <w:bCs/>
+            </w:pPr>
+            <w:r>
+              <w:rPr>
+                <w:rFonts w:ascii="Arial Nova Cond" w:eastAsia="Calibri" w:hAnsi="Arial Nova Cond" w:cs="Times New Roman"/>
                 <w:sz w:val="20"/>
                 <w:szCs w:val="20"/>
                 <w:lang w:val="es-ES_tradnl"/>
               </w:rPr>
-            </w:pPr>
-            <w:r>
-              <w:rPr>
-                <w:rFonts w:ascii="Arial Nova Cond Light" w:hAnsi="Arial Nova Cond Light"/>
-                <w:b/>
-                <w:bCs/>
-                <w:sz w:val="20"/>
-                <w:szCs w:val="20"/>
-                <w:lang w:val="es-ES_tradnl"/>
-              </w:rPr>
-              <w:t>U 5</w:t>
-            </w:r>
-          </w:p>
-        </w:tc>
-        <w:tc>
-          <w:tcPr>
-            <w:tcW w:w="1726" w:type="dxa"/>
-            <w:tcBorders>
-              <w:top w:val="double" w:sz="4" w:space="0" w:color="47D459" w:themeColor="accent3" w:themeTint="99"/>
-              <w:left w:val="double" w:sz="4" w:space="0" w:color="47D459" w:themeColor="accent3" w:themeTint="99"/>
-              <w:bottom w:val="double" w:sz="4" w:space="0" w:color="47D459" w:themeColor="accent3" w:themeTint="99"/>
-              <w:right w:val="double" w:sz="4" w:space="0" w:color="47D459" w:themeColor="accent3" w:themeTint="99"/>
-            </w:tcBorders>
-            <w:vAlign w:val="center"/>
-            <w:hideMark/>
-          </w:tcPr>
-          <w:p>
-            <w:pPr>
-              <w:pStyle w:val="Sinespaciado"/>
-              <w:spacing w:line="276" w:lineRule="auto"/>
-              <w:rPr>
-                <w:rFonts w:ascii="Arial Nova Cond Light" w:hAnsi="Arial Nova Cond Light"/>
-                <w:sz w:val="20"/>
-                <w:szCs w:val="20"/>
-              </w:rPr>
-            </w:pPr>
-            <w:r>
-              <w:rPr>
-                <w:rFonts w:ascii="Arial Nova Cond Light" w:hAnsi="Arial Nova Cond Light"/>
-                <w:sz w:val="20"/>
-                <w:szCs w:val="20"/>
-                <w:lang w:val="es-ES_tradnl"/>
-              </w:rPr>
-              <w:t>{{problemapotencialidad5}}</w:t>
-            </w:r>
-          </w:p>
-        </w:tc>
-        <w:tc>
-          <w:tcPr>
-            <w:tcW w:w="6169" w:type="dxa"/>
-            <w:tcBorders>
-              <w:top w:val="double" w:sz="4" w:space="0" w:color="47D459" w:themeColor="accent3" w:themeTint="99"/>
-              <w:left w:val="double" w:sz="4" w:space="0" w:color="47D459" w:themeColor="accent3" w:themeTint="99"/>
-              <w:bottom w:val="double" w:sz="4" w:space="0" w:color="47D459" w:themeColor="accent3" w:themeTint="99"/>
-              <w:right w:val="double" w:sz="4" w:space="0" w:color="47D459" w:themeColor="accent3" w:themeTint="99"/>
-            </w:tcBorders>
-            <w:vAlign w:val="center"/>
-            <w:hideMark/>
-          </w:tcPr>
-          <w:p>
-            <w:pPr>
-              <w:pStyle w:val="Sinespaciado"/>
-              <w:rPr>
-                <w:rFonts w:ascii="Arial Nova Cond Light" w:hAnsi="Arial Nova Cond Light"/>
-                <w:sz w:val="20"/>
-                <w:szCs w:val="20"/>
-                <w:lang w:val="es-ES_tradnl"/>
-              </w:rPr>
-            </w:pPr>
-            <w:r>
-              <w:rPr>
-                <w:rFonts w:ascii="Arial Nova Cond Light" w:hAnsi="Arial Nova Cond Light"/>
-                <w:sz w:val="20"/>
-                <w:szCs w:val="20"/>
-                <w:lang w:val="es-ES_tradnl"/>
-              </w:rPr>
               <w:t>{{situacionsignificativa5}}</w:t>
             </w:r>
           </w:p>
@@ -13363,28 +13339,27 @@
         <w:tc>
           <w:tcPr>
             <w:tcW w:w="2015" w:type="dxa"/>
-            <w:tcBorders>
-              <w:top w:val="double" w:sz="4" w:space="0" w:color="47D459" w:themeColor="accent3" w:themeTint="99"/>
-              <w:left w:val="double" w:sz="4" w:space="0" w:color="47D459" w:themeColor="accent3" w:themeTint="99"/>
-              <w:bottom w:val="double" w:sz="4" w:space="0" w:color="47D459" w:themeColor="accent3" w:themeTint="99"/>
-              <w:right w:val="double" w:sz="4" w:space="0" w:color="47D459" w:themeColor="accent3" w:themeTint="99"/>
-            </w:tcBorders>
-            <w:vAlign w:val="center"/>
-            <w:hideMark/>
-          </w:tcPr>
-          <w:p>
-            <w:pPr>
-              <w:pStyle w:val="Sinespaciado"/>
-              <w:spacing w:line="276" w:lineRule="auto"/>
-              <w:rPr>
-                <w:rFonts w:ascii="Arial Nova Cond Light" w:hAnsi="Arial Nova Cond Light"/>
-                <w:sz w:val="20"/>
-                <w:szCs w:val="20"/>
-              </w:rPr>
-            </w:pPr>
-            <w:r>
-              <w:rPr>
-                <w:rFonts w:ascii="Arial Nova Cond Light" w:hAnsi="Arial Nova Cond Light"/>
+            <w:vAlign w:val="center"/>
+          </w:tcPr>
+          <w:p>
+            <w:pPr>
+              <w:autoSpaceDE w:val="0"/>
+              <w:autoSpaceDN w:val="0"/>
+              <w:adjustRightInd w:val="0"/>
+              <w:jc w:val="center"/>
+              <w:rPr>
+                <w:rFonts w:ascii="Arial Nova Cond" w:hAnsi="Arial Nova Cond" w:cs="Arial"/>
+                <w:color w:val="000000" w:themeColor="text1"/>
+                <w:kern w:val="0"/>
+                <w:sz w:val="20"/>
+                <w:szCs w:val="20"/>
+              </w:rPr>
+            </w:pPr>
+            <w:r>
+              <w:rPr>
+                <w:rFonts w:ascii="Arial Nova Cond" w:hAnsi="Arial Nova Cond" w:cs="Arial"/>
+                <w:color w:val="000000"/>
+                <w:kern w:val="0"/>
                 <w:sz w:val="20"/>
                 <w:szCs w:val="20"/>
               </w:rPr>
@@ -13395,28 +13370,27 @@
         <w:tc>
           <w:tcPr>
             <w:tcW w:w="1634" w:type="dxa"/>
-            <w:tcBorders>
-              <w:top w:val="double" w:sz="4" w:space="0" w:color="47D459" w:themeColor="accent3" w:themeTint="99"/>
-              <w:left w:val="double" w:sz="4" w:space="0" w:color="47D459" w:themeColor="accent3" w:themeTint="99"/>
-              <w:bottom w:val="double" w:sz="4" w:space="0" w:color="47D459" w:themeColor="accent3" w:themeTint="99"/>
-              <w:right w:val="double" w:sz="4" w:space="0" w:color="47D459" w:themeColor="accent3" w:themeTint="99"/>
-            </w:tcBorders>
-            <w:vAlign w:val="center"/>
-            <w:hideMark/>
-          </w:tcPr>
-          <w:p>
-            <w:pPr>
-              <w:pStyle w:val="Sinespaciado"/>
-              <w:spacing w:line="276" w:lineRule="auto"/>
-              <w:rPr>
-                <w:rFonts w:ascii="Arial Nova Cond Light" w:hAnsi="Arial Nova Cond Light"/>
-                <w:sz w:val="20"/>
-                <w:szCs w:val="20"/>
-              </w:rPr>
-            </w:pPr>
-            <w:r>
-              <w:rPr>
-                <w:rFonts w:ascii="Arial Nova Cond Light" w:hAnsi="Arial Nova Cond Light"/>
+            <w:vAlign w:val="center"/>
+          </w:tcPr>
+          <w:p>
+            <w:pPr>
+              <w:autoSpaceDE w:val="0"/>
+              <w:autoSpaceDN w:val="0"/>
+              <w:adjustRightInd w:val="0"/>
+              <w:jc w:val="both"/>
+              <w:rPr>
+                <w:rFonts w:ascii="Arial Nova Cond" w:hAnsi="Arial Nova Cond" w:cs="Arial"/>
+                <w:color w:val="000000"/>
+                <w:kern w:val="0"/>
+                <w:sz w:val="20"/>
+                <w:szCs w:val="20"/>
+              </w:rPr>
+            </w:pPr>
+            <w:r>
+              <w:rPr>
+                <w:rFonts w:ascii="Arial Nova Cond" w:hAnsi="Arial Nova Cond" w:cs="Arial"/>
+                <w:color w:val="000000"/>
+                <w:kern w:val="0"/>
                 <w:sz w:val="20"/>
                 <w:szCs w:val="20"/>
               </w:rPr>
@@ -13427,28 +13401,27 @@
         <w:tc>
           <w:tcPr>
             <w:tcW w:w="1337" w:type="dxa"/>
-            <w:tcBorders>
-              <w:top w:val="double" w:sz="4" w:space="0" w:color="47D459" w:themeColor="accent3" w:themeTint="99"/>
-              <w:left w:val="double" w:sz="4" w:space="0" w:color="47D459" w:themeColor="accent3" w:themeTint="99"/>
-              <w:bottom w:val="double" w:sz="4" w:space="0" w:color="47D459" w:themeColor="accent3" w:themeTint="99"/>
-              <w:right w:val="double" w:sz="4" w:space="0" w:color="47D459" w:themeColor="accent3" w:themeTint="99"/>
-            </w:tcBorders>
-            <w:vAlign w:val="center"/>
-            <w:hideMark/>
-          </w:tcPr>
-          <w:p>
-            <w:pPr>
-              <w:pStyle w:val="Sinespaciado"/>
-              <w:spacing w:line="276" w:lineRule="auto"/>
-              <w:rPr>
-                <w:rFonts w:ascii="Arial Nova Cond Light" w:hAnsi="Arial Nova Cond Light"/>
-                <w:sz w:val="20"/>
-                <w:szCs w:val="20"/>
-              </w:rPr>
-            </w:pPr>
-            <w:r>
-              <w:rPr>
-                <w:rFonts w:ascii="Arial Nova Cond Light" w:hAnsi="Arial Nova Cond Light"/>
+            <w:vAlign w:val="center"/>
+          </w:tcPr>
+          <w:p>
+            <w:pPr>
+              <w:autoSpaceDE w:val="0"/>
+              <w:autoSpaceDN w:val="0"/>
+              <w:adjustRightInd w:val="0"/>
+              <w:jc w:val="center"/>
+              <w:rPr>
+                <w:rFonts w:ascii="Arial Nova Cond" w:hAnsi="Arial Nova Cond" w:cs="Arial"/>
+                <w:color w:val="000000"/>
+                <w:kern w:val="0"/>
+                <w:sz w:val="20"/>
+                <w:szCs w:val="20"/>
+              </w:rPr>
+            </w:pPr>
+            <w:r>
+              <w:rPr>
+                <w:rFonts w:ascii="Arial Nova Cond" w:hAnsi="Arial Nova Cond" w:cs="Arial"/>
+                <w:color w:val="000000"/>
+                <w:kern w:val="0"/>
                 <w:sz w:val="20"/>
                 <w:szCs w:val="20"/>
               </w:rPr>
@@ -13466,49 +13439,112 @@
           <w:tcPr>
             <w:tcW w:w="875" w:type="dxa"/>
             <w:vMerge/>
-            <w:tcBorders>
-              <w:top w:val="double" w:sz="4" w:space="0" w:color="47D459" w:themeColor="accent3" w:themeTint="99"/>
-              <w:left w:val="double" w:sz="4" w:space="0" w:color="47D459" w:themeColor="accent3" w:themeTint="99"/>
-              <w:bottom w:val="double" w:sz="4" w:space="0" w:color="47D459" w:themeColor="accent3" w:themeTint="99"/>
-              <w:right w:val="double" w:sz="4" w:space="0" w:color="47D459" w:themeColor="accent3" w:themeTint="99"/>
-            </w:tcBorders>
-            <w:vAlign w:val="center"/>
-            <w:hideMark/>
+            <w:vAlign w:val="center"/>
+          </w:tcPr>
+          <w:p>
+            <w:pPr>
+              <w:pStyle w:val="Prrafodelista"/>
+              <w:tabs>
+                <w:tab w:val="left" w:pos="0"/>
+                <w:tab w:val="left" w:pos="142"/>
+                <w:tab w:val="left" w:pos="284"/>
+              </w:tabs>
+              <w:spacing w:line="276" w:lineRule="auto"/>
+              <w:ind w:left="0"/>
+              <w:jc w:val="center"/>
+              <w:rPr>
+                <w:rFonts w:ascii="Arial Nova Cond" w:eastAsia="Calibri" w:hAnsi="Arial Nova Cond" w:cs="Times New Roman"/>
+                <w:b/>
+                <w:bCs/>
+                <w:sz w:val="20"/>
+                <w:szCs w:val="20"/>
+                <w:lang w:val="es-ES_tradnl"/>
+              </w:rPr>
+            </w:pPr>
+          </w:p>
+        </w:tc>
+        <w:tc>
+          <w:tcPr>
+            <w:tcW w:w="1095" w:type="dxa"/>
+            <w:vAlign w:val="center"/>
+          </w:tcPr>
+          <w:p>
+            <w:pPr>
+              <w:pStyle w:val="Prrafodelista"/>
+              <w:tabs>
+                <w:tab w:val="left" w:pos="0"/>
+                <w:tab w:val="left" w:pos="142"/>
+                <w:tab w:val="left" w:pos="284"/>
+              </w:tabs>
+              <w:spacing w:line="276" w:lineRule="auto"/>
+              <w:ind w:left="0"/>
+              <w:jc w:val="center"/>
+              <w:rPr>
+                <w:rFonts w:ascii="Arial Nova Cond" w:eastAsia="Calibri" w:hAnsi="Arial Nova Cond" w:cs="Times New Roman"/>
+                <w:b/>
+                <w:bCs/>
+                <w:sz w:val="20"/>
+                <w:szCs w:val="20"/>
+                <w:lang w:val="es-ES_tradnl"/>
+              </w:rPr>
+            </w:pPr>
+            <w:r>
+              <w:rPr>
+                <w:rFonts w:ascii="Arial Nova Cond" w:eastAsia="Calibri" w:hAnsi="Arial Nova Cond" w:cs="Times New Roman"/>
+                <w:b/>
+                <w:bCs/>
+                <w:sz w:val="20"/>
+                <w:szCs w:val="20"/>
+                <w:lang w:val="es-ES_tradnl"/>
+              </w:rPr>
+              <w:t>U 6</w:t>
+            </w:r>
+          </w:p>
+        </w:tc>
+        <w:tc>
+          <w:tcPr>
+            <w:tcW w:w="1726" w:type="dxa"/>
+            <w:vAlign w:val="center"/>
           </w:tcPr>
           <w:p>
             <w:pPr>
               <w:pStyle w:val="Sinespaciado"/>
-              <w:spacing w:line="276" w:lineRule="auto"/>
-              <w:rPr>
-                <w:rFonts w:ascii="Arial Nova Cond Light" w:hAnsi="Arial Nova Cond Light"/>
-                <w:b/>
-                <w:bCs/>
+              <w:jc w:val="both"/>
+              <w:rPr>
+                <w:rFonts w:ascii="Arial Nova Cond" w:hAnsi="Arial Nova Cond"/>
+                <w:sz w:val="20"/>
+                <w:szCs w:val="20"/>
+              </w:rPr>
+            </w:pPr>
+            <w:r>
+              <w:rPr>
+                <w:rFonts w:ascii="Arial Nova Cond" w:eastAsia="Calibri" w:hAnsi="Arial Nova Cond" w:cs="Times New Roman"/>
                 <w:sz w:val="20"/>
                 <w:szCs w:val="20"/>
                 <w:lang w:val="es-ES_tradnl"/>
               </w:rPr>
-            </w:pPr>
-          </w:p>
-        </w:tc>
-        <w:tc>
-          <w:tcPr>
-            <w:tcW w:w="1095" w:type="dxa"/>
-            <w:tcBorders>
-              <w:top w:val="double" w:sz="4" w:space="0" w:color="47D459" w:themeColor="accent3" w:themeTint="99"/>
-              <w:left w:val="double" w:sz="4" w:space="0" w:color="47D459" w:themeColor="accent3" w:themeTint="99"/>
-              <w:bottom w:val="double" w:sz="4" w:space="0" w:color="47D459" w:themeColor="accent3" w:themeTint="99"/>
-              <w:right w:val="double" w:sz="4" w:space="0" w:color="47D459" w:themeColor="accent3" w:themeTint="99"/>
-            </w:tcBorders>
-            <w:vAlign w:val="center"/>
-            <w:hideMark/>
-          </w:tcPr>
-          <w:p>
-            <w:pPr>
-              <w:pStyle w:val="Sinespaciado"/>
-              <w:rPr>
-                <w:rFonts w:ascii="Arial Nova Cond Light" w:hAnsi="Arial Nova Cond Light"/>
-                <w:b/>
-                <w:bCs/>
+              <w:t>{{problemapotencialidad6}}</w:t>
+            </w:r>
+          </w:p>
+        </w:tc>
+        <w:tc>
+          <w:tcPr>
+            <w:tcW w:w="6169" w:type="dxa"/>
+            <w:vAlign w:val="center"/>
+          </w:tcPr>
+          <w:p>
+            <w:pPr>
+              <w:pStyle w:val="Prrafodelista"/>
+              <w:tabs>
+                <w:tab w:val="left" w:pos="0"/>
+                <w:tab w:val="left" w:pos="142"/>
+                <w:tab w:val="left" w:pos="284"/>
+              </w:tabs>
+              <w:spacing w:line="276" w:lineRule="auto"/>
+              <w:ind w:left="0"/>
+              <w:jc w:val="both"/>
+              <w:rPr>
+                <w:rFonts w:ascii="Arial Nova Cond" w:eastAsia="Calibri" w:hAnsi="Arial Nova Cond" w:cs="Times New Roman"/>
                 <w:sz w:val="20"/>
                 <w:szCs w:val="20"/>
                 <w:lang w:val="es-ES_tradnl"/>
@@ -13516,79 +13552,11 @@
             </w:pPr>
             <w:r>
               <w:rPr>
-                <w:rFonts w:ascii="Arial Nova Cond Light" w:hAnsi="Arial Nova Cond Light"/>
-                <w:b/>
-                <w:bCs/>
+                <w:rFonts w:ascii="Arial Nova Cond" w:eastAsia="Calibri" w:hAnsi="Arial Nova Cond" w:cs="Times New Roman"/>
                 <w:sz w:val="20"/>
                 <w:szCs w:val="20"/>
                 <w:lang w:val="es-ES_tradnl"/>
               </w:rPr>
-              <w:t>U 6</w:t>
-            </w:r>
-          </w:p>
-        </w:tc>
-        <w:tc>
-          <w:tcPr>
-            <w:tcW w:w="1726" w:type="dxa"/>
-            <w:tcBorders>
-              <w:top w:val="double" w:sz="4" w:space="0" w:color="47D459" w:themeColor="accent3" w:themeTint="99"/>
-              <w:left w:val="double" w:sz="4" w:space="0" w:color="47D459" w:themeColor="accent3" w:themeTint="99"/>
-              <w:bottom w:val="double" w:sz="4" w:space="0" w:color="47D459" w:themeColor="accent3" w:themeTint="99"/>
-              <w:right w:val="double" w:sz="4" w:space="0" w:color="47D459" w:themeColor="accent3" w:themeTint="99"/>
-            </w:tcBorders>
-            <w:vAlign w:val="center"/>
-            <w:hideMark/>
-          </w:tcPr>
-          <w:p>
-            <w:pPr>
-              <w:pStyle w:val="Sinespaciado"/>
-              <w:spacing w:line="276" w:lineRule="auto"/>
-              <w:rPr>
-                <w:rFonts w:ascii="Arial Nova Cond Light" w:hAnsi="Arial Nova Cond Light"/>
-                <w:sz w:val="20"/>
-                <w:szCs w:val="20"/>
-              </w:rPr>
-            </w:pPr>
-            <w:r>
-              <w:rPr>
-                <w:rFonts w:ascii="Arial Nova Cond Light" w:hAnsi="Arial Nova Cond Light"/>
-                <w:sz w:val="20"/>
-                <w:szCs w:val="20"/>
-                <w:lang w:val="es-ES_tradnl"/>
-              </w:rPr>
-              <w:t>{{problemapotencialidad6}}</w:t>
-            </w:r>
-          </w:p>
-        </w:tc>
-        <w:tc>
-          <w:tcPr>
-            <w:tcW w:w="6169" w:type="dxa"/>
-            <w:tcBorders>
-              <w:top w:val="double" w:sz="4" w:space="0" w:color="47D459" w:themeColor="accent3" w:themeTint="99"/>
-              <w:left w:val="double" w:sz="4" w:space="0" w:color="47D459" w:themeColor="accent3" w:themeTint="99"/>
-              <w:bottom w:val="double" w:sz="4" w:space="0" w:color="47D459" w:themeColor="accent3" w:themeTint="99"/>
-              <w:right w:val="double" w:sz="4" w:space="0" w:color="47D459" w:themeColor="accent3" w:themeTint="99"/>
-            </w:tcBorders>
-            <w:vAlign w:val="center"/>
-            <w:hideMark/>
-          </w:tcPr>
-          <w:p>
-            <w:pPr>
-              <w:pStyle w:val="Sinespaciado"/>
-              <w:rPr>
-                <w:rFonts w:ascii="Arial Nova Cond Light" w:hAnsi="Arial Nova Cond Light"/>
-                <w:sz w:val="20"/>
-                <w:szCs w:val="20"/>
-                <w:lang w:val="es-ES_tradnl"/>
-              </w:rPr>
-            </w:pPr>
-            <w:r>
-              <w:rPr>
-                <w:rFonts w:ascii="Arial Nova Cond Light" w:hAnsi="Arial Nova Cond Light"/>
-                <w:sz w:val="20"/>
-                <w:szCs w:val="20"/>
-                <w:lang w:val="es-ES_tradnl"/>
-              </w:rPr>
               <w:t>{{situacionsignificativa6}}</w:t>
             </w:r>
           </w:p>
@@ -13596,28 +13564,27 @@
         <w:tc>
           <w:tcPr>
             <w:tcW w:w="2015" w:type="dxa"/>
-            <w:tcBorders>
-              <w:top w:val="double" w:sz="4" w:space="0" w:color="47D459" w:themeColor="accent3" w:themeTint="99"/>
-              <w:left w:val="double" w:sz="4" w:space="0" w:color="47D459" w:themeColor="accent3" w:themeTint="99"/>
-              <w:bottom w:val="double" w:sz="4" w:space="0" w:color="47D459" w:themeColor="accent3" w:themeTint="99"/>
-              <w:right w:val="double" w:sz="4" w:space="0" w:color="47D459" w:themeColor="accent3" w:themeTint="99"/>
-            </w:tcBorders>
-            <w:vAlign w:val="center"/>
-            <w:hideMark/>
-          </w:tcPr>
-          <w:p>
-            <w:pPr>
-              <w:pStyle w:val="Sinespaciado"/>
-              <w:spacing w:line="276" w:lineRule="auto"/>
-              <w:rPr>
-                <w:rFonts w:ascii="Arial Nova Cond Light" w:hAnsi="Arial Nova Cond Light"/>
-                <w:sz w:val="20"/>
-                <w:szCs w:val="20"/>
-              </w:rPr>
-            </w:pPr>
-            <w:r>
-              <w:rPr>
-                <w:rFonts w:ascii="Arial Nova Cond Light" w:hAnsi="Arial Nova Cond Light"/>
+            <w:vAlign w:val="center"/>
+          </w:tcPr>
+          <w:p>
+            <w:pPr>
+              <w:autoSpaceDE w:val="0"/>
+              <w:autoSpaceDN w:val="0"/>
+              <w:adjustRightInd w:val="0"/>
+              <w:jc w:val="center"/>
+              <w:rPr>
+                <w:rFonts w:ascii="Arial Nova Cond" w:hAnsi="Arial Nova Cond" w:cs="Arial"/>
+                <w:color w:val="0070C0"/>
+                <w:kern w:val="0"/>
+                <w:sz w:val="20"/>
+                <w:szCs w:val="20"/>
+              </w:rPr>
+            </w:pPr>
+            <w:r>
+              <w:rPr>
+                <w:rFonts w:ascii="Arial Nova Cond" w:hAnsi="Arial Nova Cond" w:cs="Arial"/>
+                <w:color w:val="000000"/>
+                <w:kern w:val="0"/>
                 <w:sz w:val="20"/>
                 <w:szCs w:val="20"/>
               </w:rPr>
@@ -13628,28 +13595,27 @@
         <w:tc>
           <w:tcPr>
             <w:tcW w:w="1634" w:type="dxa"/>
-            <w:tcBorders>
-              <w:top w:val="double" w:sz="4" w:space="0" w:color="47D459" w:themeColor="accent3" w:themeTint="99"/>
-              <w:left w:val="double" w:sz="4" w:space="0" w:color="47D459" w:themeColor="accent3" w:themeTint="99"/>
-              <w:bottom w:val="double" w:sz="4" w:space="0" w:color="47D459" w:themeColor="accent3" w:themeTint="99"/>
-              <w:right w:val="double" w:sz="4" w:space="0" w:color="47D459" w:themeColor="accent3" w:themeTint="99"/>
-            </w:tcBorders>
-            <w:vAlign w:val="center"/>
-            <w:hideMark/>
-          </w:tcPr>
-          <w:p>
-            <w:pPr>
-              <w:pStyle w:val="Sinespaciado"/>
-              <w:spacing w:line="276" w:lineRule="auto"/>
-              <w:rPr>
-                <w:rFonts w:ascii="Arial Nova Cond Light" w:hAnsi="Arial Nova Cond Light"/>
-                <w:sz w:val="20"/>
-                <w:szCs w:val="20"/>
-              </w:rPr>
-            </w:pPr>
-            <w:r>
-              <w:rPr>
-                <w:rFonts w:ascii="Arial Nova Cond Light" w:hAnsi="Arial Nova Cond Light"/>
+            <w:vAlign w:val="center"/>
+          </w:tcPr>
+          <w:p>
+            <w:pPr>
+              <w:autoSpaceDE w:val="0"/>
+              <w:autoSpaceDN w:val="0"/>
+              <w:adjustRightInd w:val="0"/>
+              <w:jc w:val="both"/>
+              <w:rPr>
+                <w:rFonts w:ascii="Arial Nova Cond" w:hAnsi="Arial Nova Cond" w:cs="Arial"/>
+                <w:color w:val="000000"/>
+                <w:kern w:val="0"/>
+                <w:sz w:val="20"/>
+                <w:szCs w:val="20"/>
+              </w:rPr>
+            </w:pPr>
+            <w:r>
+              <w:rPr>
+                <w:rFonts w:ascii="Arial Nova Cond" w:hAnsi="Arial Nova Cond" w:cs="Arial"/>
+                <w:color w:val="000000"/>
+                <w:kern w:val="0"/>
                 <w:sz w:val="20"/>
                 <w:szCs w:val="20"/>
               </w:rPr>
@@ -13660,28 +13626,27 @@
         <w:tc>
           <w:tcPr>
             <w:tcW w:w="1337" w:type="dxa"/>
-            <w:tcBorders>
-              <w:top w:val="double" w:sz="4" w:space="0" w:color="47D459" w:themeColor="accent3" w:themeTint="99"/>
-              <w:left w:val="double" w:sz="4" w:space="0" w:color="47D459" w:themeColor="accent3" w:themeTint="99"/>
-              <w:bottom w:val="double" w:sz="4" w:space="0" w:color="47D459" w:themeColor="accent3" w:themeTint="99"/>
-              <w:right w:val="double" w:sz="4" w:space="0" w:color="47D459" w:themeColor="accent3" w:themeTint="99"/>
-            </w:tcBorders>
-            <w:vAlign w:val="center"/>
-            <w:hideMark/>
-          </w:tcPr>
-          <w:p>
-            <w:pPr>
-              <w:pStyle w:val="Sinespaciado"/>
-              <w:spacing w:line="276" w:lineRule="auto"/>
-              <w:rPr>
-                <w:rFonts w:ascii="Arial Nova Cond Light" w:hAnsi="Arial Nova Cond Light"/>
-                <w:sz w:val="20"/>
-                <w:szCs w:val="20"/>
-              </w:rPr>
-            </w:pPr>
-            <w:r>
-              <w:rPr>
-                <w:rFonts w:ascii="Arial Nova Cond Light" w:hAnsi="Arial Nova Cond Light"/>
+            <w:vAlign w:val="center"/>
+          </w:tcPr>
+          <w:p>
+            <w:pPr>
+              <w:autoSpaceDE w:val="0"/>
+              <w:autoSpaceDN w:val="0"/>
+              <w:adjustRightInd w:val="0"/>
+              <w:jc w:val="center"/>
+              <w:rPr>
+                <w:rFonts w:ascii="Arial Nova Cond" w:hAnsi="Arial Nova Cond" w:cs="Arial"/>
+                <w:color w:val="000000"/>
+                <w:kern w:val="0"/>
+                <w:sz w:val="20"/>
+                <w:szCs w:val="20"/>
+              </w:rPr>
+            </w:pPr>
+            <w:r>
+              <w:rPr>
+                <w:rFonts w:ascii="Arial Nova Cond" w:hAnsi="Arial Nova Cond" w:cs="Arial"/>
+                <w:color w:val="000000"/>
+                <w:kern w:val="0"/>
                 <w:sz w:val="20"/>
                 <w:szCs w:val="20"/>
               </w:rPr>
@@ -13699,20 +13664,21 @@
           <w:tcPr>
             <w:tcW w:w="875" w:type="dxa"/>
             <w:vMerge w:val="restart"/>
-            <w:tcBorders>
-              <w:top w:val="double" w:sz="4" w:space="0" w:color="47D459" w:themeColor="accent3" w:themeTint="99"/>
-              <w:left w:val="double" w:sz="4" w:space="0" w:color="47D459" w:themeColor="accent3" w:themeTint="99"/>
-              <w:bottom w:val="double" w:sz="4" w:space="0" w:color="47D459" w:themeColor="accent3" w:themeTint="99"/>
-              <w:right w:val="double" w:sz="4" w:space="0" w:color="47D459" w:themeColor="accent3" w:themeTint="99"/>
-            </w:tcBorders>
-            <w:vAlign w:val="center"/>
-            <w:hideMark/>
-          </w:tcPr>
-          <w:p>
-            <w:pPr>
-              <w:pStyle w:val="Sinespaciado"/>
-              <w:rPr>
-                <w:rFonts w:ascii="Arial Nova Cond Light" w:hAnsi="Arial Nova Cond Light"/>
+            <w:vAlign w:val="center"/>
+          </w:tcPr>
+          <w:p>
+            <w:pPr>
+              <w:pStyle w:val="Prrafodelista"/>
+              <w:tabs>
+                <w:tab w:val="left" w:pos="0"/>
+                <w:tab w:val="left" w:pos="142"/>
+                <w:tab w:val="left" w:pos="284"/>
+              </w:tabs>
+              <w:spacing w:line="276" w:lineRule="auto"/>
+              <w:ind w:left="0"/>
+              <w:jc w:val="center"/>
+              <w:rPr>
+                <w:rFonts w:ascii="Arial Nova Cond" w:eastAsia="Calibri" w:hAnsi="Arial Nova Cond" w:cs="Times New Roman"/>
                 <w:b/>
                 <w:bCs/>
                 <w:sz w:val="20"/>
@@ -13722,7 +13688,7 @@
             </w:pPr>
             <w:r>
               <w:rPr>
-                <w:rFonts w:ascii="Arial Nova Cond Light" w:hAnsi="Arial Nova Cond Light"/>
+                <w:rFonts w:ascii="Arial Nova Cond" w:eastAsia="Calibri" w:hAnsi="Arial Nova Cond" w:cs="Times New Roman"/>
                 <w:b/>
                 <w:bCs/>
                 <w:sz w:val="20"/>
@@ -13736,20 +13702,21 @@
         <w:tc>
           <w:tcPr>
             <w:tcW w:w="1095" w:type="dxa"/>
-            <w:tcBorders>
-              <w:top w:val="double" w:sz="4" w:space="0" w:color="47D459" w:themeColor="accent3" w:themeTint="99"/>
-              <w:left w:val="double" w:sz="4" w:space="0" w:color="47D459" w:themeColor="accent3" w:themeTint="99"/>
-              <w:bottom w:val="double" w:sz="4" w:space="0" w:color="47D459" w:themeColor="accent3" w:themeTint="99"/>
-              <w:right w:val="double" w:sz="4" w:space="0" w:color="47D459" w:themeColor="accent3" w:themeTint="99"/>
-            </w:tcBorders>
-            <w:vAlign w:val="center"/>
-            <w:hideMark/>
-          </w:tcPr>
-          <w:p>
-            <w:pPr>
-              <w:pStyle w:val="Sinespaciado"/>
-              <w:rPr>
-                <w:rFonts w:ascii="Arial Nova Cond Light" w:hAnsi="Arial Nova Cond Light"/>
+            <w:vAlign w:val="center"/>
+          </w:tcPr>
+          <w:p>
+            <w:pPr>
+              <w:pStyle w:val="Prrafodelista"/>
+              <w:tabs>
+                <w:tab w:val="left" w:pos="0"/>
+                <w:tab w:val="left" w:pos="142"/>
+                <w:tab w:val="left" w:pos="284"/>
+              </w:tabs>
+              <w:spacing w:line="276" w:lineRule="auto"/>
+              <w:ind w:left="0"/>
+              <w:jc w:val="center"/>
+              <w:rPr>
+                <w:rFonts w:ascii="Arial Nova Cond" w:eastAsia="Calibri" w:hAnsi="Arial Nova Cond" w:cs="Times New Roman"/>
                 <w:b/>
                 <w:bCs/>
                 <w:sz w:val="20"/>
@@ -13759,7 +13726,7 @@
             </w:pPr>
             <w:r>
               <w:rPr>
-                <w:rFonts w:ascii="Arial Nova Cond Light" w:hAnsi="Arial Nova Cond Light"/>
+                <w:rFonts w:ascii="Arial Nova Cond" w:eastAsia="Calibri" w:hAnsi="Arial Nova Cond" w:cs="Times New Roman"/>
                 <w:b/>
                 <w:bCs/>
                 <w:sz w:val="20"/>
@@ -13773,20 +13740,21 @@
         <w:tc>
           <w:tcPr>
             <w:tcW w:w="1726" w:type="dxa"/>
-            <w:tcBorders>
-              <w:top w:val="double" w:sz="4" w:space="0" w:color="47D459" w:themeColor="accent3" w:themeTint="99"/>
-              <w:left w:val="double" w:sz="4" w:space="0" w:color="47D459" w:themeColor="accent3" w:themeTint="99"/>
-              <w:bottom w:val="double" w:sz="4" w:space="0" w:color="47D459" w:themeColor="accent3" w:themeTint="99"/>
-              <w:right w:val="double" w:sz="4" w:space="0" w:color="47D459" w:themeColor="accent3" w:themeTint="99"/>
-            </w:tcBorders>
-            <w:vAlign w:val="center"/>
-            <w:hideMark/>
-          </w:tcPr>
-          <w:p>
-            <w:pPr>
-              <w:pStyle w:val="Sinespaciado"/>
-              <w:rPr>
-                <w:rFonts w:ascii="Arial Nova Cond Light" w:hAnsi="Arial Nova Cond Light"/>
+            <w:vAlign w:val="center"/>
+          </w:tcPr>
+          <w:p>
+            <w:pPr>
+              <w:pStyle w:val="Prrafodelista"/>
+              <w:tabs>
+                <w:tab w:val="left" w:pos="0"/>
+                <w:tab w:val="left" w:pos="142"/>
+                <w:tab w:val="left" w:pos="284"/>
+              </w:tabs>
+              <w:spacing w:line="276" w:lineRule="auto"/>
+              <w:ind w:left="0"/>
+              <w:rPr>
+                <w:rFonts w:ascii="Arial Nova Cond" w:eastAsia="Calibri" w:hAnsi="Arial Nova Cond" w:cs="Times New Roman"/>
+                <w:color w:val="000000" w:themeColor="text1"/>
                 <w:sz w:val="20"/>
                 <w:szCs w:val="20"/>
                 <w:lang w:val="es-ES_tradnl"/>
@@ -13794,7 +13762,7 @@
             </w:pPr>
             <w:r>
               <w:rPr>
-                <w:rFonts w:ascii="Arial Nova Cond Light" w:hAnsi="Arial Nova Cond Light"/>
+                <w:rFonts w:ascii="Arial Nova Cond" w:eastAsia="Calibri" w:hAnsi="Arial Nova Cond" w:cs="Times New Roman"/>
                 <w:sz w:val="20"/>
                 <w:szCs w:val="20"/>
                 <w:lang w:val="es-ES_tradnl"/>
@@ -13806,27 +13774,29 @@
         <w:tc>
           <w:tcPr>
             <w:tcW w:w="6169" w:type="dxa"/>
-            <w:tcBorders>
-              <w:top w:val="double" w:sz="4" w:space="0" w:color="47D459" w:themeColor="accent3" w:themeTint="99"/>
-              <w:left w:val="double" w:sz="4" w:space="0" w:color="47D459" w:themeColor="accent3" w:themeTint="99"/>
-              <w:bottom w:val="double" w:sz="4" w:space="0" w:color="47D459" w:themeColor="accent3" w:themeTint="99"/>
-              <w:right w:val="double" w:sz="4" w:space="0" w:color="47D459" w:themeColor="accent3" w:themeTint="99"/>
-            </w:tcBorders>
-            <w:vAlign w:val="center"/>
-            <w:hideMark/>
-          </w:tcPr>
-          <w:p>
-            <w:pPr>
-              <w:pStyle w:val="Sinespaciado"/>
-              <w:rPr>
-                <w:rFonts w:ascii="Arial Nova Cond Light" w:hAnsi="Arial Nova Cond Light"/>
-                <w:sz w:val="20"/>
-                <w:szCs w:val="20"/>
-              </w:rPr>
-            </w:pPr>
-            <w:r>
-              <w:rPr>
-                <w:rFonts w:ascii="Arial Nova Cond Light" w:hAnsi="Arial Nova Cond Light"/>
+            <w:vAlign w:val="center"/>
+          </w:tcPr>
+          <w:p>
+            <w:pPr>
+              <w:pStyle w:val="Prrafodelista"/>
+              <w:tabs>
+                <w:tab w:val="left" w:pos="0"/>
+                <w:tab w:val="left" w:pos="142"/>
+                <w:tab w:val="left" w:pos="284"/>
+              </w:tabs>
+              <w:spacing w:line="276" w:lineRule="auto"/>
+              <w:ind w:left="0"/>
+              <w:jc w:val="both"/>
+              <w:rPr>
+                <w:rFonts w:ascii="Arial Nova Cond" w:hAnsi="Arial Nova Cond"/>
+                <w:color w:val="000000" w:themeColor="text1"/>
+                <w:sz w:val="20"/>
+                <w:szCs w:val="20"/>
+              </w:rPr>
+            </w:pPr>
+            <w:r>
+              <w:rPr>
+                <w:rFonts w:ascii="Arial Nova Cond" w:eastAsia="Calibri" w:hAnsi="Arial Nova Cond" w:cs="Times New Roman"/>
                 <w:sz w:val="20"/>
                 <w:szCs w:val="20"/>
                 <w:lang w:val="es-ES_tradnl"/>
@@ -13838,28 +13808,27 @@
         <w:tc>
           <w:tcPr>
             <w:tcW w:w="2015" w:type="dxa"/>
-            <w:tcBorders>
-              <w:top w:val="double" w:sz="4" w:space="0" w:color="47D459" w:themeColor="accent3" w:themeTint="99"/>
-              <w:left w:val="double" w:sz="4" w:space="0" w:color="47D459" w:themeColor="accent3" w:themeTint="99"/>
-              <w:bottom w:val="double" w:sz="4" w:space="0" w:color="47D459" w:themeColor="accent3" w:themeTint="99"/>
-              <w:right w:val="double" w:sz="4" w:space="0" w:color="47D459" w:themeColor="accent3" w:themeTint="99"/>
-            </w:tcBorders>
-            <w:vAlign w:val="center"/>
-            <w:hideMark/>
-          </w:tcPr>
-          <w:p>
-            <w:pPr>
-              <w:pStyle w:val="Sinespaciado"/>
-              <w:spacing w:line="276" w:lineRule="auto"/>
-              <w:rPr>
-                <w:rFonts w:ascii="Arial Nova Cond Light" w:hAnsi="Arial Nova Cond Light"/>
-                <w:sz w:val="20"/>
-                <w:szCs w:val="20"/>
-              </w:rPr>
-            </w:pPr>
-            <w:r>
-              <w:rPr>
-                <w:rFonts w:ascii="Arial Nova Cond Light" w:hAnsi="Arial Nova Cond Light"/>
+            <w:vAlign w:val="center"/>
+          </w:tcPr>
+          <w:p>
+            <w:pPr>
+              <w:autoSpaceDE w:val="0"/>
+              <w:autoSpaceDN w:val="0"/>
+              <w:adjustRightInd w:val="0"/>
+              <w:jc w:val="center"/>
+              <w:rPr>
+                <w:rFonts w:ascii="Arial Nova Cond" w:hAnsi="Arial Nova Cond" w:cs="Arial"/>
+                <w:color w:val="000000" w:themeColor="text1"/>
+                <w:kern w:val="0"/>
+                <w:sz w:val="20"/>
+                <w:szCs w:val="20"/>
+              </w:rPr>
+            </w:pPr>
+            <w:r>
+              <w:rPr>
+                <w:rFonts w:ascii="Arial Nova Cond" w:hAnsi="Arial Nova Cond" w:cs="Arial"/>
+                <w:color w:val="000000"/>
+                <w:kern w:val="0"/>
                 <w:sz w:val="20"/>
                 <w:szCs w:val="20"/>
               </w:rPr>
@@ -13870,28 +13839,27 @@
         <w:tc>
           <w:tcPr>
             <w:tcW w:w="1634" w:type="dxa"/>
-            <w:tcBorders>
-              <w:top w:val="double" w:sz="4" w:space="0" w:color="47D459" w:themeColor="accent3" w:themeTint="99"/>
-              <w:left w:val="double" w:sz="4" w:space="0" w:color="47D459" w:themeColor="accent3" w:themeTint="99"/>
-              <w:bottom w:val="double" w:sz="4" w:space="0" w:color="47D459" w:themeColor="accent3" w:themeTint="99"/>
-              <w:right w:val="double" w:sz="4" w:space="0" w:color="47D459" w:themeColor="accent3" w:themeTint="99"/>
-            </w:tcBorders>
-            <w:vAlign w:val="center"/>
-            <w:hideMark/>
-          </w:tcPr>
-          <w:p>
-            <w:pPr>
-              <w:pStyle w:val="Sinespaciado"/>
-              <w:spacing w:line="276" w:lineRule="auto"/>
-              <w:rPr>
-                <w:rFonts w:ascii="Arial Nova Cond Light" w:hAnsi="Arial Nova Cond Light"/>
-                <w:sz w:val="20"/>
-                <w:szCs w:val="20"/>
-              </w:rPr>
-            </w:pPr>
-            <w:r>
-              <w:rPr>
-                <w:rFonts w:ascii="Arial Nova Cond Light" w:hAnsi="Arial Nova Cond Light"/>
+            <w:vAlign w:val="center"/>
+          </w:tcPr>
+          <w:p>
+            <w:pPr>
+              <w:autoSpaceDE w:val="0"/>
+              <w:autoSpaceDN w:val="0"/>
+              <w:adjustRightInd w:val="0"/>
+              <w:jc w:val="both"/>
+              <w:rPr>
+                <w:rFonts w:ascii="Arial Nova Cond" w:hAnsi="Arial Nova Cond" w:cs="Arial"/>
+                <w:color w:val="000000"/>
+                <w:kern w:val="0"/>
+                <w:sz w:val="20"/>
+                <w:szCs w:val="20"/>
+              </w:rPr>
+            </w:pPr>
+            <w:r>
+              <w:rPr>
+                <w:rFonts w:ascii="Arial Nova Cond" w:hAnsi="Arial Nova Cond" w:cs="Arial"/>
+                <w:color w:val="000000"/>
+                <w:kern w:val="0"/>
                 <w:sz w:val="20"/>
                 <w:szCs w:val="20"/>
               </w:rPr>
@@ -13902,28 +13870,27 @@
         <w:tc>
           <w:tcPr>
             <w:tcW w:w="1337" w:type="dxa"/>
-            <w:tcBorders>
-              <w:top w:val="double" w:sz="4" w:space="0" w:color="47D459" w:themeColor="accent3" w:themeTint="99"/>
-              <w:left w:val="double" w:sz="4" w:space="0" w:color="47D459" w:themeColor="accent3" w:themeTint="99"/>
-              <w:bottom w:val="double" w:sz="4" w:space="0" w:color="47D459" w:themeColor="accent3" w:themeTint="99"/>
-              <w:right w:val="double" w:sz="4" w:space="0" w:color="47D459" w:themeColor="accent3" w:themeTint="99"/>
-            </w:tcBorders>
-            <w:vAlign w:val="center"/>
-            <w:hideMark/>
-          </w:tcPr>
-          <w:p>
-            <w:pPr>
-              <w:pStyle w:val="Sinespaciado"/>
-              <w:spacing w:line="276" w:lineRule="auto"/>
-              <w:rPr>
-                <w:rFonts w:ascii="Arial Nova Cond Light" w:hAnsi="Arial Nova Cond Light"/>
-                <w:sz w:val="20"/>
-                <w:szCs w:val="20"/>
-              </w:rPr>
-            </w:pPr>
-            <w:r>
-              <w:rPr>
-                <w:rFonts w:ascii="Arial Nova Cond Light" w:hAnsi="Arial Nova Cond Light"/>
+            <w:vAlign w:val="center"/>
+          </w:tcPr>
+          <w:p>
+            <w:pPr>
+              <w:autoSpaceDE w:val="0"/>
+              <w:autoSpaceDN w:val="0"/>
+              <w:adjustRightInd w:val="0"/>
+              <w:jc w:val="center"/>
+              <w:rPr>
+                <w:rFonts w:ascii="Arial Nova Cond" w:hAnsi="Arial Nova Cond" w:cs="Arial"/>
+                <w:color w:val="000000"/>
+                <w:kern w:val="0"/>
+                <w:sz w:val="20"/>
+                <w:szCs w:val="20"/>
+              </w:rPr>
+            </w:pPr>
+            <w:r>
+              <w:rPr>
+                <w:rFonts w:ascii="Arial Nova Cond" w:hAnsi="Arial Nova Cond" w:cs="Arial"/>
+                <w:color w:val="000000"/>
+                <w:kern w:val="0"/>
                 <w:sz w:val="20"/>
                 <w:szCs w:val="20"/>
               </w:rPr>
@@ -13941,21 +13908,21 @@
           <w:tcPr>
             <w:tcW w:w="875" w:type="dxa"/>
             <w:vMerge/>
-            <w:tcBorders>
-              <w:top w:val="double" w:sz="4" w:space="0" w:color="47D459" w:themeColor="accent3" w:themeTint="99"/>
-              <w:left w:val="double" w:sz="4" w:space="0" w:color="47D459" w:themeColor="accent3" w:themeTint="99"/>
-              <w:bottom w:val="double" w:sz="4" w:space="0" w:color="47D459" w:themeColor="accent3" w:themeTint="99"/>
-              <w:right w:val="double" w:sz="4" w:space="0" w:color="47D459" w:themeColor="accent3" w:themeTint="99"/>
-            </w:tcBorders>
-            <w:vAlign w:val="center"/>
-            <w:hideMark/>
-          </w:tcPr>
-          <w:p>
-            <w:pPr>
-              <w:pStyle w:val="Sinespaciado"/>
-              <w:spacing w:line="276" w:lineRule="auto"/>
-              <w:rPr>
-                <w:rFonts w:ascii="Arial Nova Cond Light" w:hAnsi="Arial Nova Cond Light"/>
+            <w:vAlign w:val="center"/>
+          </w:tcPr>
+          <w:p>
+            <w:pPr>
+              <w:pStyle w:val="Prrafodelista"/>
+              <w:tabs>
+                <w:tab w:val="left" w:pos="0"/>
+                <w:tab w:val="left" w:pos="142"/>
+                <w:tab w:val="left" w:pos="284"/>
+              </w:tabs>
+              <w:spacing w:line="276" w:lineRule="auto"/>
+              <w:ind w:left="0"/>
+              <w:jc w:val="center"/>
+              <w:rPr>
+                <w:rFonts w:ascii="Arial Nova Cond" w:eastAsia="Calibri" w:hAnsi="Arial Nova Cond" w:cs="Times New Roman"/>
                 <w:b/>
                 <w:bCs/>
                 <w:sz w:val="20"/>
@@ -13968,20 +13935,21 @@
         <w:tc>
           <w:tcPr>
             <w:tcW w:w="1095" w:type="dxa"/>
-            <w:tcBorders>
-              <w:top w:val="double" w:sz="4" w:space="0" w:color="47D459" w:themeColor="accent3" w:themeTint="99"/>
-              <w:left w:val="double" w:sz="4" w:space="0" w:color="47D459" w:themeColor="accent3" w:themeTint="99"/>
-              <w:bottom w:val="double" w:sz="4" w:space="0" w:color="47D459" w:themeColor="accent3" w:themeTint="99"/>
-              <w:right w:val="double" w:sz="4" w:space="0" w:color="47D459" w:themeColor="accent3" w:themeTint="99"/>
-            </w:tcBorders>
-            <w:vAlign w:val="center"/>
-            <w:hideMark/>
-          </w:tcPr>
-          <w:p>
-            <w:pPr>
-              <w:pStyle w:val="Sinespaciado"/>
-              <w:rPr>
-                <w:rFonts w:ascii="Arial Nova Cond Light" w:hAnsi="Arial Nova Cond Light"/>
+            <w:vAlign w:val="center"/>
+          </w:tcPr>
+          <w:p>
+            <w:pPr>
+              <w:pStyle w:val="Prrafodelista"/>
+              <w:tabs>
+                <w:tab w:val="left" w:pos="0"/>
+                <w:tab w:val="left" w:pos="142"/>
+                <w:tab w:val="left" w:pos="284"/>
+              </w:tabs>
+              <w:spacing w:line="276" w:lineRule="auto"/>
+              <w:ind w:left="0"/>
+              <w:jc w:val="center"/>
+              <w:rPr>
+                <w:rFonts w:ascii="Arial Nova Cond" w:eastAsia="Calibri" w:hAnsi="Arial Nova Cond" w:cs="Times New Roman"/>
                 <w:b/>
                 <w:bCs/>
                 <w:sz w:val="20"/>
@@ -13991,7 +13959,7 @@
             </w:pPr>
             <w:r>
               <w:rPr>
-                <w:rFonts w:ascii="Arial Nova Cond Light" w:hAnsi="Arial Nova Cond Light"/>
+                <w:rFonts w:ascii="Arial Nova Cond" w:eastAsia="Calibri" w:hAnsi="Arial Nova Cond" w:cs="Times New Roman"/>
                 <w:b/>
                 <w:bCs/>
                 <w:sz w:val="20"/>
@@ -14005,20 +13973,21 @@
         <w:tc>
           <w:tcPr>
             <w:tcW w:w="1726" w:type="dxa"/>
-            <w:tcBorders>
-              <w:top w:val="double" w:sz="4" w:space="0" w:color="47D459" w:themeColor="accent3" w:themeTint="99"/>
-              <w:left w:val="double" w:sz="4" w:space="0" w:color="47D459" w:themeColor="accent3" w:themeTint="99"/>
-              <w:bottom w:val="double" w:sz="4" w:space="0" w:color="47D459" w:themeColor="accent3" w:themeTint="99"/>
-              <w:right w:val="double" w:sz="4" w:space="0" w:color="47D459" w:themeColor="accent3" w:themeTint="99"/>
-            </w:tcBorders>
-            <w:vAlign w:val="center"/>
-            <w:hideMark/>
-          </w:tcPr>
-          <w:p>
-            <w:pPr>
-              <w:pStyle w:val="Sinespaciado"/>
-              <w:rPr>
-                <w:rFonts w:ascii="Arial Nova Cond Light" w:hAnsi="Arial Nova Cond Light"/>
+            <w:vAlign w:val="center"/>
+          </w:tcPr>
+          <w:p>
+            <w:pPr>
+              <w:pStyle w:val="Prrafodelista"/>
+              <w:tabs>
+                <w:tab w:val="left" w:pos="0"/>
+                <w:tab w:val="left" w:pos="142"/>
+                <w:tab w:val="left" w:pos="284"/>
+              </w:tabs>
+              <w:spacing w:line="276" w:lineRule="auto"/>
+              <w:ind w:left="0"/>
+              <w:rPr>
+                <w:rFonts w:ascii="Arial Nova Cond" w:eastAsia="Calibri" w:hAnsi="Arial Nova Cond" w:cs="Times New Roman"/>
+                <w:color w:val="000000" w:themeColor="text1"/>
                 <w:sz w:val="20"/>
                 <w:szCs w:val="20"/>
                 <w:lang w:val="es-ES_tradnl"/>
@@ -14026,7 +13995,7 @@
             </w:pPr>
             <w:r>
               <w:rPr>
-                <w:rFonts w:ascii="Arial Nova Cond Light" w:hAnsi="Arial Nova Cond Light"/>
+                <w:rFonts w:ascii="Arial Nova Cond" w:eastAsia="Calibri" w:hAnsi="Arial Nova Cond" w:cs="Times New Roman"/>
                 <w:sz w:val="20"/>
                 <w:szCs w:val="20"/>
                 <w:lang w:val="es-ES_tradnl"/>
@@ -14038,20 +14007,22 @@
         <w:tc>
           <w:tcPr>
             <w:tcW w:w="6169" w:type="dxa"/>
-            <w:tcBorders>
-              <w:top w:val="double" w:sz="4" w:space="0" w:color="47D459" w:themeColor="accent3" w:themeTint="99"/>
-              <w:left w:val="double" w:sz="4" w:space="0" w:color="47D459" w:themeColor="accent3" w:themeTint="99"/>
-              <w:bottom w:val="double" w:sz="4" w:space="0" w:color="47D459" w:themeColor="accent3" w:themeTint="99"/>
-              <w:right w:val="double" w:sz="4" w:space="0" w:color="47D459" w:themeColor="accent3" w:themeTint="99"/>
-            </w:tcBorders>
-            <w:vAlign w:val="center"/>
-            <w:hideMark/>
-          </w:tcPr>
-          <w:p>
-            <w:pPr>
-              <w:pStyle w:val="Sinespaciado"/>
-              <w:rPr>
-                <w:rFonts w:ascii="Arial Nova Cond Light" w:hAnsi="Arial Nova Cond Light"/>
+            <w:vAlign w:val="center"/>
+          </w:tcPr>
+          <w:p>
+            <w:pPr>
+              <w:pStyle w:val="Prrafodelista"/>
+              <w:tabs>
+                <w:tab w:val="left" w:pos="0"/>
+                <w:tab w:val="left" w:pos="142"/>
+                <w:tab w:val="left" w:pos="284"/>
+              </w:tabs>
+              <w:spacing w:line="276" w:lineRule="auto"/>
+              <w:ind w:left="0"/>
+              <w:jc w:val="both"/>
+              <w:rPr>
+                <w:rFonts w:ascii="Arial Nova Cond" w:eastAsia="Calibri" w:hAnsi="Arial Nova Cond" w:cs="Times New Roman"/>
+                <w:color w:val="000000" w:themeColor="text1"/>
                 <w:sz w:val="20"/>
                 <w:szCs w:val="20"/>
                 <w:lang w:val="es-ES_tradnl"/>
@@ -14059,7 +14030,7 @@
             </w:pPr>
             <w:r>
               <w:rPr>
-                <w:rFonts w:ascii="Arial Nova Cond Light" w:hAnsi="Arial Nova Cond Light"/>
+                <w:rFonts w:ascii="Arial Nova Cond" w:eastAsia="Calibri" w:hAnsi="Arial Nova Cond" w:cs="Times New Roman"/>
                 <w:sz w:val="20"/>
                 <w:szCs w:val="20"/>
                 <w:lang w:val="es-ES_tradnl"/>
@@ -14071,21 +14042,16 @@
         <w:tc>
           <w:tcPr>
             <w:tcW w:w="2015" w:type="dxa"/>
-            <w:tcBorders>
-              <w:top w:val="double" w:sz="4" w:space="0" w:color="47D459" w:themeColor="accent3" w:themeTint="99"/>
-              <w:left w:val="double" w:sz="4" w:space="0" w:color="47D459" w:themeColor="accent3" w:themeTint="99"/>
-              <w:bottom w:val="double" w:sz="4" w:space="0" w:color="47D459" w:themeColor="accent3" w:themeTint="99"/>
-              <w:right w:val="double" w:sz="4" w:space="0" w:color="47D459" w:themeColor="accent3" w:themeTint="99"/>
-            </w:tcBorders>
-            <w:vAlign w:val="center"/>
-            <w:hideMark/>
-          </w:tcPr>
-          <w:p>
-            <w:pPr>
-              <w:pStyle w:val="Sinespaciado"/>
-              <w:spacing w:line="276" w:lineRule="auto"/>
-              <w:rPr>
-                <w:rFonts w:ascii="Arial Nova Cond Light" w:hAnsi="Arial Nova Cond Light"/>
+            <w:vAlign w:val="center"/>
+          </w:tcPr>
+          <w:p>
+            <w:pPr>
+              <w:autoSpaceDE w:val="0"/>
+              <w:autoSpaceDN w:val="0"/>
+              <w:adjustRightInd w:val="0"/>
+              <w:jc w:val="center"/>
+              <w:rPr>
+                <w:rFonts w:ascii="Arial Nova Cond" w:eastAsia="Calibri" w:hAnsi="Arial Nova Cond" w:cs="Times New Roman"/>
                 <w:sz w:val="20"/>
                 <w:szCs w:val="20"/>
                 <w:lang w:val="es-ES_tradnl"/>
@@ -14093,7 +14059,9 @@
             </w:pPr>
             <w:r>
               <w:rPr>
-                <w:rFonts w:ascii="Arial Nova Cond Light" w:hAnsi="Arial Nova Cond Light"/>
+                <w:rFonts w:ascii="Arial Nova Cond" w:hAnsi="Arial Nova Cond" w:cs="Arial"/>
+                <w:color w:val="000000"/>
+                <w:kern w:val="0"/>
                 <w:sz w:val="20"/>
                 <w:szCs w:val="20"/>
               </w:rPr>
@@ -14104,28 +14072,27 @@
         <w:tc>
           <w:tcPr>
             <w:tcW w:w="1634" w:type="dxa"/>
-            <w:tcBorders>
-              <w:top w:val="double" w:sz="4" w:space="0" w:color="47D459" w:themeColor="accent3" w:themeTint="99"/>
-              <w:left w:val="double" w:sz="4" w:space="0" w:color="47D459" w:themeColor="accent3" w:themeTint="99"/>
-              <w:bottom w:val="double" w:sz="4" w:space="0" w:color="47D459" w:themeColor="accent3" w:themeTint="99"/>
-              <w:right w:val="double" w:sz="4" w:space="0" w:color="47D459" w:themeColor="accent3" w:themeTint="99"/>
-            </w:tcBorders>
-            <w:vAlign w:val="center"/>
-            <w:hideMark/>
-          </w:tcPr>
-          <w:p>
-            <w:pPr>
-              <w:pStyle w:val="Sinespaciado"/>
-              <w:spacing w:line="276" w:lineRule="auto"/>
-              <w:rPr>
-                <w:rFonts w:ascii="Arial Nova Cond Light" w:hAnsi="Arial Nova Cond Light"/>
-                <w:sz w:val="20"/>
-                <w:szCs w:val="20"/>
-              </w:rPr>
-            </w:pPr>
-            <w:r>
-              <w:rPr>
-                <w:rFonts w:ascii="Arial Nova Cond Light" w:hAnsi="Arial Nova Cond Light"/>
+            <w:vAlign w:val="center"/>
+          </w:tcPr>
+          <w:p>
+            <w:pPr>
+              <w:autoSpaceDE w:val="0"/>
+              <w:autoSpaceDN w:val="0"/>
+              <w:adjustRightInd w:val="0"/>
+              <w:jc w:val="both"/>
+              <w:rPr>
+                <w:rFonts w:ascii="Arial Nova Cond" w:hAnsi="Arial Nova Cond" w:cs="Arial"/>
+                <w:color w:val="000000"/>
+                <w:kern w:val="0"/>
+                <w:sz w:val="20"/>
+                <w:szCs w:val="20"/>
+              </w:rPr>
+            </w:pPr>
+            <w:r>
+              <w:rPr>
+                <w:rFonts w:ascii="Arial Nova Cond" w:hAnsi="Arial Nova Cond" w:cs="Arial"/>
+                <w:color w:val="000000"/>
+                <w:kern w:val="0"/>
                 <w:sz w:val="20"/>
                 <w:szCs w:val="20"/>
               </w:rPr>
@@ -14136,28 +14103,27 @@
         <w:tc>
           <w:tcPr>
             <w:tcW w:w="1337" w:type="dxa"/>
-            <w:tcBorders>
-              <w:top w:val="double" w:sz="4" w:space="0" w:color="47D459" w:themeColor="accent3" w:themeTint="99"/>
-              <w:left w:val="double" w:sz="4" w:space="0" w:color="47D459" w:themeColor="accent3" w:themeTint="99"/>
-              <w:bottom w:val="double" w:sz="4" w:space="0" w:color="47D459" w:themeColor="accent3" w:themeTint="99"/>
-              <w:right w:val="double" w:sz="4" w:space="0" w:color="47D459" w:themeColor="accent3" w:themeTint="99"/>
-            </w:tcBorders>
-            <w:vAlign w:val="center"/>
-            <w:hideMark/>
-          </w:tcPr>
-          <w:p>
-            <w:pPr>
-              <w:pStyle w:val="Sinespaciado"/>
-              <w:spacing w:line="276" w:lineRule="auto"/>
-              <w:rPr>
-                <w:rFonts w:ascii="Arial Nova Cond Light" w:hAnsi="Arial Nova Cond Light"/>
-                <w:sz w:val="20"/>
-                <w:szCs w:val="20"/>
-              </w:rPr>
-            </w:pPr>
-            <w:r>
-              <w:rPr>
-                <w:rFonts w:ascii="Arial Nova Cond Light" w:hAnsi="Arial Nova Cond Light"/>
+            <w:vAlign w:val="center"/>
+          </w:tcPr>
+          <w:p>
+            <w:pPr>
+              <w:autoSpaceDE w:val="0"/>
+              <w:autoSpaceDN w:val="0"/>
+              <w:adjustRightInd w:val="0"/>
+              <w:jc w:val="center"/>
+              <w:rPr>
+                <w:rFonts w:ascii="Arial Nova Cond" w:hAnsi="Arial Nova Cond" w:cs="Arial"/>
+                <w:color w:val="000000"/>
+                <w:kern w:val="0"/>
+                <w:sz w:val="20"/>
+                <w:szCs w:val="20"/>
+              </w:rPr>
+            </w:pPr>
+            <w:r>
+              <w:rPr>
+                <w:rFonts w:ascii="Arial Nova Cond" w:hAnsi="Arial Nova Cond" w:cs="Arial"/>
+                <w:color w:val="000000"/>
+                <w:kern w:val="0"/>
                 <w:sz w:val="20"/>
                 <w:szCs w:val="20"/>
               </w:rPr>
@@ -14166,6 +14132,7 @@
           </w:p>
         </w:tc>
       </w:tr>
+      <w:bookmarkEnd w:id="1"/>
     </w:tbl>
     <w:p>
       <w:pPr>
@@ -26294,7 +26261,7 @@
                     </wp:anchor>
                   </w:drawing>
                 </mc:Choice>
-                <mc:Fallback>
+                <mc:Fallback xmlns:w16sdtfl="http://schemas.microsoft.com/office/word/2024/wordml/sdtformatlock">
                   <w:pict>
                     <v:group w14:anchorId="5F5B797D" id="Grupo 7" o:spid="_x0000_s1029" style="position:absolute;margin-left:150.7pt;margin-top:10.45pt;width:429.5pt;height:53.25pt;z-index:251663360;mso-position-horizontal-relative:margin;mso-width-relative:margin;mso-height-relative:margin" coordsize="54546,7327" o:gfxdata="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">
                       <v:shapetype id="_x0000_t202" coordsize="21600,21600" o:spt="202" path="m,l,21600r21600,l21600,xe">
@@ -26495,7 +26462,7 @@
 </file>
 
 <file path=word/endnotes.xml><?xml version="1.0" encoding="utf-8"?>
-<w:endnotes xmlns:wpc="http://schemas.microsoft.com/office/word/2010/wordprocessingCanvas" xmlns:cx="http://schemas.microsoft.com/office/drawing/2014/chartex" xmlns:cx1="http://schemas.microsoft.com/office/drawing/2015/9/8/chartex" xmlns:cx2="http://schemas.microsoft.com/office/drawing/2015/10/21/chartex" xmlns:cx3="http://schemas.microsoft.com/office/drawing/2016/5/9/chartex" xmlns:cx4="http://schemas.microsoft.com/office/drawing/2016/5/10/chartex" xmlns:cx5="http://schemas.microsoft.com/office/drawing/2016/5/11/chartex" xmlns:cx6="http://schemas.microsoft.com/office/drawing/2016/5/12/chartex" xmlns:cx7="http://schemas.microsoft.com/office/drawing/2016/5/13/chartex" xmlns:cx8="http://schemas.microsoft.com/office/drawing/2016/5/14/chartex" xmlns:mc="http://schemas.openxmlformats.org/markup-compatibility/2006" xmlns:aink="http://schemas.microsoft.com/office/drawing/2016/ink" xmlns:am3d="http://schemas.microsoft.com/office/drawing/2017/model3d" xmlns:o="urn:schemas-microsoft-com:office:office" xmlns:oel="http://schemas.microsoft.com/office/2019/extlst" xmlns:r="http://schemas.openxmlformats.org/officeDocument/2006/relationships" xmlns:m="http://schemas.openxmlformats.org/officeDocument/2006/math" xmlns:v="urn:schemas-microsoft-com:vml" xmlns:wp14="http://schemas.microsoft.com/office/word/2010/wordprocessingDrawing" xmlns:wp="http://schemas.openxmlformats.org/drawingml/2006/wordprocessingDrawing" xmlns:w10="urn:schemas-microsoft-com:office:word" xmlns:w="http://schemas.openxmlformats.org/wordprocessingml/2006/main" xmlns:w14="http://schemas.microsoft.com/office/word/2010/wordml" xmlns:w15="http://schemas.microsoft.com/office/word/2012/wordml" xmlns:w16cex="http://schemas.microsoft.com/office/word/2018/wordml/cex" xmlns:w16cid="http://schemas.microsoft.com/office/word/2016/wordml/cid" xmlns:w16="http://schemas.microsoft.com/office/word/2018/wordml" xmlns:w16du="http://schemas.microsoft.com/office/word/2023/wordml/word16du" xmlns:w16sdtdh="http://schemas.microsoft.com/office/word/2020/wordml/sdtdatahash" xmlns:w16sdtfl="http://schemas.microsoft.com/office/word/2024/wordml/sdtformatlock" xmlns:w16se="http://schemas.microsoft.com/office/word/2015/wordml/symex" xmlns:wpg="http://schemas.microsoft.com/office/word/2010/wordprocessingGroup" xmlns:wpi="http://schemas.microsoft.com/office/word/2010/wordprocessingInk" xmlns:wne="http://schemas.microsoft.com/office/word/2006/wordml" xmlns:wps="http://schemas.microsoft.com/office/word/2010/wordprocessingShape" mc:Ignorable="w14 w15 w16se w16cid w16 w16cex w16sdtdh w16sdtfl w16du wp14">
+<w:endnotes xmlns:wpc="http://schemas.microsoft.com/office/word/2010/wordprocessingCanvas" xmlns:cx="http://schemas.microsoft.com/office/drawing/2014/chartex" xmlns:cx1="http://schemas.microsoft.com/office/drawing/2015/9/8/chartex" xmlns:cx2="http://schemas.microsoft.com/office/drawing/2015/10/21/chartex" xmlns:cx3="http://schemas.microsoft.com/office/drawing/2016/5/9/chartex" xmlns:cx4="http://schemas.microsoft.com/office/drawing/2016/5/10/chartex" xmlns:cx5="http://schemas.microsoft.com/office/drawing/2016/5/11/chartex" xmlns:cx6="http://schemas.microsoft.com/office/drawing/2016/5/12/chartex" xmlns:cx7="http://schemas.microsoft.com/office/drawing/2016/5/13/chartex" xmlns:cx8="http://schemas.microsoft.com/office/drawing/2016/5/14/chartex" xmlns:mc="http://schemas.openxmlformats.org/markup-compatibility/2006" xmlns:aink="http://schemas.microsoft.com/office/drawing/2016/ink" xmlns:am3d="http://schemas.microsoft.com/office/drawing/2017/model3d" xmlns:o="urn:schemas-microsoft-com:office:office" xmlns:oel="http://schemas.microsoft.com/office/2019/extlst" xmlns:r="http://schemas.openxmlformats.org/officeDocument/2006/relationships" xmlns:m="http://schemas.openxmlformats.org/officeDocument/2006/math" xmlns:v="urn:schemas-microsoft-com:vml" xmlns:wp14="http://schemas.microsoft.com/office/word/2010/wordprocessingDrawing" xmlns:wp="http://schemas.openxmlformats.org/drawingml/2006/wordprocessingDrawing" xmlns:w10="urn:schemas-microsoft-com:office:word" xmlns:w="http://schemas.openxmlformats.org/wordprocessingml/2006/main" xmlns:w14="http://schemas.microsoft.com/office/word/2010/wordml" xmlns:w15="http://schemas.microsoft.com/office/word/2012/wordml" xmlns:w16cex="http://schemas.microsoft.com/office/word/2018/wordml/cex" xmlns:w16cid="http://schemas.microsoft.com/office/word/2016/wordml/cid" xmlns:w16="http://schemas.microsoft.com/office/word/2018/wordml" xmlns:w16du="http://schemas.microsoft.com/office/word/2023/wordml/word16du" xmlns:w16sdtdh="http://schemas.microsoft.com/office/word/2020/wordml/sdtdatahash" xmlns:w16se="http://schemas.microsoft.com/office/word/2015/wordml/symex" xmlns:wpg="http://schemas.microsoft.com/office/word/2010/wordprocessingGroup" xmlns:wpi="http://schemas.microsoft.com/office/word/2010/wordprocessingInk" xmlns:wne="http://schemas.microsoft.com/office/word/2006/wordml" xmlns:wps="http://schemas.microsoft.com/office/word/2010/wordprocessingShape" mc:Ignorable="w14 w15 w16se w16cid w16 w16cex w16sdtdh w16du wp14">
   <w:endnote w:type="separator" w:id="-1">
     <w:p>
       <w:pPr>
@@ -26520,7 +26487,7 @@
 </file>
 
 <file path=word/footer1.xml><?xml version="1.0" encoding="utf-8"?>
-<w:ftr xmlns:wpc="http://schemas.microsoft.com/office/word/2010/wordprocessingCanvas" xmlns:cx="http://schemas.microsoft.com/office/drawing/2014/chartex" xmlns:cx1="http://schemas.microsoft.com/office/drawing/2015/9/8/chartex" xmlns:cx2="http://schemas.microsoft.com/office/drawing/2015/10/21/chartex" xmlns:cx3="http://schemas.microsoft.com/office/drawing/2016/5/9/chartex" xmlns:cx4="http://schemas.microsoft.com/office/drawing/2016/5/10/chartex" xmlns:cx5="http://schemas.microsoft.com/office/drawing/2016/5/11/chartex" xmlns:cx6="http://schemas.microsoft.com/office/drawing/2016/5/12/chartex" xmlns:cx7="http://schemas.microsoft.com/office/drawing/2016/5/13/chartex" xmlns:cx8="http://schemas.microsoft.com/office/drawing/2016/5/14/chartex" xmlns:mc="http://schemas.openxmlformats.org/markup-compatibility/2006" xmlns:aink="http://schemas.microsoft.com/office/drawing/2016/ink" xmlns:am3d="http://schemas.microsoft.com/office/drawing/2017/model3d" xmlns:o="urn:schemas-microsoft-com:office:office" xmlns:oel="http://schemas.microsoft.com/office/2019/extlst" xmlns:r="http://schemas.openxmlformats.org/officeDocument/2006/relationships" xmlns:m="http://schemas.openxmlformats.org/officeDocument/2006/math" xmlns:v="urn:schemas-microsoft-com:vml" xmlns:wp14="http://schemas.microsoft.com/office/word/2010/wordprocessingDrawing" xmlns:wp="http://schemas.openxmlformats.org/drawingml/2006/wordprocessingDrawing" xmlns:w10="urn:schemas-microsoft-com:office:word" xmlns:w="http://schemas.openxmlformats.org/wordprocessingml/2006/main" xmlns:w14="http://schemas.microsoft.com/office/word/2010/wordml" xmlns:w15="http://schemas.microsoft.com/office/word/2012/wordml" xmlns:w16cex="http://schemas.microsoft.com/office/word/2018/wordml/cex" xmlns:w16cid="http://schemas.microsoft.com/office/word/2016/wordml/cid" xmlns:w16="http://schemas.microsoft.com/office/word/2018/wordml" xmlns:w16du="http://schemas.microsoft.com/office/word/2023/wordml/word16du" xmlns:w16sdtdh="http://schemas.microsoft.com/office/word/2020/wordml/sdtdatahash" xmlns:w16sdtfl="http://schemas.microsoft.com/office/word/2024/wordml/sdtformatlock" xmlns:w16se="http://schemas.microsoft.com/office/word/2015/wordml/symex" xmlns:wpg="http://schemas.microsoft.com/office/word/2010/wordprocessingGroup" xmlns:wpi="http://schemas.microsoft.com/office/word/2010/wordprocessingInk" xmlns:wne="http://schemas.microsoft.com/office/word/2006/wordml" xmlns:wps="http://schemas.microsoft.com/office/word/2010/wordprocessingShape" mc:Ignorable="w14 w15 w16se w16cid w16 w16cex w16sdtdh w16sdtfl w16du wp14">
+<w:ftr xmlns:wpc="http://schemas.microsoft.com/office/word/2010/wordprocessingCanvas" xmlns:cx="http://schemas.microsoft.com/office/drawing/2014/chartex" xmlns:cx1="http://schemas.microsoft.com/office/drawing/2015/9/8/chartex" xmlns:cx2="http://schemas.microsoft.com/office/drawing/2015/10/21/chartex" xmlns:cx3="http://schemas.microsoft.com/office/drawing/2016/5/9/chartex" xmlns:cx4="http://schemas.microsoft.com/office/drawing/2016/5/10/chartex" xmlns:cx5="http://schemas.microsoft.com/office/drawing/2016/5/11/chartex" xmlns:cx6="http://schemas.microsoft.com/office/drawing/2016/5/12/chartex" xmlns:cx7="http://schemas.microsoft.com/office/drawing/2016/5/13/chartex" xmlns:cx8="http://schemas.microsoft.com/office/drawing/2016/5/14/chartex" xmlns:mc="http://schemas.openxmlformats.org/markup-compatibility/2006" xmlns:aink="http://schemas.microsoft.com/office/drawing/2016/ink" xmlns:am3d="http://schemas.microsoft.com/office/drawing/2017/model3d" xmlns:o="urn:schemas-microsoft-com:office:office" xmlns:oel="http://schemas.microsoft.com/office/2019/extlst" xmlns:r="http://schemas.openxmlformats.org/officeDocument/2006/relationships" xmlns:m="http://schemas.openxmlformats.org/officeDocument/2006/math" xmlns:v="urn:schemas-microsoft-com:vml" xmlns:wp14="http://schemas.microsoft.com/office/word/2010/wordprocessingDrawing" xmlns:wp="http://schemas.openxmlformats.org/drawingml/2006/wordprocessingDrawing" xmlns:w10="urn:schemas-microsoft-com:office:word" xmlns:w="http://schemas.openxmlformats.org/wordprocessingml/2006/main" xmlns:w14="http://schemas.microsoft.com/office/word/2010/wordml" xmlns:w15="http://schemas.microsoft.com/office/word/2012/wordml" xmlns:w16cex="http://schemas.microsoft.com/office/word/2018/wordml/cex" xmlns:w16cid="http://schemas.microsoft.com/office/word/2016/wordml/cid" xmlns:w16="http://schemas.microsoft.com/office/word/2018/wordml" xmlns:w16du="http://schemas.microsoft.com/office/word/2023/wordml/word16du" xmlns:w16sdtdh="http://schemas.microsoft.com/office/word/2020/wordml/sdtdatahash" xmlns:w16se="http://schemas.microsoft.com/office/word/2015/wordml/symex" xmlns:wpg="http://schemas.microsoft.com/office/word/2010/wordprocessingGroup" xmlns:wpi="http://schemas.microsoft.com/office/word/2010/wordprocessingInk" xmlns:wne="http://schemas.microsoft.com/office/word/2006/wordml" xmlns:wps="http://schemas.microsoft.com/office/word/2010/wordprocessingShape" mc:Ignorable="w14 w15 w16se w16cid w16 w16cex w16sdtdh w16du wp14">
   <w:p>
     <w:pPr>
       <w:pStyle w:val="Piedepgina"/>
@@ -26657,7 +26624,7 @@
             </wp:anchor>
           </w:drawing>
         </mc:Choice>
-        <mc:Fallback>
+        <mc:Fallback xmlns:w16sdtfl="http://schemas.microsoft.com/office/word/2024/wordml/sdtformatlock">
           <w:pict>
             <v:rect w14:anchorId="2CE52D90" id="Rectángulo 45" o:spid="_x0000_s1032" style="position:absolute;margin-left:-28.5pt;margin-top:9.1pt;width:34.55pt;height:25.2pt;z-index:251661312;visibility:visible;mso-wrap-style:square;mso-width-percent:0;mso-height-percent:0;mso-wrap-distance-left:0;mso-wrap-distance-top:0;mso-wrap-distance-right:0;mso-wrap-distance-bottom:0;mso-position-horizontal:absolute;mso-position-horizontal-relative:right-margin-area;mso-position-vertical:absolute;mso-position-vertical-relative:bottom-margin-area;mso-width-percent:0;mso-height-percent:0;mso-width-relative:margin;mso-height-relative:margin;v-text-anchor:bottom" o:gfxdata="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" fillcolor="#196b24 [3206]" stroked="f" strokeweight="3pt">
               <v:textbox>
@@ -26907,7 +26874,7 @@
             </wp:anchor>
           </w:drawing>
         </mc:Choice>
-        <mc:Fallback>
+        <mc:Fallback xmlns:w16sdtfl="http://schemas.microsoft.com/office/word/2024/wordml/sdtformatlock">
           <w:pict>
             <v:group w14:anchorId="14A25C6B" id="Grupo 43" o:spid="_x0000_s1033" style="position:absolute;margin-left:416.8pt;margin-top:0;width:468pt;height:25.2pt;z-index:251662336;mso-width-percent:1000;mso-top-percent:200;mso-wrap-distance-left:0;mso-wrap-distance-right:0;mso-position-horizontal:right;mso-position-horizontal-relative:margin;mso-position-vertical-relative:bottom-margin-area;mso-width-percent:1000;mso-top-percent:200;mso-width-relative:margin;mso-height-relative:margin" coordsize="59626,3238" o:gfxdata="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">
               <v:rect id="Rectángulo 38" o:spid="_x0000_s1034" style="position:absolute;left:190;width:59436;height:188;visibility:visible;mso-wrap-style:square;v-text-anchor:middle" o:gfxdata="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" fillcolor="#196b24 [3206]" stroked="f" strokeweight="1pt"/>
@@ -26981,7 +26948,7 @@
 </file>
 
 <file path=word/footnotes.xml><?xml version="1.0" encoding="utf-8"?>
-<w:footnotes xmlns:wpc="http://schemas.microsoft.com/office/word/2010/wordprocessingCanvas" xmlns:cx="http://schemas.microsoft.com/office/drawing/2014/chartex" xmlns:cx1="http://schemas.microsoft.com/office/drawing/2015/9/8/chartex" xmlns:cx2="http://schemas.microsoft.com/office/drawing/2015/10/21/chartex" xmlns:cx3="http://schemas.microsoft.com/office/drawing/2016/5/9/chartex" xmlns:cx4="http://schemas.microsoft.com/office/drawing/2016/5/10/chartex" xmlns:cx5="http://schemas.microsoft.com/office/drawing/2016/5/11/chartex" xmlns:cx6="http://schemas.microsoft.com/office/drawing/2016/5/12/chartex" xmlns:cx7="http://schemas.microsoft.com/office/drawing/2016/5/13/chartex" xmlns:cx8="http://schemas.microsoft.com/office/drawing/2016/5/14/chartex" xmlns:mc="http://schemas.openxmlformats.org/markup-compatibility/2006" xmlns:aink="http://schemas.microsoft.com/office/drawing/2016/ink" xmlns:am3d="http://schemas.microsoft.com/office/drawing/2017/model3d" xmlns:o="urn:schemas-microsoft-com:office:office" xmlns:oel="http://schemas.microsoft.com/office/2019/extlst" xmlns:r="http://schemas.openxmlformats.org/officeDocument/2006/relationships" xmlns:m="http://schemas.openxmlformats.org/officeDocument/2006/math" xmlns:v="urn:schemas-microsoft-com:vml" xmlns:wp14="http://schemas.microsoft.com/office/word/2010/wordprocessingDrawing" xmlns:wp="http://schemas.openxmlformats.org/drawingml/2006/wordprocessingDrawing" xmlns:w10="urn:schemas-microsoft-com:office:word" xmlns:w="http://schemas.openxmlformats.org/wordprocessingml/2006/main" xmlns:w14="http://schemas.microsoft.com/office/word/2010/wordml" xmlns:w15="http://schemas.microsoft.com/office/word/2012/wordml" xmlns:w16cex="http://schemas.microsoft.com/office/word/2018/wordml/cex" xmlns:w16cid="http://schemas.microsoft.com/office/word/2016/wordml/cid" xmlns:w16="http://schemas.microsoft.com/office/word/2018/wordml" xmlns:w16du="http://schemas.microsoft.com/office/word/2023/wordml/word16du" xmlns:w16sdtdh="http://schemas.microsoft.com/office/word/2020/wordml/sdtdatahash" xmlns:w16sdtfl="http://schemas.microsoft.com/office/word/2024/wordml/sdtformatlock" xmlns:w16se="http://schemas.microsoft.com/office/word/2015/wordml/symex" xmlns:wpg="http://schemas.microsoft.com/office/word/2010/wordprocessingGroup" xmlns:wpi="http://schemas.microsoft.com/office/word/2010/wordprocessingInk" xmlns:wne="http://schemas.microsoft.com/office/word/2006/wordml" xmlns:wps="http://schemas.microsoft.com/office/word/2010/wordprocessingShape" mc:Ignorable="w14 w15 w16se w16cid w16 w16cex w16sdtdh w16sdtfl w16du wp14">
+<w:footnotes xmlns:wpc="http://schemas.microsoft.com/office/word/2010/wordprocessingCanvas" xmlns:cx="http://schemas.microsoft.com/office/drawing/2014/chartex" xmlns:cx1="http://schemas.microsoft.com/office/drawing/2015/9/8/chartex" xmlns:cx2="http://schemas.microsoft.com/office/drawing/2015/10/21/chartex" xmlns:cx3="http://schemas.microsoft.com/office/drawing/2016/5/9/chartex" xmlns:cx4="http://schemas.microsoft.com/office/drawing/2016/5/10/chartex" xmlns:cx5="http://schemas.microsoft.com/office/drawing/2016/5/11/chartex" xmlns:cx6="http://schemas.microsoft.com/office/drawing/2016/5/12/chartex" xmlns:cx7="http://schemas.microsoft.com/office/drawing/2016/5/13/chartex" xmlns:cx8="http://schemas.microsoft.com/office/drawing/2016/5/14/chartex" xmlns:mc="http://schemas.openxmlformats.org/markup-compatibility/2006" xmlns:aink="http://schemas.microsoft.com/office/drawing/2016/ink" xmlns:am3d="http://schemas.microsoft.com/office/drawing/2017/model3d" xmlns:o="urn:schemas-microsoft-com:office:office" xmlns:oel="http://schemas.microsoft.com/office/2019/extlst" xmlns:r="http://schemas.openxmlformats.org/officeDocument/2006/relationships" xmlns:m="http://schemas.openxmlformats.org/officeDocument/2006/math" xmlns:v="urn:schemas-microsoft-com:vml" xmlns:wp14="http://schemas.microsoft.com/office/word/2010/wordprocessingDrawing" xmlns:wp="http://schemas.openxmlformats.org/drawingml/2006/wordprocessingDrawing" xmlns:w10="urn:schemas-microsoft-com:office:word" xmlns:w="http://schemas.openxmlformats.org/wordprocessingml/2006/main" xmlns:w14="http://schemas.microsoft.com/office/word/2010/wordml" xmlns:w15="http://schemas.microsoft.com/office/word/2012/wordml" xmlns:w16cex="http://schemas.microsoft.com/office/word/2018/wordml/cex" xmlns:w16cid="http://schemas.microsoft.com/office/word/2016/wordml/cid" xmlns:w16="http://schemas.microsoft.com/office/word/2018/wordml" xmlns:w16du="http://schemas.microsoft.com/office/word/2023/wordml/word16du" xmlns:w16sdtdh="http://schemas.microsoft.com/office/word/2020/wordml/sdtdatahash" xmlns:w16se="http://schemas.microsoft.com/office/word/2015/wordml/symex" xmlns:wpg="http://schemas.microsoft.com/office/word/2010/wordprocessingGroup" xmlns:wpi="http://schemas.microsoft.com/office/word/2010/wordprocessingInk" xmlns:wne="http://schemas.microsoft.com/office/word/2006/wordml" xmlns:wps="http://schemas.microsoft.com/office/word/2010/wordprocessingShape" mc:Ignorable="w14 w15 w16se w16cid w16 w16cex w16sdtdh w16du wp14">
   <w:footnote w:type="separator" w:id="-1">
     <w:p>
       <w:pPr>
@@ -27006,7 +26973,7 @@
 </file>
 
 <file path=word/header1.xml><?xml version="1.0" encoding="utf-8"?>
-<w:hdr xmlns:wpc="http://schemas.microsoft.com/office/word/2010/wordprocessingCanvas" xmlns:cx="http://schemas.microsoft.com/office/drawing/2014/chartex" xmlns:cx1="http://schemas.microsoft.com/office/drawing/2015/9/8/chartex" xmlns:cx2="http://schemas.microsoft.com/office/drawing/2015/10/21/chartex" xmlns:cx3="http://schemas.microsoft.com/office/drawing/2016/5/9/chartex" xmlns:cx4="http://schemas.microsoft.com/office/drawing/2016/5/10/chartex" xmlns:cx5="http://schemas.microsoft.com/office/drawing/2016/5/11/chartex" xmlns:cx6="http://schemas.microsoft.com/office/drawing/2016/5/12/chartex" xmlns:cx7="http://schemas.microsoft.com/office/drawing/2016/5/13/chartex" xmlns:cx8="http://schemas.microsoft.com/office/drawing/2016/5/14/chartex" xmlns:mc="http://schemas.openxmlformats.org/markup-compatibility/2006" xmlns:aink="http://schemas.microsoft.com/office/drawing/2016/ink" xmlns:am3d="http://schemas.microsoft.com/office/drawing/2017/model3d" xmlns:o="urn:schemas-microsoft-com:office:office" xmlns:oel="http://schemas.microsoft.com/office/2019/extlst" xmlns:r="http://schemas.openxmlformats.org/officeDocument/2006/relationships" xmlns:m="http://schemas.openxmlformats.org/officeDocument/2006/math" xmlns:v="urn:schemas-microsoft-com:vml" xmlns:wp14="http://schemas.microsoft.com/office/word/2010/wordprocessingDrawing" xmlns:wp="http://schemas.openxmlformats.org/drawingml/2006/wordprocessingDrawing" xmlns:w10="urn:schemas-microsoft-com:office:word" xmlns:w="http://schemas.openxmlformats.org/wordprocessingml/2006/main" xmlns:w14="http://schemas.microsoft.com/office/word/2010/wordml" xmlns:w15="http://schemas.microsoft.com/office/word/2012/wordml" xmlns:w16cex="http://schemas.microsoft.com/office/word/2018/wordml/cex" xmlns:w16cid="http://schemas.microsoft.com/office/word/2016/wordml/cid" xmlns:w16="http://schemas.microsoft.com/office/word/2018/wordml" xmlns:w16du="http://schemas.microsoft.com/office/word/2023/wordml/word16du" xmlns:w16sdtdh="http://schemas.microsoft.com/office/word/2020/wordml/sdtdatahash" xmlns:w16sdtfl="http://schemas.microsoft.com/office/word/2024/wordml/sdtformatlock" xmlns:w16se="http://schemas.microsoft.com/office/word/2015/wordml/symex" xmlns:wpg="http://schemas.microsoft.com/office/word/2010/wordprocessingGroup" xmlns:wpi="http://schemas.microsoft.com/office/word/2010/wordprocessingInk" xmlns:wne="http://schemas.microsoft.com/office/word/2006/wordml" xmlns:wps="http://schemas.microsoft.com/office/word/2010/wordprocessingShape" mc:Ignorable="w14 w15 w16se w16cid w16 w16cex w16sdtdh w16sdtfl w16du wp14">
+<w:hdr xmlns:wpc="http://schemas.microsoft.com/office/word/2010/wordprocessingCanvas" xmlns:cx="http://schemas.microsoft.com/office/drawing/2014/chartex" xmlns:cx1="http://schemas.microsoft.com/office/drawing/2015/9/8/chartex" xmlns:cx2="http://schemas.microsoft.com/office/drawing/2015/10/21/chartex" xmlns:cx3="http://schemas.microsoft.com/office/drawing/2016/5/9/chartex" xmlns:cx4="http://schemas.microsoft.com/office/drawing/2016/5/10/chartex" xmlns:cx5="http://schemas.microsoft.com/office/drawing/2016/5/11/chartex" xmlns:cx6="http://schemas.microsoft.com/office/drawing/2016/5/12/chartex" xmlns:cx7="http://schemas.microsoft.com/office/drawing/2016/5/13/chartex" xmlns:cx8="http://schemas.microsoft.com/office/drawing/2016/5/14/chartex" xmlns:mc="http://schemas.openxmlformats.org/markup-compatibility/2006" xmlns:aink="http://schemas.microsoft.com/office/drawing/2016/ink" xmlns:am3d="http://schemas.microsoft.com/office/drawing/2017/model3d" xmlns:o="urn:schemas-microsoft-com:office:office" xmlns:oel="http://schemas.microsoft.com/office/2019/extlst" xmlns:r="http://schemas.openxmlformats.org/officeDocument/2006/relationships" xmlns:m="http://schemas.openxmlformats.org/officeDocument/2006/math" xmlns:v="urn:schemas-microsoft-com:vml" xmlns:wp14="http://schemas.microsoft.com/office/word/2010/wordprocessingDrawing" xmlns:wp="http://schemas.openxmlformats.org/drawingml/2006/wordprocessingDrawing" xmlns:w10="urn:schemas-microsoft-com:office:word" xmlns:w="http://schemas.openxmlformats.org/wordprocessingml/2006/main" xmlns:w14="http://schemas.microsoft.com/office/word/2010/wordml" xmlns:w15="http://schemas.microsoft.com/office/word/2012/wordml" xmlns:w16cex="http://schemas.microsoft.com/office/word/2018/wordml/cex" xmlns:w16cid="http://schemas.microsoft.com/office/word/2016/wordml/cid" xmlns:w16="http://schemas.microsoft.com/office/word/2018/wordml" xmlns:w16du="http://schemas.microsoft.com/office/word/2023/wordml/word16du" xmlns:w16sdtdh="http://schemas.microsoft.com/office/word/2020/wordml/sdtdatahash" xmlns:w16se="http://schemas.microsoft.com/office/word/2015/wordml/symex" xmlns:wpg="http://schemas.microsoft.com/office/word/2010/wordprocessingGroup" xmlns:wpi="http://schemas.microsoft.com/office/word/2010/wordprocessingInk" xmlns:wne="http://schemas.microsoft.com/office/word/2006/wordml" xmlns:wps="http://schemas.microsoft.com/office/word/2010/wordprocessingShape" mc:Ignorable="w14 w15 w16se w16cid w16 w16cex w16sdtdh w16du wp14">
   <w:tbl>
     <w:tblPr>
       <w:tblStyle w:val="Tablaconcuadrcula"/>
@@ -27296,7 +27263,7 @@
 </file>
 
 <file path=word/numbering.xml><?xml version="1.0" encoding="utf-8"?>
-<w:numbering xmlns:wpc="http://schemas.microsoft.com/office/word/2010/wordprocessingCanvas" xmlns:cx="http://schemas.microsoft.com/office/drawing/2014/chartex" xmlns:cx1="http://schemas.microsoft.com/office/drawing/2015/9/8/chartex" xmlns:cx2="http://schemas.microsoft.com/office/drawing/2015/10/21/chartex" xmlns:cx3="http://schemas.microsoft.com/office/drawing/2016/5/9/chartex" xmlns:cx4="http://schemas.microsoft.com/office/drawing/2016/5/10/chartex" xmlns:cx5="http://schemas.microsoft.com/office/drawing/2016/5/11/chartex" xmlns:cx6="http://schemas.microsoft.com/office/drawing/2016/5/12/chartex" xmlns:cx7="http://schemas.microsoft.com/office/drawing/2016/5/13/chartex" xmlns:cx8="http://schemas.microsoft.com/office/drawing/2016/5/14/chartex" xmlns:mc="http://schemas.openxmlformats.org/markup-compatibility/2006" xmlns:aink="http://schemas.microsoft.com/office/drawing/2016/ink" xmlns:am3d="http://schemas.microsoft.com/office/drawing/2017/model3d" xmlns:o="urn:schemas-microsoft-com:office:office" xmlns:oel="http://schemas.microsoft.com/office/2019/extlst" xmlns:r="http://schemas.openxmlformats.org/officeDocument/2006/relationships" xmlns:m="http://schemas.openxmlformats.org/officeDocument/2006/math" xmlns:v="urn:schemas-microsoft-com:vml" xmlns:wp14="http://schemas.microsoft.com/office/word/2010/wordprocessingDrawing" xmlns:wp="http://schemas.openxmlformats.org/drawingml/2006/wordprocessingDrawing" xmlns:w10="urn:schemas-microsoft-com:office:word" xmlns:w="http://schemas.openxmlformats.org/wordprocessingml/2006/main" xmlns:w14="http://schemas.microsoft.com/office/word/2010/wordml" xmlns:w15="http://schemas.microsoft.com/office/word/2012/wordml" xmlns:w16cex="http://schemas.microsoft.com/office/word/2018/wordml/cex" xmlns:w16cid="http://schemas.microsoft.com/office/word/2016/wordml/cid" xmlns:w16="http://schemas.microsoft.com/office/word/2018/wordml" xmlns:w16du="http://schemas.microsoft.com/office/word/2023/wordml/word16du" xmlns:w16sdtdh="http://schemas.microsoft.com/office/word/2020/wordml/sdtdatahash" xmlns:w16sdtfl="http://schemas.microsoft.com/office/word/2024/wordml/sdtformatlock" xmlns:w16se="http://schemas.microsoft.com/office/word/2015/wordml/symex" xmlns:wpg="http://schemas.microsoft.com/office/word/2010/wordprocessingGroup" xmlns:wpi="http://schemas.microsoft.com/office/word/2010/wordprocessingInk" xmlns:wne="http://schemas.microsoft.com/office/word/2006/wordml" xmlns:wps="http://schemas.microsoft.com/office/word/2010/wordprocessingShape" mc:Ignorable="w14 w15 w16se w16cid w16 w16cex w16sdtdh w16sdtfl w16du wp14">
+<w:numbering xmlns:wpc="http://schemas.microsoft.com/office/word/2010/wordprocessingCanvas" xmlns:cx="http://schemas.microsoft.com/office/drawing/2014/chartex" xmlns:cx1="http://schemas.microsoft.com/office/drawing/2015/9/8/chartex" xmlns:cx2="http://schemas.microsoft.com/office/drawing/2015/10/21/chartex" xmlns:cx3="http://schemas.microsoft.com/office/drawing/2016/5/9/chartex" xmlns:cx4="http://schemas.microsoft.com/office/drawing/2016/5/10/chartex" xmlns:cx5="http://schemas.microsoft.com/office/drawing/2016/5/11/chartex" xmlns:cx6="http://schemas.microsoft.com/office/drawing/2016/5/12/chartex" xmlns:cx7="http://schemas.microsoft.com/office/drawing/2016/5/13/chartex" xmlns:cx8="http://schemas.microsoft.com/office/drawing/2016/5/14/chartex" xmlns:mc="http://schemas.openxmlformats.org/markup-compatibility/2006" xmlns:aink="http://schemas.microsoft.com/office/drawing/2016/ink" xmlns:am3d="http://schemas.microsoft.com/office/drawing/2017/model3d" xmlns:o="urn:schemas-microsoft-com:office:office" xmlns:oel="http://schemas.microsoft.com/office/2019/extlst" xmlns:r="http://schemas.openxmlformats.org/officeDocument/2006/relationships" xmlns:m="http://schemas.openxmlformats.org/officeDocument/2006/math" xmlns:v="urn:schemas-microsoft-com:vml" xmlns:wp14="http://schemas.microsoft.com/office/word/2010/wordprocessingDrawing" xmlns:wp="http://schemas.openxmlformats.org/drawingml/2006/wordprocessingDrawing" xmlns:w10="urn:schemas-microsoft-com:office:word" xmlns:w="http://schemas.openxmlformats.org/wordprocessingml/2006/main" xmlns:w14="http://schemas.microsoft.com/office/word/2010/wordml" xmlns:w15="http://schemas.microsoft.com/office/word/2012/wordml" xmlns:w16cex="http://schemas.microsoft.com/office/word/2018/wordml/cex" xmlns:w16cid="http://schemas.microsoft.com/office/word/2016/wordml/cid" xmlns:w16="http://schemas.microsoft.com/office/word/2018/wordml" xmlns:w16du="http://schemas.microsoft.com/office/word/2023/wordml/word16du" xmlns:w16sdtdh="http://schemas.microsoft.com/office/word/2020/wordml/sdtdatahash" xmlns:w16se="http://schemas.microsoft.com/office/word/2015/wordml/symex" xmlns:wpg="http://schemas.microsoft.com/office/word/2010/wordprocessingGroup" xmlns:wpi="http://schemas.microsoft.com/office/word/2010/wordprocessingInk" xmlns:wne="http://schemas.microsoft.com/office/word/2006/wordml" xmlns:wps="http://schemas.microsoft.com/office/word/2010/wordprocessingShape" mc:Ignorable="w14 w15 w16se w16cid w16 w16cex w16sdtdh w16du wp14">
   <w:abstractNum w:abstractNumId="0" w15:restartNumberingAfterBreak="0">
     <w:nsid w:val="00D50E59"/>
     <w:multiLevelType w:val="hybridMultilevel"/>
@@ -32283,7 +32250,7 @@
 </file>
 
 <file path=word/styles.xml><?xml version="1.0" encoding="utf-8"?>
-<w:styles xmlns:mc="http://schemas.openxmlformats.org/markup-compatibility/2006" xmlns:r="http://schemas.openxmlformats.org/officeDocument/2006/relationships" xmlns:w="http://schemas.openxmlformats.org/wordprocessingml/2006/main" xmlns:w14="http://schemas.microsoft.com/office/word/2010/wordml" xmlns:w15="http://schemas.microsoft.com/office/word/2012/wordml" xmlns:w16cex="http://schemas.microsoft.com/office/word/2018/wordml/cex" xmlns:w16cid="http://schemas.microsoft.com/office/word/2016/wordml/cid" xmlns:w16="http://schemas.microsoft.com/office/word/2018/wordml" xmlns:w16du="http://schemas.microsoft.com/office/word/2023/wordml/word16du" xmlns:w16sdtdh="http://schemas.microsoft.com/office/word/2020/wordml/sdtdatahash" xmlns:w16sdtfl="http://schemas.microsoft.com/office/word/2024/wordml/sdtformatlock" xmlns:w16se="http://schemas.microsoft.com/office/word/2015/wordml/symex" mc:Ignorable="w14 w15 w16se w16cid w16 w16cex w16sdtdh w16sdtfl w16du">
+<w:styles xmlns:mc="http://schemas.openxmlformats.org/markup-compatibility/2006" xmlns:r="http://schemas.openxmlformats.org/officeDocument/2006/relationships" xmlns:w="http://schemas.openxmlformats.org/wordprocessingml/2006/main" xmlns:w14="http://schemas.microsoft.com/office/word/2010/wordml" xmlns:w15="http://schemas.microsoft.com/office/word/2012/wordml" xmlns:w16cex="http://schemas.microsoft.com/office/word/2018/wordml/cex" xmlns:w16cid="http://schemas.microsoft.com/office/word/2016/wordml/cid" xmlns:w16="http://schemas.microsoft.com/office/word/2018/wordml" xmlns:w16du="http://schemas.microsoft.com/office/word/2023/wordml/word16du" xmlns:w16sdtdh="http://schemas.microsoft.com/office/word/2020/wordml/sdtdatahash" xmlns:w16se="http://schemas.microsoft.com/office/word/2015/wordml/symex" mc:Ignorable="w14 w15 w16se w16cid w16 w16cex w16sdtdh w16du">
   <w:docDefaults>
     <w:rPrDefault>
       <w:rPr>
@@ -33319,7 +33286,7 @@
       <w14:ligatures w14:val="none"/>
     </w:rPr>
   </w:style>
-  <w:style w:type="character" w:styleId="Fuerte">
+  <w:style w:type="character" w:styleId="Textoennegrita">
     <w:name w:val="Strong"/>
     <w:basedOn w:val="Fuentedeprrafopredeter"/>
     <w:uiPriority w:val="22"/>

--- a/templates/plananual/CCSS 1° A 5°/CCSS 5° - PLANIFICACIÓN ANUAL 2026.docx
+++ b/templates/plananual/CCSS 1° A 5°/CCSS 5° - PLANIFICACIÓN ANUAL 2026.docx
@@ -1,6 +1,6 @@
 
 <file path=word/document.xml><?xml version="1.0" encoding="utf-8"?>
-<w:document xmlns:wpc="http://schemas.microsoft.com/office/word/2010/wordprocessingCanvas" xmlns:cx="http://schemas.microsoft.com/office/drawing/2014/chartex" xmlns:cx1="http://schemas.microsoft.com/office/drawing/2015/9/8/chartex" xmlns:cx2="http://schemas.microsoft.com/office/drawing/2015/10/21/chartex" xmlns:cx3="http://schemas.microsoft.com/office/drawing/2016/5/9/chartex" xmlns:cx4="http://schemas.microsoft.com/office/drawing/2016/5/10/chartex" xmlns:cx5="http://schemas.microsoft.com/office/drawing/2016/5/11/chartex" xmlns:cx6="http://schemas.microsoft.com/office/drawing/2016/5/12/chartex" xmlns:cx7="http://schemas.microsoft.com/office/drawing/2016/5/13/chartex" xmlns:cx8="http://schemas.microsoft.com/office/drawing/2016/5/14/chartex" xmlns:mc="http://schemas.openxmlformats.org/markup-compatibility/2006" xmlns:aink="http://schemas.microsoft.com/office/drawing/2016/ink" xmlns:am3d="http://schemas.microsoft.com/office/drawing/2017/model3d" xmlns:o="urn:schemas-microsoft-com:office:office" xmlns:oel="http://schemas.microsoft.com/office/2019/extlst" xmlns:r="http://schemas.openxmlformats.org/officeDocument/2006/relationships" xmlns:m="http://schemas.openxmlformats.org/officeDocument/2006/math" xmlns:v="urn:schemas-microsoft-com:vml" xmlns:wp14="http://schemas.microsoft.com/office/word/2010/wordprocessingDrawing" xmlns:wp="http://schemas.openxmlformats.org/drawingml/2006/wordprocessingDrawing" xmlns:w10="urn:schemas-microsoft-com:office:word" xmlns:w="http://schemas.openxmlformats.org/wordprocessingml/2006/main" xmlns:w14="http://schemas.microsoft.com/office/word/2010/wordml" xmlns:w15="http://schemas.microsoft.com/office/word/2012/wordml" xmlns:w16cex="http://schemas.microsoft.com/office/word/2018/wordml/cex" xmlns:w16cid="http://schemas.microsoft.com/office/word/2016/wordml/cid" xmlns:w16="http://schemas.microsoft.com/office/word/2018/wordml" xmlns:w16du="http://schemas.microsoft.com/office/word/2023/wordml/word16du" xmlns:w16sdtdh="http://schemas.microsoft.com/office/word/2020/wordml/sdtdatahash" xmlns:w16se="http://schemas.microsoft.com/office/word/2015/wordml/symex" xmlns:wpg="http://schemas.microsoft.com/office/word/2010/wordprocessingGroup" xmlns:wpi="http://schemas.microsoft.com/office/word/2010/wordprocessingInk" xmlns:wne="http://schemas.microsoft.com/office/word/2006/wordml" xmlns:wps="http://schemas.microsoft.com/office/word/2010/wordprocessingShape" mc:Ignorable="w14 w15 w16se w16cid w16 w16cex w16sdtdh w16du wp14">
+<w:document xmlns:wpc="http://schemas.microsoft.com/office/word/2010/wordprocessingCanvas" xmlns:cx="http://schemas.microsoft.com/office/drawing/2014/chartex" xmlns:cx1="http://schemas.microsoft.com/office/drawing/2015/9/8/chartex" xmlns:cx2="http://schemas.microsoft.com/office/drawing/2015/10/21/chartex" xmlns:cx3="http://schemas.microsoft.com/office/drawing/2016/5/9/chartex" xmlns:cx4="http://schemas.microsoft.com/office/drawing/2016/5/10/chartex" xmlns:cx5="http://schemas.microsoft.com/office/drawing/2016/5/11/chartex" xmlns:cx6="http://schemas.microsoft.com/office/drawing/2016/5/12/chartex" xmlns:cx7="http://schemas.microsoft.com/office/drawing/2016/5/13/chartex" xmlns:cx8="http://schemas.microsoft.com/office/drawing/2016/5/14/chartex" xmlns:mc="http://schemas.openxmlformats.org/markup-compatibility/2006" xmlns:aink="http://schemas.microsoft.com/office/drawing/2016/ink" xmlns:am3d="http://schemas.microsoft.com/office/drawing/2017/model3d" xmlns:o="urn:schemas-microsoft-com:office:office" xmlns:oel="http://schemas.microsoft.com/office/2019/extlst" xmlns:r="http://schemas.openxmlformats.org/officeDocument/2006/relationships" xmlns:m="http://schemas.openxmlformats.org/officeDocument/2006/math" xmlns:v="urn:schemas-microsoft-com:vml" xmlns:wp14="http://schemas.microsoft.com/office/word/2010/wordprocessingDrawing" xmlns:wp="http://schemas.openxmlformats.org/drawingml/2006/wordprocessingDrawing" xmlns:w10="urn:schemas-microsoft-com:office:word" xmlns:w="http://schemas.openxmlformats.org/wordprocessingml/2006/main" xmlns:w14="http://schemas.microsoft.com/office/word/2010/wordml" xmlns:w15="http://schemas.microsoft.com/office/word/2012/wordml" xmlns:w16cex="http://schemas.microsoft.com/office/word/2018/wordml/cex" xmlns:w16cid="http://schemas.microsoft.com/office/word/2016/wordml/cid" xmlns:w16="http://schemas.microsoft.com/office/word/2018/wordml" xmlns:w16du="http://schemas.microsoft.com/office/word/2023/wordml/word16du" xmlns:w16sdtdh="http://schemas.microsoft.com/office/word/2020/wordml/sdtdatahash" xmlns:w16sdtfl="http://schemas.microsoft.com/office/word/2024/wordml/sdtformatlock" xmlns:w16se="http://schemas.microsoft.com/office/word/2015/wordml/symex" xmlns:wpg="http://schemas.microsoft.com/office/word/2010/wordprocessingGroup" xmlns:wpi="http://schemas.microsoft.com/office/word/2010/wordprocessingInk" xmlns:wne="http://schemas.microsoft.com/office/word/2006/wordml" xmlns:wps="http://schemas.microsoft.com/office/word/2010/wordprocessingShape" mc:Ignorable="w14 w15 w16se w16cid w16 w16cex w16sdtdh w16sdtfl w16du wp14">
   <w:body>
     <w:p>
       <w:pPr>
@@ -266,7 +266,7 @@
               </wp:anchor>
             </w:drawing>
           </mc:Choice>
-          <mc:Fallback xmlns:w16sdtfl="http://schemas.microsoft.com/office/word/2024/wordml/sdtformatlock">
+          <mc:Fallback>
             <w:pict>
               <v:group w14:anchorId="54D4D559" id="Grupo 2" o:spid="_x0000_s1026" style="position:absolute;margin-left:-21.35pt;margin-top:1.5pt;width:744.15pt;height:62.25pt;z-index:251661312;mso-position-horizontal-relative:margin;mso-width-relative:margin;mso-height-relative:margin" coordorigin="-475,1047" coordsize="93630,7905" o:gfxdata="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">
                 <v:rect id="Rectángulo 1" o:spid="_x0000_s1027" style="position:absolute;left:-475;top:2952;width:93630;height:6001;visibility:visible;mso-wrap-style:square;v-text-anchor:middle" o:gfxdata="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" fillcolor="white [3212]" strokecolor="#47d459 [1942]" strokeweight="2.25pt">
@@ -11734,13 +11734,13 @@
         <w:tblLook w:val="04A0" w:firstRow="1" w:lastRow="0" w:firstColumn="1" w:lastColumn="0" w:noHBand="0" w:noVBand="1"/>
       </w:tblPr>
       <w:tblGrid>
-        <w:gridCol w:w="875"/>
-        <w:gridCol w:w="1095"/>
-        <w:gridCol w:w="1726"/>
-        <w:gridCol w:w="6169"/>
-        <w:gridCol w:w="2015"/>
-        <w:gridCol w:w="1634"/>
-        <w:gridCol w:w="1337"/>
+        <w:gridCol w:w="818"/>
+        <w:gridCol w:w="1018"/>
+        <w:gridCol w:w="5379"/>
+        <w:gridCol w:w="1984"/>
+        <w:gridCol w:w="2693"/>
+        <w:gridCol w:w="1560"/>
+        <w:gridCol w:w="1399"/>
       </w:tblGrid>
       <w:tr>
         <w:trPr>
@@ -11749,7 +11749,7 @@
         </w:trPr>
         <w:tc>
           <w:tcPr>
-            <w:tcW w:w="875" w:type="dxa"/>
+            <w:tcW w:w="818" w:type="dxa"/>
             <w:shd w:val="clear" w:color="auto" w:fill="C1F0C7" w:themeFill="accent3" w:themeFillTint="33"/>
             <w:vAlign w:val="center"/>
           </w:tcPr>
@@ -11783,7 +11783,7 @@
         </w:tc>
         <w:tc>
           <w:tcPr>
-            <w:tcW w:w="1095" w:type="dxa"/>
+            <w:tcW w:w="1018" w:type="dxa"/>
             <w:shd w:val="clear" w:color="auto" w:fill="C1F0C7" w:themeFill="accent3" w:themeFillTint="33"/>
             <w:vAlign w:val="center"/>
           </w:tcPr>
@@ -11816,7 +11816,7 @@
         </w:tc>
         <w:tc>
           <w:tcPr>
-            <w:tcW w:w="1726" w:type="dxa"/>
+            <w:tcW w:w="5379" w:type="dxa"/>
             <w:shd w:val="clear" w:color="auto" w:fill="C1F0C7" w:themeFill="accent3" w:themeFillTint="33"/>
             <w:vAlign w:val="center"/>
           </w:tcPr>
@@ -11843,13 +11843,35 @@
                 <w:sz w:val="20"/>
                 <w:szCs w:val="20"/>
               </w:rPr>
-              <w:t>PROBLEMA / POTENCIALIDAD</w:t>
-            </w:r>
-          </w:p>
-        </w:tc>
-        <w:tc>
-          <w:tcPr>
-            <w:tcW w:w="6169" w:type="dxa"/>
+              <w:t>SITUACIÓN SIGNIF</w:t>
+            </w:r>
+            <w:r>
+              <w:rPr>
+                <w:rFonts w:ascii="Arial Nova Cond" w:hAnsi="Arial Nova Cond" w:cs="Times New Roman"/>
+                <w:b/>
+                <w:bCs/>
+                <w:color w:val="000000" w:themeColor="text1"/>
+                <w:sz w:val="20"/>
+                <w:szCs w:val="20"/>
+              </w:rPr>
+              <w:t>I</w:t>
+            </w:r>
+            <w:r>
+              <w:rPr>
+                <w:rFonts w:ascii="Arial Nova Cond" w:hAnsi="Arial Nova Cond" w:cs="Times New Roman"/>
+                <w:b/>
+                <w:bCs/>
+                <w:color w:val="000000" w:themeColor="text1"/>
+                <w:sz w:val="20"/>
+                <w:szCs w:val="20"/>
+              </w:rPr>
+              <w:t>CATIVA</w:t>
+            </w:r>
+          </w:p>
+        </w:tc>
+        <w:tc>
+          <w:tcPr>
+            <w:tcW w:w="1984" w:type="dxa"/>
             <w:shd w:val="clear" w:color="auto" w:fill="C1F0C7" w:themeFill="accent3" w:themeFillTint="33"/>
             <w:vAlign w:val="center"/>
           </w:tcPr>
@@ -11876,7 +11898,7 @@
                 <w:sz w:val="20"/>
                 <w:szCs w:val="20"/>
               </w:rPr>
-              <w:t>SITUACIÓN SIGNIF</w:t>
+              <w:t>TÍTULO DE LA UNIDAD DID</w:t>
             </w:r>
             <w:r>
               <w:rPr>
@@ -11887,7 +11909,7 @@
                 <w:sz w:val="20"/>
                 <w:szCs w:val="20"/>
               </w:rPr>
-              <w:t>I</w:t>
+              <w:t>Á</w:t>
             </w:r>
             <w:r>
               <w:rPr>
@@ -11898,13 +11920,24 @@
                 <w:sz w:val="20"/>
                 <w:szCs w:val="20"/>
               </w:rPr>
-              <w:t>CATIVA</w:t>
-            </w:r>
-          </w:p>
-        </w:tc>
-        <w:tc>
-          <w:tcPr>
-            <w:tcW w:w="2015" w:type="dxa"/>
+              <w:t>CTICA</w:t>
+            </w:r>
+            <w:r>
+              <w:rPr>
+                <w:rFonts w:ascii="Arial Nova Cond" w:hAnsi="Arial Nova Cond" w:cs="Times New Roman"/>
+                <w:b/>
+                <w:bCs/>
+                <w:color w:val="000000" w:themeColor="text1"/>
+                <w:sz w:val="20"/>
+                <w:szCs w:val="20"/>
+              </w:rPr>
+              <w:t>.</w:t>
+            </w:r>
+          </w:p>
+        </w:tc>
+        <w:tc>
+          <w:tcPr>
+            <w:tcW w:w="2693" w:type="dxa"/>
             <w:shd w:val="clear" w:color="auto" w:fill="C1F0C7" w:themeFill="accent3" w:themeFillTint="33"/>
             <w:vAlign w:val="center"/>
           </w:tcPr>
@@ -11931,9 +11964,21 @@
                 <w:sz w:val="20"/>
                 <w:szCs w:val="20"/>
               </w:rPr>
-              <w:t>TÍTULO DE LA UNIDAD DID</w:t>
-            </w:r>
-            <w:r>
+              <w:t>CAMPO TEMATICO</w:t>
+            </w:r>
+          </w:p>
+        </w:tc>
+        <w:tc>
+          <w:tcPr>
+            <w:tcW w:w="1560" w:type="dxa"/>
+            <w:shd w:val="clear" w:color="auto" w:fill="C1F0C7" w:themeFill="accent3" w:themeFillTint="33"/>
+            <w:vAlign w:val="center"/>
+          </w:tcPr>
+          <w:p>
+            <w:pPr>
+              <w:pStyle w:val="Prrafodelista"/>
+              <w:ind w:left="0"/>
+              <w:jc w:val="center"/>
               <w:rPr>
                 <w:rFonts w:ascii="Arial Nova Cond" w:hAnsi="Arial Nova Cond" w:cs="Times New Roman"/>
                 <w:b/>
@@ -11942,8 +11987,7 @@
                 <w:sz w:val="20"/>
                 <w:szCs w:val="20"/>
               </w:rPr>
-              <w:t>Á</w:t>
-            </w:r>
+            </w:pPr>
             <w:r>
               <w:rPr>
                 <w:rFonts w:ascii="Arial Nova Cond" w:hAnsi="Arial Nova Cond" w:cs="Times New Roman"/>
@@ -11953,57 +11997,13 @@
                 <w:sz w:val="20"/>
                 <w:szCs w:val="20"/>
               </w:rPr>
-              <w:t>CTICA</w:t>
-            </w:r>
-            <w:r>
-              <w:rPr>
-                <w:rFonts w:ascii="Arial Nova Cond" w:hAnsi="Arial Nova Cond" w:cs="Times New Roman"/>
-                <w:b/>
-                <w:bCs/>
-                <w:color w:val="000000" w:themeColor="text1"/>
-                <w:sz w:val="20"/>
-                <w:szCs w:val="20"/>
-              </w:rPr>
-              <w:t>.</w:t>
-            </w:r>
-          </w:p>
-        </w:tc>
-        <w:tc>
-          <w:tcPr>
-            <w:tcW w:w="1634" w:type="dxa"/>
-            <w:shd w:val="clear" w:color="auto" w:fill="C1F0C7" w:themeFill="accent3" w:themeFillTint="33"/>
-            <w:vAlign w:val="center"/>
-          </w:tcPr>
-          <w:p>
-            <w:pPr>
-              <w:pStyle w:val="Prrafodelista"/>
-              <w:ind w:left="0"/>
-              <w:jc w:val="center"/>
-              <w:rPr>
-                <w:rFonts w:ascii="Arial Nova Cond" w:hAnsi="Arial Nova Cond" w:cs="Times New Roman"/>
-                <w:b/>
-                <w:bCs/>
-                <w:color w:val="000000" w:themeColor="text1"/>
-                <w:sz w:val="20"/>
-                <w:szCs w:val="20"/>
-              </w:rPr>
-            </w:pPr>
-            <w:r>
-              <w:rPr>
-                <w:rFonts w:ascii="Arial Nova Cond" w:hAnsi="Arial Nova Cond" w:cs="Times New Roman"/>
-                <w:b/>
-                <w:bCs/>
-                <w:color w:val="000000" w:themeColor="text1"/>
-                <w:sz w:val="20"/>
-                <w:szCs w:val="20"/>
-              </w:rPr>
               <w:t>COMPETENCIAS</w:t>
             </w:r>
           </w:p>
         </w:tc>
         <w:tc>
           <w:tcPr>
-            <w:tcW w:w="1337" w:type="dxa"/>
+            <w:tcW w:w="1399" w:type="dxa"/>
             <w:shd w:val="clear" w:color="auto" w:fill="C1F0C7" w:themeFill="accent3" w:themeFillTint="33"/>
             <w:vAlign w:val="center"/>
           </w:tcPr>
@@ -12042,7 +12042,7 @@
         </w:trPr>
         <w:tc>
           <w:tcPr>
-            <w:tcW w:w="875" w:type="dxa"/>
+            <w:tcW w:w="818" w:type="dxa"/>
             <w:vMerge w:val="restart"/>
             <w:vAlign w:val="center"/>
           </w:tcPr>
@@ -12081,7 +12081,7 @@
         </w:tc>
         <w:tc>
           <w:tcPr>
-            <w:tcW w:w="1095" w:type="dxa"/>
+            <w:tcW w:w="1018" w:type="dxa"/>
             <w:vAlign w:val="center"/>
           </w:tcPr>
           <w:p>
@@ -12119,7 +12119,7 @@
         </w:tc>
         <w:tc>
           <w:tcPr>
-            <w:tcW w:w="1726" w:type="dxa"/>
+            <w:tcW w:w="5379" w:type="dxa"/>
             <w:vAlign w:val="center"/>
           </w:tcPr>
           <w:p>
@@ -12147,47 +12147,13 @@
                 <w:szCs w:val="20"/>
                 <w:lang w:val="es-ES_tradnl"/>
               </w:rPr>
-              <w:t>{{problemapotencialidad0}}</w:t>
-            </w:r>
-          </w:p>
-        </w:tc>
-        <w:tc>
-          <w:tcPr>
-            <w:tcW w:w="6169" w:type="dxa"/>
-            <w:vAlign w:val="center"/>
-          </w:tcPr>
-          <w:p>
-            <w:pPr>
-              <w:pStyle w:val="Prrafodelista"/>
-              <w:tabs>
-                <w:tab w:val="left" w:pos="0"/>
-                <w:tab w:val="left" w:pos="142"/>
-                <w:tab w:val="left" w:pos="284"/>
-              </w:tabs>
-              <w:spacing w:line="276" w:lineRule="auto"/>
-              <w:ind w:left="0"/>
-              <w:jc w:val="both"/>
-              <w:rPr>
-                <w:rFonts w:ascii="Arial Nova Cond" w:eastAsia="Calibri" w:hAnsi="Arial Nova Cond" w:cs="Times New Roman"/>
-                <w:sz w:val="20"/>
-                <w:szCs w:val="20"/>
-                <w:lang w:val="es-ES_tradnl"/>
-              </w:rPr>
-            </w:pPr>
-            <w:r>
-              <w:rPr>
-                <w:rFonts w:ascii="Arial Nova Cond" w:eastAsia="Calibri" w:hAnsi="Arial Nova Cond" w:cs="Times New Roman"/>
-                <w:sz w:val="20"/>
-                <w:szCs w:val="20"/>
-                <w:lang w:val="es-ES_tradnl"/>
-              </w:rPr>
               <w:t>{{situacionsignificativa0}}</w:t>
             </w:r>
           </w:p>
         </w:tc>
         <w:tc>
           <w:tcPr>
-            <w:tcW w:w="2015" w:type="dxa"/>
+            <w:tcW w:w="1984" w:type="dxa"/>
             <w:vAlign w:val="center"/>
           </w:tcPr>
           <w:p>
@@ -12218,7 +12184,7 @@
         </w:tc>
         <w:tc>
           <w:tcPr>
-            <w:tcW w:w="1634" w:type="dxa"/>
+            <w:tcW w:w="2693" w:type="dxa"/>
             <w:vAlign w:val="center"/>
           </w:tcPr>
           <w:p>
@@ -12243,13 +12209,13 @@
                 <w:sz w:val="20"/>
                 <w:szCs w:val="20"/>
               </w:rPr>
-              <w:t>{{competencias0}}</w:t>
-            </w:r>
-          </w:p>
-        </w:tc>
-        <w:tc>
-          <w:tcPr>
-            <w:tcW w:w="1337" w:type="dxa"/>
+              <w:t>{{campotematico0}}</w:t>
+            </w:r>
+          </w:p>
+        </w:tc>
+        <w:tc>
+          <w:tcPr>
+            <w:tcW w:w="1560" w:type="dxa"/>
             <w:vAlign w:val="center"/>
           </w:tcPr>
           <w:p>
@@ -12257,7 +12223,38 @@
               <w:autoSpaceDE w:val="0"/>
               <w:autoSpaceDN w:val="0"/>
               <w:adjustRightInd w:val="0"/>
-              <w:jc w:val="center"/>
+              <w:jc w:val="both"/>
+              <w:rPr>
+                <w:rFonts w:ascii="Arial Nova Cond" w:hAnsi="Arial Nova Cond" w:cs="Arial"/>
+                <w:color w:val="000000"/>
+                <w:kern w:val="0"/>
+                <w:sz w:val="20"/>
+                <w:szCs w:val="20"/>
+              </w:rPr>
+            </w:pPr>
+            <w:r>
+              <w:rPr>
+                <w:rFonts w:ascii="Arial Nova Cond" w:hAnsi="Arial Nova Cond" w:cs="Arial"/>
+                <w:color w:val="000000"/>
+                <w:kern w:val="0"/>
+                <w:sz w:val="20"/>
+                <w:szCs w:val="20"/>
+              </w:rPr>
+              <w:t>{{competencias0}}</w:t>
+            </w:r>
+          </w:p>
+        </w:tc>
+        <w:tc>
+          <w:tcPr>
+            <w:tcW w:w="1399" w:type="dxa"/>
+            <w:vAlign w:val="center"/>
+          </w:tcPr>
+          <w:p>
+            <w:pPr>
+              <w:autoSpaceDE w:val="0"/>
+              <w:autoSpaceDN w:val="0"/>
+              <w:adjustRightInd w:val="0"/>
+              <w:jc w:val="both"/>
               <w:rPr>
                 <w:rFonts w:ascii="Arial Nova Cond" w:hAnsi="Arial Nova Cond" w:cs="Arial"/>
                 <w:color w:val="000000"/>
@@ -12286,7 +12283,7 @@
         </w:trPr>
         <w:tc>
           <w:tcPr>
-            <w:tcW w:w="875" w:type="dxa"/>
+            <w:tcW w:w="818" w:type="dxa"/>
             <w:vMerge/>
             <w:vAlign w:val="center"/>
           </w:tcPr>
@@ -12314,7 +12311,7 @@
         </w:tc>
         <w:tc>
           <w:tcPr>
-            <w:tcW w:w="1095" w:type="dxa"/>
+            <w:tcW w:w="1018" w:type="dxa"/>
             <w:vAlign w:val="center"/>
           </w:tcPr>
           <w:p>
@@ -12352,33 +12349,7 @@
         </w:tc>
         <w:tc>
           <w:tcPr>
-            <w:tcW w:w="1726" w:type="dxa"/>
-            <w:vAlign w:val="center"/>
-          </w:tcPr>
-          <w:p>
-            <w:pPr>
-              <w:pStyle w:val="NormalWeb"/>
-              <w:jc w:val="both"/>
-              <w:rPr>
-                <w:rFonts w:ascii="Arial Nova Cond" w:hAnsi="Arial Nova Cond"/>
-                <w:sz w:val="20"/>
-                <w:szCs w:val="20"/>
-              </w:rPr>
-            </w:pPr>
-            <w:r>
-              <w:rPr>
-                <w:rFonts w:ascii="Arial Nova Cond" w:eastAsia="Calibri" w:hAnsi="Arial Nova Cond"/>
-                <w:sz w:val="20"/>
-                <w:szCs w:val="20"/>
-                <w:lang w:val="es-ES_tradnl"/>
-              </w:rPr>
-              <w:t>{{problemapotencialidad1}}</w:t>
-            </w:r>
-          </w:p>
-        </w:tc>
-        <w:tc>
-          <w:tcPr>
-            <w:tcW w:w="6169" w:type="dxa"/>
+            <w:tcW w:w="5379" w:type="dxa"/>
             <w:vAlign w:val="center"/>
           </w:tcPr>
           <w:p>
@@ -12412,7 +12383,7 @@
         </w:tc>
         <w:tc>
           <w:tcPr>
-            <w:tcW w:w="2015" w:type="dxa"/>
+            <w:tcW w:w="1984" w:type="dxa"/>
             <w:vAlign w:val="center"/>
           </w:tcPr>
           <w:p>
@@ -12443,7 +12414,7 @@
         </w:tc>
         <w:tc>
           <w:tcPr>
-            <w:tcW w:w="1634" w:type="dxa"/>
+            <w:tcW w:w="2693" w:type="dxa"/>
             <w:vAlign w:val="center"/>
           </w:tcPr>
           <w:p>
@@ -12468,13 +12439,13 @@
                 <w:sz w:val="20"/>
                 <w:szCs w:val="20"/>
               </w:rPr>
-              <w:t>{{competencias1}}</w:t>
-            </w:r>
-          </w:p>
-        </w:tc>
-        <w:tc>
-          <w:tcPr>
-            <w:tcW w:w="1337" w:type="dxa"/>
+              <w:t>{{campotematico1}}</w:t>
+            </w:r>
+          </w:p>
+        </w:tc>
+        <w:tc>
+          <w:tcPr>
+            <w:tcW w:w="1560" w:type="dxa"/>
             <w:vAlign w:val="center"/>
           </w:tcPr>
           <w:p>
@@ -12482,7 +12453,38 @@
               <w:autoSpaceDE w:val="0"/>
               <w:autoSpaceDN w:val="0"/>
               <w:adjustRightInd w:val="0"/>
-              <w:jc w:val="center"/>
+              <w:jc w:val="both"/>
+              <w:rPr>
+                <w:rFonts w:ascii="Arial Nova Cond" w:hAnsi="Arial Nova Cond" w:cs="Arial"/>
+                <w:color w:val="000000"/>
+                <w:kern w:val="0"/>
+                <w:sz w:val="20"/>
+                <w:szCs w:val="20"/>
+              </w:rPr>
+            </w:pPr>
+            <w:r>
+              <w:rPr>
+                <w:rFonts w:ascii="Arial Nova Cond" w:hAnsi="Arial Nova Cond" w:cs="Arial"/>
+                <w:color w:val="000000"/>
+                <w:kern w:val="0"/>
+                <w:sz w:val="20"/>
+                <w:szCs w:val="20"/>
+              </w:rPr>
+              <w:t>{{competencias1}}</w:t>
+            </w:r>
+          </w:p>
+        </w:tc>
+        <w:tc>
+          <w:tcPr>
+            <w:tcW w:w="1399" w:type="dxa"/>
+            <w:vAlign w:val="center"/>
+          </w:tcPr>
+          <w:p>
+            <w:pPr>
+              <w:autoSpaceDE w:val="0"/>
+              <w:autoSpaceDN w:val="0"/>
+              <w:adjustRightInd w:val="0"/>
+              <w:jc w:val="both"/>
               <w:rPr>
                 <w:rFonts w:ascii="Arial Nova Cond" w:hAnsi="Arial Nova Cond" w:cs="Arial"/>
                 <w:color w:val="000000"/>
@@ -12511,7 +12513,7 @@
         </w:trPr>
         <w:tc>
           <w:tcPr>
-            <w:tcW w:w="875" w:type="dxa"/>
+            <w:tcW w:w="818" w:type="dxa"/>
             <w:vMerge/>
             <w:vAlign w:val="center"/>
           </w:tcPr>
@@ -12539,7 +12541,7 @@
         </w:tc>
         <w:tc>
           <w:tcPr>
-            <w:tcW w:w="1095" w:type="dxa"/>
+            <w:tcW w:w="1018" w:type="dxa"/>
             <w:vAlign w:val="center"/>
           </w:tcPr>
           <w:p>
@@ -12577,33 +12579,7 @@
         </w:tc>
         <w:tc>
           <w:tcPr>
-            <w:tcW w:w="1726" w:type="dxa"/>
-            <w:vAlign w:val="center"/>
-          </w:tcPr>
-          <w:p>
-            <w:pPr>
-              <w:pStyle w:val="NormalWeb"/>
-              <w:jc w:val="both"/>
-              <w:rPr>
-                <w:rFonts w:ascii="Arial Nova Cond" w:eastAsia="Calibri" w:hAnsi="Arial Nova Cond"/>
-                <w:sz w:val="20"/>
-                <w:szCs w:val="20"/>
-              </w:rPr>
-            </w:pPr>
-            <w:r>
-              <w:rPr>
-                <w:rFonts w:ascii="Arial Nova Cond" w:eastAsia="Calibri" w:hAnsi="Arial Nova Cond"/>
-                <w:sz w:val="20"/>
-                <w:szCs w:val="20"/>
-                <w:lang w:val="es-ES_tradnl"/>
-              </w:rPr>
-              <w:t>{{problemapotencialidad2}}</w:t>
-            </w:r>
-          </w:p>
-        </w:tc>
-        <w:tc>
-          <w:tcPr>
-            <w:tcW w:w="6169" w:type="dxa"/>
+            <w:tcW w:w="5379" w:type="dxa"/>
             <w:vAlign w:val="center"/>
           </w:tcPr>
           <w:p>
@@ -12637,7 +12613,7 @@
         </w:tc>
         <w:tc>
           <w:tcPr>
-            <w:tcW w:w="2015" w:type="dxa"/>
+            <w:tcW w:w="1984" w:type="dxa"/>
             <w:vAlign w:val="center"/>
           </w:tcPr>
           <w:p>
@@ -12668,7 +12644,7 @@
         </w:tc>
         <w:tc>
           <w:tcPr>
-            <w:tcW w:w="1634" w:type="dxa"/>
+            <w:tcW w:w="2693" w:type="dxa"/>
             <w:vAlign w:val="center"/>
           </w:tcPr>
           <w:p>
@@ -12693,13 +12669,13 @@
                 <w:sz w:val="20"/>
                 <w:szCs w:val="20"/>
               </w:rPr>
-              <w:t>{{competencias2}}</w:t>
-            </w:r>
-          </w:p>
-        </w:tc>
-        <w:tc>
-          <w:tcPr>
-            <w:tcW w:w="1337" w:type="dxa"/>
+              <w:t>{{campotematico2}}</w:t>
+            </w:r>
+          </w:p>
+        </w:tc>
+        <w:tc>
+          <w:tcPr>
+            <w:tcW w:w="1560" w:type="dxa"/>
             <w:vAlign w:val="center"/>
           </w:tcPr>
           <w:p>
@@ -12707,7 +12683,38 @@
               <w:autoSpaceDE w:val="0"/>
               <w:autoSpaceDN w:val="0"/>
               <w:adjustRightInd w:val="0"/>
-              <w:jc w:val="center"/>
+              <w:jc w:val="both"/>
+              <w:rPr>
+                <w:rFonts w:ascii="Arial Nova Cond" w:hAnsi="Arial Nova Cond" w:cs="Arial"/>
+                <w:color w:val="000000"/>
+                <w:kern w:val="0"/>
+                <w:sz w:val="20"/>
+                <w:szCs w:val="20"/>
+              </w:rPr>
+            </w:pPr>
+            <w:r>
+              <w:rPr>
+                <w:rFonts w:ascii="Arial Nova Cond" w:hAnsi="Arial Nova Cond" w:cs="Arial"/>
+                <w:color w:val="000000"/>
+                <w:kern w:val="0"/>
+                <w:sz w:val="20"/>
+                <w:szCs w:val="20"/>
+              </w:rPr>
+              <w:t>{{competencias2}}</w:t>
+            </w:r>
+          </w:p>
+        </w:tc>
+        <w:tc>
+          <w:tcPr>
+            <w:tcW w:w="1399" w:type="dxa"/>
+            <w:vAlign w:val="center"/>
+          </w:tcPr>
+          <w:p>
+            <w:pPr>
+              <w:autoSpaceDE w:val="0"/>
+              <w:autoSpaceDN w:val="0"/>
+              <w:adjustRightInd w:val="0"/>
+              <w:jc w:val="both"/>
               <w:rPr>
                 <w:rFonts w:ascii="Arial Nova Cond" w:hAnsi="Arial Nova Cond" w:cs="Arial"/>
                 <w:color w:val="000000"/>
@@ -12736,7 +12743,7 @@
         </w:trPr>
         <w:tc>
           <w:tcPr>
-            <w:tcW w:w="875" w:type="dxa"/>
+            <w:tcW w:w="818" w:type="dxa"/>
             <w:vMerge w:val="restart"/>
             <w:vAlign w:val="center"/>
           </w:tcPr>
@@ -12775,7 +12782,7 @@
         </w:tc>
         <w:tc>
           <w:tcPr>
-            <w:tcW w:w="1095" w:type="dxa"/>
+            <w:tcW w:w="1018" w:type="dxa"/>
             <w:vAlign w:val="center"/>
           </w:tcPr>
           <w:p>
@@ -12813,33 +12820,7 @@
         </w:tc>
         <w:tc>
           <w:tcPr>
-            <w:tcW w:w="1726" w:type="dxa"/>
-            <w:vAlign w:val="center"/>
-          </w:tcPr>
-          <w:p>
-            <w:pPr>
-              <w:pStyle w:val="Sinespaciado"/>
-              <w:jc w:val="both"/>
-              <w:rPr>
-                <w:rFonts w:ascii="Arial Nova Cond" w:eastAsia="Times New Roman" w:hAnsi="Arial Nova Cond" w:cs="Times New Roman"/>
-                <w:sz w:val="20"/>
-                <w:szCs w:val="20"/>
-              </w:rPr>
-            </w:pPr>
-            <w:r>
-              <w:rPr>
-                <w:rFonts w:ascii="Arial Nova Cond" w:eastAsia="Calibri" w:hAnsi="Arial Nova Cond" w:cs="Times New Roman"/>
-                <w:sz w:val="20"/>
-                <w:szCs w:val="20"/>
-                <w:lang w:val="es-ES_tradnl"/>
-              </w:rPr>
-              <w:t>{{problemapotencialidad3}}</w:t>
-            </w:r>
-          </w:p>
-        </w:tc>
-        <w:tc>
-          <w:tcPr>
-            <w:tcW w:w="6169" w:type="dxa"/>
+            <w:tcW w:w="5379" w:type="dxa"/>
             <w:vAlign w:val="center"/>
           </w:tcPr>
           <w:p>
@@ -12874,7 +12855,7 @@
         </w:tc>
         <w:tc>
           <w:tcPr>
-            <w:tcW w:w="2015" w:type="dxa"/>
+            <w:tcW w:w="1984" w:type="dxa"/>
             <w:vAlign w:val="center"/>
           </w:tcPr>
           <w:p>
@@ -12905,7 +12886,7 @@
         </w:tc>
         <w:tc>
           <w:tcPr>
-            <w:tcW w:w="1634" w:type="dxa"/>
+            <w:tcW w:w="2693" w:type="dxa"/>
             <w:vAlign w:val="center"/>
           </w:tcPr>
           <w:p>
@@ -12930,13 +12911,13 @@
                 <w:sz w:val="20"/>
                 <w:szCs w:val="20"/>
               </w:rPr>
-              <w:t>{{competencias3}}</w:t>
-            </w:r>
-          </w:p>
-        </w:tc>
-        <w:tc>
-          <w:tcPr>
-            <w:tcW w:w="1337" w:type="dxa"/>
+              <w:t>{{campotematico3}}</w:t>
+            </w:r>
+          </w:p>
+        </w:tc>
+        <w:tc>
+          <w:tcPr>
+            <w:tcW w:w="1560" w:type="dxa"/>
             <w:vAlign w:val="center"/>
           </w:tcPr>
           <w:p>
@@ -12944,7 +12925,38 @@
               <w:autoSpaceDE w:val="0"/>
               <w:autoSpaceDN w:val="0"/>
               <w:adjustRightInd w:val="0"/>
-              <w:jc w:val="center"/>
+              <w:jc w:val="both"/>
+              <w:rPr>
+                <w:rFonts w:ascii="Arial Nova Cond" w:hAnsi="Arial Nova Cond" w:cs="Arial"/>
+                <w:color w:val="000000"/>
+                <w:kern w:val="0"/>
+                <w:sz w:val="20"/>
+                <w:szCs w:val="20"/>
+              </w:rPr>
+            </w:pPr>
+            <w:r>
+              <w:rPr>
+                <w:rFonts w:ascii="Arial Nova Cond" w:hAnsi="Arial Nova Cond" w:cs="Arial"/>
+                <w:color w:val="000000"/>
+                <w:kern w:val="0"/>
+                <w:sz w:val="20"/>
+                <w:szCs w:val="20"/>
+              </w:rPr>
+              <w:t>{{competencias3}}</w:t>
+            </w:r>
+          </w:p>
+        </w:tc>
+        <w:tc>
+          <w:tcPr>
+            <w:tcW w:w="1399" w:type="dxa"/>
+            <w:vAlign w:val="center"/>
+          </w:tcPr>
+          <w:p>
+            <w:pPr>
+              <w:autoSpaceDE w:val="0"/>
+              <w:autoSpaceDN w:val="0"/>
+              <w:adjustRightInd w:val="0"/>
+              <w:jc w:val="both"/>
               <w:rPr>
                 <w:rFonts w:ascii="Arial Nova Cond" w:hAnsi="Arial Nova Cond" w:cs="Arial"/>
                 <w:color w:val="000000"/>
@@ -12973,7 +12985,7 @@
         </w:trPr>
         <w:tc>
           <w:tcPr>
-            <w:tcW w:w="875" w:type="dxa"/>
+            <w:tcW w:w="818" w:type="dxa"/>
             <w:vMerge/>
             <w:vAlign w:val="center"/>
           </w:tcPr>
@@ -13001,7 +13013,7 @@
         </w:tc>
         <w:tc>
           <w:tcPr>
-            <w:tcW w:w="1095" w:type="dxa"/>
+            <w:tcW w:w="1018" w:type="dxa"/>
             <w:vAlign w:val="center"/>
           </w:tcPr>
           <w:p>
@@ -13039,33 +13051,7 @@
         </w:tc>
         <w:tc>
           <w:tcPr>
-            <w:tcW w:w="1726" w:type="dxa"/>
-            <w:vAlign w:val="center"/>
-          </w:tcPr>
-          <w:p>
-            <w:pPr>
-              <w:pStyle w:val="Sinespaciado"/>
-              <w:jc w:val="both"/>
-              <w:rPr>
-                <w:rFonts w:ascii="Arial Nova Cond" w:hAnsi="Arial Nova Cond"/>
-                <w:sz w:val="20"/>
-                <w:szCs w:val="20"/>
-              </w:rPr>
-            </w:pPr>
-            <w:r>
-              <w:rPr>
-                <w:rFonts w:ascii="Arial Nova Cond" w:eastAsia="Calibri" w:hAnsi="Arial Nova Cond" w:cs="Times New Roman"/>
-                <w:sz w:val="20"/>
-                <w:szCs w:val="20"/>
-                <w:lang w:val="es-ES_tradnl"/>
-              </w:rPr>
-              <w:t>{{problemapotencialidad4}}</w:t>
-            </w:r>
-          </w:p>
-        </w:tc>
-        <w:tc>
-          <w:tcPr>
-            <w:tcW w:w="6169" w:type="dxa"/>
+            <w:tcW w:w="5379" w:type="dxa"/>
             <w:vAlign w:val="center"/>
           </w:tcPr>
           <w:p>
@@ -13100,7 +13086,7 @@
         </w:tc>
         <w:tc>
           <w:tcPr>
-            <w:tcW w:w="2015" w:type="dxa"/>
+            <w:tcW w:w="1984" w:type="dxa"/>
             <w:vAlign w:val="center"/>
           </w:tcPr>
           <w:p>
@@ -13131,7 +13117,7 @@
         </w:tc>
         <w:tc>
           <w:tcPr>
-            <w:tcW w:w="1634" w:type="dxa"/>
+            <w:tcW w:w="2693" w:type="dxa"/>
             <w:vAlign w:val="center"/>
           </w:tcPr>
           <w:p>
@@ -13156,13 +13142,13 @@
                 <w:sz w:val="20"/>
                 <w:szCs w:val="20"/>
               </w:rPr>
-              <w:t>{{competencias4}}</w:t>
-            </w:r>
-          </w:p>
-        </w:tc>
-        <w:tc>
-          <w:tcPr>
-            <w:tcW w:w="1337" w:type="dxa"/>
+              <w:t>{{campotematico4}}</w:t>
+            </w:r>
+          </w:p>
+        </w:tc>
+        <w:tc>
+          <w:tcPr>
+            <w:tcW w:w="1560" w:type="dxa"/>
             <w:vAlign w:val="center"/>
           </w:tcPr>
           <w:p>
@@ -13170,7 +13156,38 @@
               <w:autoSpaceDE w:val="0"/>
               <w:autoSpaceDN w:val="0"/>
               <w:adjustRightInd w:val="0"/>
-              <w:jc w:val="center"/>
+              <w:jc w:val="both"/>
+              <w:rPr>
+                <w:rFonts w:ascii="Arial Nova Cond" w:hAnsi="Arial Nova Cond" w:cs="Arial"/>
+                <w:color w:val="000000"/>
+                <w:kern w:val="0"/>
+                <w:sz w:val="20"/>
+                <w:szCs w:val="20"/>
+              </w:rPr>
+            </w:pPr>
+            <w:r>
+              <w:rPr>
+                <w:rFonts w:ascii="Arial Nova Cond" w:hAnsi="Arial Nova Cond" w:cs="Arial"/>
+                <w:color w:val="000000"/>
+                <w:kern w:val="0"/>
+                <w:sz w:val="20"/>
+                <w:szCs w:val="20"/>
+              </w:rPr>
+              <w:t>{{competencias4}}</w:t>
+            </w:r>
+          </w:p>
+        </w:tc>
+        <w:tc>
+          <w:tcPr>
+            <w:tcW w:w="1399" w:type="dxa"/>
+            <w:vAlign w:val="center"/>
+          </w:tcPr>
+          <w:p>
+            <w:pPr>
+              <w:autoSpaceDE w:val="0"/>
+              <w:autoSpaceDN w:val="0"/>
+              <w:adjustRightInd w:val="0"/>
+              <w:jc w:val="both"/>
               <w:rPr>
                 <w:rFonts w:ascii="Arial Nova Cond" w:hAnsi="Arial Nova Cond" w:cs="Arial"/>
                 <w:color w:val="000000"/>
@@ -13199,7 +13216,7 @@
         </w:trPr>
         <w:tc>
           <w:tcPr>
-            <w:tcW w:w="875" w:type="dxa"/>
+            <w:tcW w:w="818" w:type="dxa"/>
             <w:vMerge w:val="restart"/>
             <w:vAlign w:val="center"/>
           </w:tcPr>
@@ -13238,7 +13255,7 @@
         </w:tc>
         <w:tc>
           <w:tcPr>
-            <w:tcW w:w="1095" w:type="dxa"/>
+            <w:tcW w:w="1018" w:type="dxa"/>
             <w:vAlign w:val="center"/>
           </w:tcPr>
           <w:p>
@@ -13276,34 +13293,7 @@
         </w:tc>
         <w:tc>
           <w:tcPr>
-            <w:tcW w:w="1726" w:type="dxa"/>
-            <w:vAlign w:val="center"/>
-          </w:tcPr>
-          <w:p>
-            <w:pPr>
-              <w:pStyle w:val="Sinespaciado"/>
-              <w:jc w:val="both"/>
-              <w:rPr>
-                <w:rFonts w:ascii="Arial Nova Cond" w:hAnsi="Arial Nova Cond"/>
-                <w:color w:val="000000" w:themeColor="text1"/>
-                <w:sz w:val="20"/>
-                <w:szCs w:val="20"/>
-              </w:rPr>
-            </w:pPr>
-            <w:r>
-              <w:rPr>
-                <w:rFonts w:ascii="Arial Nova Cond" w:eastAsia="Calibri" w:hAnsi="Arial Nova Cond" w:cs="Times New Roman"/>
-                <w:sz w:val="20"/>
-                <w:szCs w:val="20"/>
-                <w:lang w:val="es-ES_tradnl"/>
-              </w:rPr>
-              <w:t>{{problemapotencialidad5}}</w:t>
-            </w:r>
-          </w:p>
-        </w:tc>
-        <w:tc>
-          <w:tcPr>
-            <w:tcW w:w="6169" w:type="dxa"/>
+            <w:tcW w:w="5379" w:type="dxa"/>
             <w:vAlign w:val="center"/>
           </w:tcPr>
           <w:p>
@@ -13332,13 +13322,13 @@
                 <w:szCs w:val="20"/>
                 <w:lang w:val="es-ES_tradnl"/>
               </w:rPr>
-              <w:t>{{situacionsignificativa5}}</w:t>
-            </w:r>
-          </w:p>
-        </w:tc>
-        <w:tc>
-          <w:tcPr>
-            <w:tcW w:w="2015" w:type="dxa"/>
+              <w:t xml:space="preserve">{{situacionsignificativa5}} </w:t>
+            </w:r>
+          </w:p>
+        </w:tc>
+        <w:tc>
+          <w:tcPr>
+            <w:tcW w:w="1984" w:type="dxa"/>
             <w:vAlign w:val="center"/>
           </w:tcPr>
           <w:p>
@@ -13369,7 +13359,7 @@
         </w:tc>
         <w:tc>
           <w:tcPr>
-            <w:tcW w:w="1634" w:type="dxa"/>
+            <w:tcW w:w="2693" w:type="dxa"/>
             <w:vAlign w:val="center"/>
           </w:tcPr>
           <w:p>
@@ -13394,13 +13384,13 @@
                 <w:sz w:val="20"/>
                 <w:szCs w:val="20"/>
               </w:rPr>
-              <w:t>{{competencias5}}</w:t>
-            </w:r>
-          </w:p>
-        </w:tc>
-        <w:tc>
-          <w:tcPr>
-            <w:tcW w:w="1337" w:type="dxa"/>
+              <w:t>{{campotematico5}}</w:t>
+            </w:r>
+          </w:p>
+        </w:tc>
+        <w:tc>
+          <w:tcPr>
+            <w:tcW w:w="1560" w:type="dxa"/>
             <w:vAlign w:val="center"/>
           </w:tcPr>
           <w:p>
@@ -13408,7 +13398,38 @@
               <w:autoSpaceDE w:val="0"/>
               <w:autoSpaceDN w:val="0"/>
               <w:adjustRightInd w:val="0"/>
-              <w:jc w:val="center"/>
+              <w:jc w:val="both"/>
+              <w:rPr>
+                <w:rFonts w:ascii="Arial Nova Cond" w:hAnsi="Arial Nova Cond" w:cs="Arial"/>
+                <w:color w:val="000000"/>
+                <w:kern w:val="0"/>
+                <w:sz w:val="20"/>
+                <w:szCs w:val="20"/>
+              </w:rPr>
+            </w:pPr>
+            <w:r>
+              <w:rPr>
+                <w:rFonts w:ascii="Arial Nova Cond" w:hAnsi="Arial Nova Cond" w:cs="Arial"/>
+                <w:color w:val="000000"/>
+                <w:kern w:val="0"/>
+                <w:sz w:val="20"/>
+                <w:szCs w:val="20"/>
+              </w:rPr>
+              <w:t>{{competencias5}}</w:t>
+            </w:r>
+          </w:p>
+        </w:tc>
+        <w:tc>
+          <w:tcPr>
+            <w:tcW w:w="1399" w:type="dxa"/>
+            <w:vAlign w:val="center"/>
+          </w:tcPr>
+          <w:p>
+            <w:pPr>
+              <w:autoSpaceDE w:val="0"/>
+              <w:autoSpaceDN w:val="0"/>
+              <w:adjustRightInd w:val="0"/>
+              <w:jc w:val="both"/>
               <w:rPr>
                 <w:rFonts w:ascii="Arial Nova Cond" w:hAnsi="Arial Nova Cond" w:cs="Arial"/>
                 <w:color w:val="000000"/>
@@ -13437,7 +13458,7 @@
         </w:trPr>
         <w:tc>
           <w:tcPr>
-            <w:tcW w:w="875" w:type="dxa"/>
+            <w:tcW w:w="818" w:type="dxa"/>
             <w:vMerge/>
             <w:vAlign w:val="center"/>
           </w:tcPr>
@@ -13465,7 +13486,7 @@
         </w:tc>
         <w:tc>
           <w:tcPr>
-            <w:tcW w:w="1095" w:type="dxa"/>
+            <w:tcW w:w="1018" w:type="dxa"/>
             <w:vAlign w:val="center"/>
           </w:tcPr>
           <w:p>
@@ -13503,33 +13524,7 @@
         </w:tc>
         <w:tc>
           <w:tcPr>
-            <w:tcW w:w="1726" w:type="dxa"/>
-            <w:vAlign w:val="center"/>
-          </w:tcPr>
-          <w:p>
-            <w:pPr>
-              <w:pStyle w:val="Sinespaciado"/>
-              <w:jc w:val="both"/>
-              <w:rPr>
-                <w:rFonts w:ascii="Arial Nova Cond" w:hAnsi="Arial Nova Cond"/>
-                <w:sz w:val="20"/>
-                <w:szCs w:val="20"/>
-              </w:rPr>
-            </w:pPr>
-            <w:r>
-              <w:rPr>
-                <w:rFonts w:ascii="Arial Nova Cond" w:eastAsia="Calibri" w:hAnsi="Arial Nova Cond" w:cs="Times New Roman"/>
-                <w:sz w:val="20"/>
-                <w:szCs w:val="20"/>
-                <w:lang w:val="es-ES_tradnl"/>
-              </w:rPr>
-              <w:t>{{problemapotencialidad6}}</w:t>
-            </w:r>
-          </w:p>
-        </w:tc>
-        <w:tc>
-          <w:tcPr>
-            <w:tcW w:w="6169" w:type="dxa"/>
+            <w:tcW w:w="5379" w:type="dxa"/>
             <w:vAlign w:val="center"/>
           </w:tcPr>
           <w:p>
@@ -13563,7 +13558,7 @@
         </w:tc>
         <w:tc>
           <w:tcPr>
-            <w:tcW w:w="2015" w:type="dxa"/>
+            <w:tcW w:w="1984" w:type="dxa"/>
             <w:vAlign w:val="center"/>
           </w:tcPr>
           <w:p>
@@ -13594,7 +13589,7 @@
         </w:tc>
         <w:tc>
           <w:tcPr>
-            <w:tcW w:w="1634" w:type="dxa"/>
+            <w:tcW w:w="2693" w:type="dxa"/>
             <w:vAlign w:val="center"/>
           </w:tcPr>
           <w:p>
@@ -13619,13 +13614,13 @@
                 <w:sz w:val="20"/>
                 <w:szCs w:val="20"/>
               </w:rPr>
-              <w:t>{{competencias6}}</w:t>
-            </w:r>
-          </w:p>
-        </w:tc>
-        <w:tc>
-          <w:tcPr>
-            <w:tcW w:w="1337" w:type="dxa"/>
+              <w:t>{{campotematico6}}</w:t>
+            </w:r>
+          </w:p>
+        </w:tc>
+        <w:tc>
+          <w:tcPr>
+            <w:tcW w:w="1560" w:type="dxa"/>
             <w:vAlign w:val="center"/>
           </w:tcPr>
           <w:p>
@@ -13633,7 +13628,38 @@
               <w:autoSpaceDE w:val="0"/>
               <w:autoSpaceDN w:val="0"/>
               <w:adjustRightInd w:val="0"/>
-              <w:jc w:val="center"/>
+              <w:jc w:val="both"/>
+              <w:rPr>
+                <w:rFonts w:ascii="Arial Nova Cond" w:hAnsi="Arial Nova Cond" w:cs="Arial"/>
+                <w:color w:val="000000"/>
+                <w:kern w:val="0"/>
+                <w:sz w:val="20"/>
+                <w:szCs w:val="20"/>
+              </w:rPr>
+            </w:pPr>
+            <w:r>
+              <w:rPr>
+                <w:rFonts w:ascii="Arial Nova Cond" w:hAnsi="Arial Nova Cond" w:cs="Arial"/>
+                <w:color w:val="000000"/>
+                <w:kern w:val="0"/>
+                <w:sz w:val="20"/>
+                <w:szCs w:val="20"/>
+              </w:rPr>
+              <w:t>{{competencias6}}</w:t>
+            </w:r>
+          </w:p>
+        </w:tc>
+        <w:tc>
+          <w:tcPr>
+            <w:tcW w:w="1399" w:type="dxa"/>
+            <w:vAlign w:val="center"/>
+          </w:tcPr>
+          <w:p>
+            <w:pPr>
+              <w:autoSpaceDE w:val="0"/>
+              <w:autoSpaceDN w:val="0"/>
+              <w:adjustRightInd w:val="0"/>
+              <w:jc w:val="both"/>
               <w:rPr>
                 <w:rFonts w:ascii="Arial Nova Cond" w:hAnsi="Arial Nova Cond" w:cs="Arial"/>
                 <w:color w:val="000000"/>
@@ -13662,7 +13688,7 @@
         </w:trPr>
         <w:tc>
           <w:tcPr>
-            <w:tcW w:w="875" w:type="dxa"/>
+            <w:tcW w:w="818" w:type="dxa"/>
             <w:vMerge w:val="restart"/>
             <w:vAlign w:val="center"/>
           </w:tcPr>
@@ -13701,7 +13727,7 @@
         </w:tc>
         <w:tc>
           <w:tcPr>
-            <w:tcW w:w="1095" w:type="dxa"/>
+            <w:tcW w:w="1018" w:type="dxa"/>
             <w:vAlign w:val="center"/>
           </w:tcPr>
           <w:p>
@@ -13739,7 +13765,7 @@
         </w:tc>
         <w:tc>
           <w:tcPr>
-            <w:tcW w:w="1726" w:type="dxa"/>
+            <w:tcW w:w="5379" w:type="dxa"/>
             <w:vAlign w:val="center"/>
           </w:tcPr>
           <w:p>
@@ -13752,62 +13778,28 @@
               </w:tabs>
               <w:spacing w:line="276" w:lineRule="auto"/>
               <w:ind w:left="0"/>
+              <w:jc w:val="both"/>
+              <w:rPr>
+                <w:rFonts w:ascii="Arial Nova Cond" w:hAnsi="Arial Nova Cond"/>
+                <w:color w:val="000000" w:themeColor="text1"/>
+                <w:sz w:val="20"/>
+                <w:szCs w:val="20"/>
+              </w:rPr>
+            </w:pPr>
+            <w:r>
               <w:rPr>
                 <w:rFonts w:ascii="Arial Nova Cond" w:eastAsia="Calibri" w:hAnsi="Arial Nova Cond" w:cs="Times New Roman"/>
-                <w:color w:val="000000" w:themeColor="text1"/>
                 <w:sz w:val="20"/>
                 <w:szCs w:val="20"/>
                 <w:lang w:val="es-ES_tradnl"/>
               </w:rPr>
-            </w:pPr>
-            <w:r>
-              <w:rPr>
-                <w:rFonts w:ascii="Arial Nova Cond" w:eastAsia="Calibri" w:hAnsi="Arial Nova Cond" w:cs="Times New Roman"/>
-                <w:sz w:val="20"/>
-                <w:szCs w:val="20"/>
-                <w:lang w:val="es-ES_tradnl"/>
-              </w:rPr>
-              <w:t>{{problemapotencialidad7}}</w:t>
-            </w:r>
-          </w:p>
-        </w:tc>
-        <w:tc>
-          <w:tcPr>
-            <w:tcW w:w="6169" w:type="dxa"/>
-            <w:vAlign w:val="center"/>
-          </w:tcPr>
-          <w:p>
-            <w:pPr>
-              <w:pStyle w:val="Prrafodelista"/>
-              <w:tabs>
-                <w:tab w:val="left" w:pos="0"/>
-                <w:tab w:val="left" w:pos="142"/>
-                <w:tab w:val="left" w:pos="284"/>
-              </w:tabs>
-              <w:spacing w:line="276" w:lineRule="auto"/>
-              <w:ind w:left="0"/>
-              <w:jc w:val="both"/>
-              <w:rPr>
-                <w:rFonts w:ascii="Arial Nova Cond" w:hAnsi="Arial Nova Cond"/>
-                <w:color w:val="000000" w:themeColor="text1"/>
-                <w:sz w:val="20"/>
-                <w:szCs w:val="20"/>
-              </w:rPr>
-            </w:pPr>
-            <w:r>
-              <w:rPr>
-                <w:rFonts w:ascii="Arial Nova Cond" w:eastAsia="Calibri" w:hAnsi="Arial Nova Cond" w:cs="Times New Roman"/>
-                <w:sz w:val="20"/>
-                <w:szCs w:val="20"/>
-                <w:lang w:val="es-ES_tradnl"/>
-              </w:rPr>
               <w:t>{{situacionsignificativa7}}</w:t>
             </w:r>
           </w:p>
         </w:tc>
         <w:tc>
           <w:tcPr>
-            <w:tcW w:w="2015" w:type="dxa"/>
+            <w:tcW w:w="1984" w:type="dxa"/>
             <w:vAlign w:val="center"/>
           </w:tcPr>
           <w:p>
@@ -13838,7 +13830,7 @@
         </w:tc>
         <w:tc>
           <w:tcPr>
-            <w:tcW w:w="1634" w:type="dxa"/>
+            <w:tcW w:w="2693" w:type="dxa"/>
             <w:vAlign w:val="center"/>
           </w:tcPr>
           <w:p>
@@ -13863,13 +13855,13 @@
                 <w:sz w:val="20"/>
                 <w:szCs w:val="20"/>
               </w:rPr>
-              <w:t>{{competencias7}}</w:t>
-            </w:r>
-          </w:p>
-        </w:tc>
-        <w:tc>
-          <w:tcPr>
-            <w:tcW w:w="1337" w:type="dxa"/>
+              <w:t>{{campotematico7}}</w:t>
+            </w:r>
+          </w:p>
+        </w:tc>
+        <w:tc>
+          <w:tcPr>
+            <w:tcW w:w="1560" w:type="dxa"/>
             <w:vAlign w:val="center"/>
           </w:tcPr>
           <w:p>
@@ -13877,7 +13869,38 @@
               <w:autoSpaceDE w:val="0"/>
               <w:autoSpaceDN w:val="0"/>
               <w:adjustRightInd w:val="0"/>
-              <w:jc w:val="center"/>
+              <w:jc w:val="both"/>
+              <w:rPr>
+                <w:rFonts w:ascii="Arial Nova Cond" w:hAnsi="Arial Nova Cond" w:cs="Arial"/>
+                <w:color w:val="000000"/>
+                <w:kern w:val="0"/>
+                <w:sz w:val="20"/>
+                <w:szCs w:val="20"/>
+              </w:rPr>
+            </w:pPr>
+            <w:r>
+              <w:rPr>
+                <w:rFonts w:ascii="Arial Nova Cond" w:hAnsi="Arial Nova Cond" w:cs="Arial"/>
+                <w:color w:val="000000"/>
+                <w:kern w:val="0"/>
+                <w:sz w:val="20"/>
+                <w:szCs w:val="20"/>
+              </w:rPr>
+              <w:t>{{competencias7}}</w:t>
+            </w:r>
+          </w:p>
+        </w:tc>
+        <w:tc>
+          <w:tcPr>
+            <w:tcW w:w="1399" w:type="dxa"/>
+            <w:vAlign w:val="center"/>
+          </w:tcPr>
+          <w:p>
+            <w:pPr>
+              <w:autoSpaceDE w:val="0"/>
+              <w:autoSpaceDN w:val="0"/>
+              <w:adjustRightInd w:val="0"/>
+              <w:jc w:val="both"/>
               <w:rPr>
                 <w:rFonts w:ascii="Arial Nova Cond" w:hAnsi="Arial Nova Cond" w:cs="Arial"/>
                 <w:color w:val="000000"/>
@@ -13906,7 +13929,7 @@
         </w:trPr>
         <w:tc>
           <w:tcPr>
-            <w:tcW w:w="875" w:type="dxa"/>
+            <w:tcW w:w="818" w:type="dxa"/>
             <w:vMerge/>
             <w:vAlign w:val="center"/>
           </w:tcPr>
@@ -13934,7 +13957,7 @@
         </w:tc>
         <w:tc>
           <w:tcPr>
-            <w:tcW w:w="1095" w:type="dxa"/>
+            <w:tcW w:w="1018" w:type="dxa"/>
             <w:vAlign w:val="center"/>
           </w:tcPr>
           <w:p>
@@ -13972,7 +13995,7 @@
         </w:tc>
         <w:tc>
           <w:tcPr>
-            <w:tcW w:w="1726" w:type="dxa"/>
+            <w:tcW w:w="5379" w:type="dxa"/>
             <w:vAlign w:val="center"/>
           </w:tcPr>
           <w:p>
@@ -13985,6 +14008,7 @@
               </w:tabs>
               <w:spacing w:line="276" w:lineRule="auto"/>
               <w:ind w:left="0"/>
+              <w:jc w:val="both"/>
               <w:rPr>
                 <w:rFonts w:ascii="Arial Nova Cond" w:eastAsia="Calibri" w:hAnsi="Arial Nova Cond" w:cs="Times New Roman"/>
                 <w:color w:val="000000" w:themeColor="text1"/>
@@ -14000,48 +14024,13 @@
                 <w:szCs w:val="20"/>
                 <w:lang w:val="es-ES_tradnl"/>
               </w:rPr>
-              <w:t>{{problemapotencialidad8}}</w:t>
-            </w:r>
-          </w:p>
-        </w:tc>
-        <w:tc>
-          <w:tcPr>
-            <w:tcW w:w="6169" w:type="dxa"/>
-            <w:vAlign w:val="center"/>
-          </w:tcPr>
-          <w:p>
-            <w:pPr>
-              <w:pStyle w:val="Prrafodelista"/>
-              <w:tabs>
-                <w:tab w:val="left" w:pos="0"/>
-                <w:tab w:val="left" w:pos="142"/>
-                <w:tab w:val="left" w:pos="284"/>
-              </w:tabs>
-              <w:spacing w:line="276" w:lineRule="auto"/>
-              <w:ind w:left="0"/>
-              <w:jc w:val="both"/>
-              <w:rPr>
-                <w:rFonts w:ascii="Arial Nova Cond" w:eastAsia="Calibri" w:hAnsi="Arial Nova Cond" w:cs="Times New Roman"/>
-                <w:color w:val="000000" w:themeColor="text1"/>
-                <w:sz w:val="20"/>
-                <w:szCs w:val="20"/>
-                <w:lang w:val="es-ES_tradnl"/>
-              </w:rPr>
-            </w:pPr>
-            <w:r>
-              <w:rPr>
-                <w:rFonts w:ascii="Arial Nova Cond" w:eastAsia="Calibri" w:hAnsi="Arial Nova Cond" w:cs="Times New Roman"/>
-                <w:sz w:val="20"/>
-                <w:szCs w:val="20"/>
-                <w:lang w:val="es-ES_tradnl"/>
-              </w:rPr>
               <w:t>{{situacionsignificativa8}}</w:t>
             </w:r>
           </w:p>
         </w:tc>
         <w:tc>
           <w:tcPr>
-            <w:tcW w:w="2015" w:type="dxa"/>
+            <w:tcW w:w="1984" w:type="dxa"/>
             <w:vAlign w:val="center"/>
           </w:tcPr>
           <w:p>
@@ -14071,7 +14060,7 @@
         </w:tc>
         <w:tc>
           <w:tcPr>
-            <w:tcW w:w="1634" w:type="dxa"/>
+            <w:tcW w:w="2693" w:type="dxa"/>
             <w:vAlign w:val="center"/>
           </w:tcPr>
           <w:p>
@@ -14096,13 +14085,13 @@
                 <w:sz w:val="20"/>
                 <w:szCs w:val="20"/>
               </w:rPr>
-              <w:t>{{competencias8}}</w:t>
-            </w:r>
-          </w:p>
-        </w:tc>
-        <w:tc>
-          <w:tcPr>
-            <w:tcW w:w="1337" w:type="dxa"/>
+              <w:t>{{campotematico8}}</w:t>
+            </w:r>
+          </w:p>
+        </w:tc>
+        <w:tc>
+          <w:tcPr>
+            <w:tcW w:w="1560" w:type="dxa"/>
             <w:vAlign w:val="center"/>
           </w:tcPr>
           <w:p>
@@ -14110,7 +14099,38 @@
               <w:autoSpaceDE w:val="0"/>
               <w:autoSpaceDN w:val="0"/>
               <w:adjustRightInd w:val="0"/>
-              <w:jc w:val="center"/>
+              <w:jc w:val="both"/>
+              <w:rPr>
+                <w:rFonts w:ascii="Arial Nova Cond" w:hAnsi="Arial Nova Cond" w:cs="Arial"/>
+                <w:color w:val="000000"/>
+                <w:kern w:val="0"/>
+                <w:sz w:val="20"/>
+                <w:szCs w:val="20"/>
+              </w:rPr>
+            </w:pPr>
+            <w:r>
+              <w:rPr>
+                <w:rFonts w:ascii="Arial Nova Cond" w:hAnsi="Arial Nova Cond" w:cs="Arial"/>
+                <w:color w:val="000000"/>
+                <w:kern w:val="0"/>
+                <w:sz w:val="20"/>
+                <w:szCs w:val="20"/>
+              </w:rPr>
+              <w:t>{{competencias8}}</w:t>
+            </w:r>
+          </w:p>
+        </w:tc>
+        <w:tc>
+          <w:tcPr>
+            <w:tcW w:w="1399" w:type="dxa"/>
+            <w:vAlign w:val="center"/>
+          </w:tcPr>
+          <w:p>
+            <w:pPr>
+              <w:autoSpaceDE w:val="0"/>
+              <w:autoSpaceDN w:val="0"/>
+              <w:adjustRightInd w:val="0"/>
+              <w:jc w:val="both"/>
               <w:rPr>
                 <w:rFonts w:ascii="Arial Nova Cond" w:hAnsi="Arial Nova Cond" w:cs="Arial"/>
                 <w:color w:val="000000"/>
@@ -26261,7 +26281,7 @@
                     </wp:anchor>
                   </w:drawing>
                 </mc:Choice>
-                <mc:Fallback xmlns:w16sdtfl="http://schemas.microsoft.com/office/word/2024/wordml/sdtformatlock">
+                <mc:Fallback>
                   <w:pict>
                     <v:group w14:anchorId="5F5B797D" id="Grupo 7" o:spid="_x0000_s1029" style="position:absolute;margin-left:150.7pt;margin-top:10.45pt;width:429.5pt;height:53.25pt;z-index:251663360;mso-position-horizontal-relative:margin;mso-width-relative:margin;mso-height-relative:margin" coordsize="54546,7327" o:gfxdata="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">
                       <v:shapetype id="_x0000_t202" coordsize="21600,21600" o:spt="202" path="m,l,21600r21600,l21600,xe">
@@ -26462,7 +26482,7 @@
 </file>
 
 <file path=word/endnotes.xml><?xml version="1.0" encoding="utf-8"?>
-<w:endnotes xmlns:wpc="http://schemas.microsoft.com/office/word/2010/wordprocessingCanvas" xmlns:cx="http://schemas.microsoft.com/office/drawing/2014/chartex" xmlns:cx1="http://schemas.microsoft.com/office/drawing/2015/9/8/chartex" xmlns:cx2="http://schemas.microsoft.com/office/drawing/2015/10/21/chartex" xmlns:cx3="http://schemas.microsoft.com/office/drawing/2016/5/9/chartex" xmlns:cx4="http://schemas.microsoft.com/office/drawing/2016/5/10/chartex" xmlns:cx5="http://schemas.microsoft.com/office/drawing/2016/5/11/chartex" xmlns:cx6="http://schemas.microsoft.com/office/drawing/2016/5/12/chartex" xmlns:cx7="http://schemas.microsoft.com/office/drawing/2016/5/13/chartex" xmlns:cx8="http://schemas.microsoft.com/office/drawing/2016/5/14/chartex" xmlns:mc="http://schemas.openxmlformats.org/markup-compatibility/2006" xmlns:aink="http://schemas.microsoft.com/office/drawing/2016/ink" xmlns:am3d="http://schemas.microsoft.com/office/drawing/2017/model3d" xmlns:o="urn:schemas-microsoft-com:office:office" xmlns:oel="http://schemas.microsoft.com/office/2019/extlst" xmlns:r="http://schemas.openxmlformats.org/officeDocument/2006/relationships" xmlns:m="http://schemas.openxmlformats.org/officeDocument/2006/math" xmlns:v="urn:schemas-microsoft-com:vml" xmlns:wp14="http://schemas.microsoft.com/office/word/2010/wordprocessingDrawing" xmlns:wp="http://schemas.openxmlformats.org/drawingml/2006/wordprocessingDrawing" xmlns:w10="urn:schemas-microsoft-com:office:word" xmlns:w="http://schemas.openxmlformats.org/wordprocessingml/2006/main" xmlns:w14="http://schemas.microsoft.com/office/word/2010/wordml" xmlns:w15="http://schemas.microsoft.com/office/word/2012/wordml" xmlns:w16cex="http://schemas.microsoft.com/office/word/2018/wordml/cex" xmlns:w16cid="http://schemas.microsoft.com/office/word/2016/wordml/cid" xmlns:w16="http://schemas.microsoft.com/office/word/2018/wordml" xmlns:w16du="http://schemas.microsoft.com/office/word/2023/wordml/word16du" xmlns:w16sdtdh="http://schemas.microsoft.com/office/word/2020/wordml/sdtdatahash" xmlns:w16se="http://schemas.microsoft.com/office/word/2015/wordml/symex" xmlns:wpg="http://schemas.microsoft.com/office/word/2010/wordprocessingGroup" xmlns:wpi="http://schemas.microsoft.com/office/word/2010/wordprocessingInk" xmlns:wne="http://schemas.microsoft.com/office/word/2006/wordml" xmlns:wps="http://schemas.microsoft.com/office/word/2010/wordprocessingShape" mc:Ignorable="w14 w15 w16se w16cid w16 w16cex w16sdtdh w16du wp14">
+<w:endnotes xmlns:wpc="http://schemas.microsoft.com/office/word/2010/wordprocessingCanvas" xmlns:cx="http://schemas.microsoft.com/office/drawing/2014/chartex" xmlns:cx1="http://schemas.microsoft.com/office/drawing/2015/9/8/chartex" xmlns:cx2="http://schemas.microsoft.com/office/drawing/2015/10/21/chartex" xmlns:cx3="http://schemas.microsoft.com/office/drawing/2016/5/9/chartex" xmlns:cx4="http://schemas.microsoft.com/office/drawing/2016/5/10/chartex" xmlns:cx5="http://schemas.microsoft.com/office/drawing/2016/5/11/chartex" xmlns:cx6="http://schemas.microsoft.com/office/drawing/2016/5/12/chartex" xmlns:cx7="http://schemas.microsoft.com/office/drawing/2016/5/13/chartex" xmlns:cx8="http://schemas.microsoft.com/office/drawing/2016/5/14/chartex" xmlns:mc="http://schemas.openxmlformats.org/markup-compatibility/2006" xmlns:aink="http://schemas.microsoft.com/office/drawing/2016/ink" xmlns:am3d="http://schemas.microsoft.com/office/drawing/2017/model3d" xmlns:o="urn:schemas-microsoft-com:office:office" xmlns:oel="http://schemas.microsoft.com/office/2019/extlst" xmlns:r="http://schemas.openxmlformats.org/officeDocument/2006/relationships" xmlns:m="http://schemas.openxmlformats.org/officeDocument/2006/math" xmlns:v="urn:schemas-microsoft-com:vml" xmlns:wp14="http://schemas.microsoft.com/office/word/2010/wordprocessingDrawing" xmlns:wp="http://schemas.openxmlformats.org/drawingml/2006/wordprocessingDrawing" xmlns:w10="urn:schemas-microsoft-com:office:word" xmlns:w="http://schemas.openxmlformats.org/wordprocessingml/2006/main" xmlns:w14="http://schemas.microsoft.com/office/word/2010/wordml" xmlns:w15="http://schemas.microsoft.com/office/word/2012/wordml" xmlns:w16cex="http://schemas.microsoft.com/office/word/2018/wordml/cex" xmlns:w16cid="http://schemas.microsoft.com/office/word/2016/wordml/cid" xmlns:w16="http://schemas.microsoft.com/office/word/2018/wordml" xmlns:w16du="http://schemas.microsoft.com/office/word/2023/wordml/word16du" xmlns:w16sdtdh="http://schemas.microsoft.com/office/word/2020/wordml/sdtdatahash" xmlns:w16sdtfl="http://schemas.microsoft.com/office/word/2024/wordml/sdtformatlock" xmlns:w16se="http://schemas.microsoft.com/office/word/2015/wordml/symex" xmlns:wpg="http://schemas.microsoft.com/office/word/2010/wordprocessingGroup" xmlns:wpi="http://schemas.microsoft.com/office/word/2010/wordprocessingInk" xmlns:wne="http://schemas.microsoft.com/office/word/2006/wordml" xmlns:wps="http://schemas.microsoft.com/office/word/2010/wordprocessingShape" mc:Ignorable="w14 w15 w16se w16cid w16 w16cex w16sdtdh w16sdtfl w16du wp14">
   <w:endnote w:type="separator" w:id="-1">
     <w:p>
       <w:pPr>
@@ -26487,7 +26507,7 @@
 </file>
 
 <file path=word/footer1.xml><?xml version="1.0" encoding="utf-8"?>
-<w:ftr xmlns:wpc="http://schemas.microsoft.com/office/word/2010/wordprocessingCanvas" xmlns:cx="http://schemas.microsoft.com/office/drawing/2014/chartex" xmlns:cx1="http://schemas.microsoft.com/office/drawing/2015/9/8/chartex" xmlns:cx2="http://schemas.microsoft.com/office/drawing/2015/10/21/chartex" xmlns:cx3="http://schemas.microsoft.com/office/drawing/2016/5/9/chartex" xmlns:cx4="http://schemas.microsoft.com/office/drawing/2016/5/10/chartex" xmlns:cx5="http://schemas.microsoft.com/office/drawing/2016/5/11/chartex" xmlns:cx6="http://schemas.microsoft.com/office/drawing/2016/5/12/chartex" xmlns:cx7="http://schemas.microsoft.com/office/drawing/2016/5/13/chartex" xmlns:cx8="http://schemas.microsoft.com/office/drawing/2016/5/14/chartex" xmlns:mc="http://schemas.openxmlformats.org/markup-compatibility/2006" xmlns:aink="http://schemas.microsoft.com/office/drawing/2016/ink" xmlns:am3d="http://schemas.microsoft.com/office/drawing/2017/model3d" xmlns:o="urn:schemas-microsoft-com:office:office" xmlns:oel="http://schemas.microsoft.com/office/2019/extlst" xmlns:r="http://schemas.openxmlformats.org/officeDocument/2006/relationships" xmlns:m="http://schemas.openxmlformats.org/officeDocument/2006/math" xmlns:v="urn:schemas-microsoft-com:vml" xmlns:wp14="http://schemas.microsoft.com/office/word/2010/wordprocessingDrawing" xmlns:wp="http://schemas.openxmlformats.org/drawingml/2006/wordprocessingDrawing" xmlns:w10="urn:schemas-microsoft-com:office:word" xmlns:w="http://schemas.openxmlformats.org/wordprocessingml/2006/main" xmlns:w14="http://schemas.microsoft.com/office/word/2010/wordml" xmlns:w15="http://schemas.microsoft.com/office/word/2012/wordml" xmlns:w16cex="http://schemas.microsoft.com/office/word/2018/wordml/cex" xmlns:w16cid="http://schemas.microsoft.com/office/word/2016/wordml/cid" xmlns:w16="http://schemas.microsoft.com/office/word/2018/wordml" xmlns:w16du="http://schemas.microsoft.com/office/word/2023/wordml/word16du" xmlns:w16sdtdh="http://schemas.microsoft.com/office/word/2020/wordml/sdtdatahash" xmlns:w16se="http://schemas.microsoft.com/office/word/2015/wordml/symex" xmlns:wpg="http://schemas.microsoft.com/office/word/2010/wordprocessingGroup" xmlns:wpi="http://schemas.microsoft.com/office/word/2010/wordprocessingInk" xmlns:wne="http://schemas.microsoft.com/office/word/2006/wordml" xmlns:wps="http://schemas.microsoft.com/office/word/2010/wordprocessingShape" mc:Ignorable="w14 w15 w16se w16cid w16 w16cex w16sdtdh w16du wp14">
+<w:ftr xmlns:wpc="http://schemas.microsoft.com/office/word/2010/wordprocessingCanvas" xmlns:cx="http://schemas.microsoft.com/office/drawing/2014/chartex" xmlns:cx1="http://schemas.microsoft.com/office/drawing/2015/9/8/chartex" xmlns:cx2="http://schemas.microsoft.com/office/drawing/2015/10/21/chartex" xmlns:cx3="http://schemas.microsoft.com/office/drawing/2016/5/9/chartex" xmlns:cx4="http://schemas.microsoft.com/office/drawing/2016/5/10/chartex" xmlns:cx5="http://schemas.microsoft.com/office/drawing/2016/5/11/chartex" xmlns:cx6="http://schemas.microsoft.com/office/drawing/2016/5/12/chartex" xmlns:cx7="http://schemas.microsoft.com/office/drawing/2016/5/13/chartex" xmlns:cx8="http://schemas.microsoft.com/office/drawing/2016/5/14/chartex" xmlns:mc="http://schemas.openxmlformats.org/markup-compatibility/2006" xmlns:aink="http://schemas.microsoft.com/office/drawing/2016/ink" xmlns:am3d="http://schemas.microsoft.com/office/drawing/2017/model3d" xmlns:o="urn:schemas-microsoft-com:office:office" xmlns:oel="http://schemas.microsoft.com/office/2019/extlst" xmlns:r="http://schemas.openxmlformats.org/officeDocument/2006/relationships" xmlns:m="http://schemas.openxmlformats.org/officeDocument/2006/math" xmlns:v="urn:schemas-microsoft-com:vml" xmlns:wp14="http://schemas.microsoft.com/office/word/2010/wordprocessingDrawing" xmlns:wp="http://schemas.openxmlformats.org/drawingml/2006/wordprocessingDrawing" xmlns:w10="urn:schemas-microsoft-com:office:word" xmlns:w="http://schemas.openxmlformats.org/wordprocessingml/2006/main" xmlns:w14="http://schemas.microsoft.com/office/word/2010/wordml" xmlns:w15="http://schemas.microsoft.com/office/word/2012/wordml" xmlns:w16cex="http://schemas.microsoft.com/office/word/2018/wordml/cex" xmlns:w16cid="http://schemas.microsoft.com/office/word/2016/wordml/cid" xmlns:w16="http://schemas.microsoft.com/office/word/2018/wordml" xmlns:w16du="http://schemas.microsoft.com/office/word/2023/wordml/word16du" xmlns:w16sdtdh="http://schemas.microsoft.com/office/word/2020/wordml/sdtdatahash" xmlns:w16sdtfl="http://schemas.microsoft.com/office/word/2024/wordml/sdtformatlock" xmlns:w16se="http://schemas.microsoft.com/office/word/2015/wordml/symex" xmlns:wpg="http://schemas.microsoft.com/office/word/2010/wordprocessingGroup" xmlns:wpi="http://schemas.microsoft.com/office/word/2010/wordprocessingInk" xmlns:wne="http://schemas.microsoft.com/office/word/2006/wordml" xmlns:wps="http://schemas.microsoft.com/office/word/2010/wordprocessingShape" mc:Ignorable="w14 w15 w16se w16cid w16 w16cex w16sdtdh w16sdtfl w16du wp14">
   <w:p>
     <w:pPr>
       <w:pStyle w:val="Piedepgina"/>
@@ -26624,7 +26644,7 @@
             </wp:anchor>
           </w:drawing>
         </mc:Choice>
-        <mc:Fallback xmlns:w16sdtfl="http://schemas.microsoft.com/office/word/2024/wordml/sdtformatlock">
+        <mc:Fallback>
           <w:pict>
             <v:rect w14:anchorId="2CE52D90" id="Rectángulo 45" o:spid="_x0000_s1032" style="position:absolute;margin-left:-28.5pt;margin-top:9.1pt;width:34.55pt;height:25.2pt;z-index:251661312;visibility:visible;mso-wrap-style:square;mso-width-percent:0;mso-height-percent:0;mso-wrap-distance-left:0;mso-wrap-distance-top:0;mso-wrap-distance-right:0;mso-wrap-distance-bottom:0;mso-position-horizontal:absolute;mso-position-horizontal-relative:right-margin-area;mso-position-vertical:absolute;mso-position-vertical-relative:bottom-margin-area;mso-width-percent:0;mso-height-percent:0;mso-width-relative:margin;mso-height-relative:margin;v-text-anchor:bottom" o:gfxdata="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" fillcolor="#196b24 [3206]" stroked="f" strokeweight="3pt">
               <v:textbox>
@@ -26874,7 +26894,7 @@
             </wp:anchor>
           </w:drawing>
         </mc:Choice>
-        <mc:Fallback xmlns:w16sdtfl="http://schemas.microsoft.com/office/word/2024/wordml/sdtformatlock">
+        <mc:Fallback>
           <w:pict>
             <v:group w14:anchorId="14A25C6B" id="Grupo 43" o:spid="_x0000_s1033" style="position:absolute;margin-left:416.8pt;margin-top:0;width:468pt;height:25.2pt;z-index:251662336;mso-width-percent:1000;mso-top-percent:200;mso-wrap-distance-left:0;mso-wrap-distance-right:0;mso-position-horizontal:right;mso-position-horizontal-relative:margin;mso-position-vertical-relative:bottom-margin-area;mso-width-percent:1000;mso-top-percent:200;mso-width-relative:margin;mso-height-relative:margin" coordsize="59626,3238" o:gfxdata="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">
               <v:rect id="Rectángulo 38" o:spid="_x0000_s1034" style="position:absolute;left:190;width:59436;height:188;visibility:visible;mso-wrap-style:square;v-text-anchor:middle" o:gfxdata="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" fillcolor="#196b24 [3206]" stroked="f" strokeweight="1pt"/>
@@ -26948,7 +26968,7 @@
 </file>
 
 <file path=word/footnotes.xml><?xml version="1.0" encoding="utf-8"?>
-<w:footnotes xmlns:wpc="http://schemas.microsoft.com/office/word/2010/wordprocessingCanvas" xmlns:cx="http://schemas.microsoft.com/office/drawing/2014/chartex" xmlns:cx1="http://schemas.microsoft.com/office/drawing/2015/9/8/chartex" xmlns:cx2="http://schemas.microsoft.com/office/drawing/2015/10/21/chartex" xmlns:cx3="http://schemas.microsoft.com/office/drawing/2016/5/9/chartex" xmlns:cx4="http://schemas.microsoft.com/office/drawing/2016/5/10/chartex" xmlns:cx5="http://schemas.microsoft.com/office/drawing/2016/5/11/chartex" xmlns:cx6="http://schemas.microsoft.com/office/drawing/2016/5/12/chartex" xmlns:cx7="http://schemas.microsoft.com/office/drawing/2016/5/13/chartex" xmlns:cx8="http://schemas.microsoft.com/office/drawing/2016/5/14/chartex" xmlns:mc="http://schemas.openxmlformats.org/markup-compatibility/2006" xmlns:aink="http://schemas.microsoft.com/office/drawing/2016/ink" xmlns:am3d="http://schemas.microsoft.com/office/drawing/2017/model3d" xmlns:o="urn:schemas-microsoft-com:office:office" xmlns:oel="http://schemas.microsoft.com/office/2019/extlst" xmlns:r="http://schemas.openxmlformats.org/officeDocument/2006/relationships" xmlns:m="http://schemas.openxmlformats.org/officeDocument/2006/math" xmlns:v="urn:schemas-microsoft-com:vml" xmlns:wp14="http://schemas.microsoft.com/office/word/2010/wordprocessingDrawing" xmlns:wp="http://schemas.openxmlformats.org/drawingml/2006/wordprocessingDrawing" xmlns:w10="urn:schemas-microsoft-com:office:word" xmlns:w="http://schemas.openxmlformats.org/wordprocessingml/2006/main" xmlns:w14="http://schemas.microsoft.com/office/word/2010/wordml" xmlns:w15="http://schemas.microsoft.com/office/word/2012/wordml" xmlns:w16cex="http://schemas.microsoft.com/office/word/2018/wordml/cex" xmlns:w16cid="http://schemas.microsoft.com/office/word/2016/wordml/cid" xmlns:w16="http://schemas.microsoft.com/office/word/2018/wordml" xmlns:w16du="http://schemas.microsoft.com/office/word/2023/wordml/word16du" xmlns:w16sdtdh="http://schemas.microsoft.com/office/word/2020/wordml/sdtdatahash" xmlns:w16se="http://schemas.microsoft.com/office/word/2015/wordml/symex" xmlns:wpg="http://schemas.microsoft.com/office/word/2010/wordprocessingGroup" xmlns:wpi="http://schemas.microsoft.com/office/word/2010/wordprocessingInk" xmlns:wne="http://schemas.microsoft.com/office/word/2006/wordml" xmlns:wps="http://schemas.microsoft.com/office/word/2010/wordprocessingShape" mc:Ignorable="w14 w15 w16se w16cid w16 w16cex w16sdtdh w16du wp14">
+<w:footnotes xmlns:wpc="http://schemas.microsoft.com/office/word/2010/wordprocessingCanvas" xmlns:cx="http://schemas.microsoft.com/office/drawing/2014/chartex" xmlns:cx1="http://schemas.microsoft.com/office/drawing/2015/9/8/chartex" xmlns:cx2="http://schemas.microsoft.com/office/drawing/2015/10/21/chartex" xmlns:cx3="http://schemas.microsoft.com/office/drawing/2016/5/9/chartex" xmlns:cx4="http://schemas.microsoft.com/office/drawing/2016/5/10/chartex" xmlns:cx5="http://schemas.microsoft.com/office/drawing/2016/5/11/chartex" xmlns:cx6="http://schemas.microsoft.com/office/drawing/2016/5/12/chartex" xmlns:cx7="http://schemas.microsoft.com/office/drawing/2016/5/13/chartex" xmlns:cx8="http://schemas.microsoft.com/office/drawing/2016/5/14/chartex" xmlns:mc="http://schemas.openxmlformats.org/markup-compatibility/2006" xmlns:aink="http://schemas.microsoft.com/office/drawing/2016/ink" xmlns:am3d="http://schemas.microsoft.com/office/drawing/2017/model3d" xmlns:o="urn:schemas-microsoft-com:office:office" xmlns:oel="http://schemas.microsoft.com/office/2019/extlst" xmlns:r="http://schemas.openxmlformats.org/officeDocument/2006/relationships" xmlns:m="http://schemas.openxmlformats.org/officeDocument/2006/math" xmlns:v="urn:schemas-microsoft-com:vml" xmlns:wp14="http://schemas.microsoft.com/office/word/2010/wordprocessingDrawing" xmlns:wp="http://schemas.openxmlformats.org/drawingml/2006/wordprocessingDrawing" xmlns:w10="urn:schemas-microsoft-com:office:word" xmlns:w="http://schemas.openxmlformats.org/wordprocessingml/2006/main" xmlns:w14="http://schemas.microsoft.com/office/word/2010/wordml" xmlns:w15="http://schemas.microsoft.com/office/word/2012/wordml" xmlns:w16cex="http://schemas.microsoft.com/office/word/2018/wordml/cex" xmlns:w16cid="http://schemas.microsoft.com/office/word/2016/wordml/cid" xmlns:w16="http://schemas.microsoft.com/office/word/2018/wordml" xmlns:w16du="http://schemas.microsoft.com/office/word/2023/wordml/word16du" xmlns:w16sdtdh="http://schemas.microsoft.com/office/word/2020/wordml/sdtdatahash" xmlns:w16sdtfl="http://schemas.microsoft.com/office/word/2024/wordml/sdtformatlock" xmlns:w16se="http://schemas.microsoft.com/office/word/2015/wordml/symex" xmlns:wpg="http://schemas.microsoft.com/office/word/2010/wordprocessingGroup" xmlns:wpi="http://schemas.microsoft.com/office/word/2010/wordprocessingInk" xmlns:wne="http://schemas.microsoft.com/office/word/2006/wordml" xmlns:wps="http://schemas.microsoft.com/office/word/2010/wordprocessingShape" mc:Ignorable="w14 w15 w16se w16cid w16 w16cex w16sdtdh w16sdtfl w16du wp14">
   <w:footnote w:type="separator" w:id="-1">
     <w:p>
       <w:pPr>
@@ -26973,7 +26993,7 @@
 </file>
 
 <file path=word/header1.xml><?xml version="1.0" encoding="utf-8"?>
-<w:hdr xmlns:wpc="http://schemas.microsoft.com/office/word/2010/wordprocessingCanvas" xmlns:cx="http://schemas.microsoft.com/office/drawing/2014/chartex" xmlns:cx1="http://schemas.microsoft.com/office/drawing/2015/9/8/chartex" xmlns:cx2="http://schemas.microsoft.com/office/drawing/2015/10/21/chartex" xmlns:cx3="http://schemas.microsoft.com/office/drawing/2016/5/9/chartex" xmlns:cx4="http://schemas.microsoft.com/office/drawing/2016/5/10/chartex" xmlns:cx5="http://schemas.microsoft.com/office/drawing/2016/5/11/chartex" xmlns:cx6="http://schemas.microsoft.com/office/drawing/2016/5/12/chartex" xmlns:cx7="http://schemas.microsoft.com/office/drawing/2016/5/13/chartex" xmlns:cx8="http://schemas.microsoft.com/office/drawing/2016/5/14/chartex" xmlns:mc="http://schemas.openxmlformats.org/markup-compatibility/2006" xmlns:aink="http://schemas.microsoft.com/office/drawing/2016/ink" xmlns:am3d="http://schemas.microsoft.com/office/drawing/2017/model3d" xmlns:o="urn:schemas-microsoft-com:office:office" xmlns:oel="http://schemas.microsoft.com/office/2019/extlst" xmlns:r="http://schemas.openxmlformats.org/officeDocument/2006/relationships" xmlns:m="http://schemas.openxmlformats.org/officeDocument/2006/math" xmlns:v="urn:schemas-microsoft-com:vml" xmlns:wp14="http://schemas.microsoft.com/office/word/2010/wordprocessingDrawing" xmlns:wp="http://schemas.openxmlformats.org/drawingml/2006/wordprocessingDrawing" xmlns:w10="urn:schemas-microsoft-com:office:word" xmlns:w="http://schemas.openxmlformats.org/wordprocessingml/2006/main" xmlns:w14="http://schemas.microsoft.com/office/word/2010/wordml" xmlns:w15="http://schemas.microsoft.com/office/word/2012/wordml" xmlns:w16cex="http://schemas.microsoft.com/office/word/2018/wordml/cex" xmlns:w16cid="http://schemas.microsoft.com/office/word/2016/wordml/cid" xmlns:w16="http://schemas.microsoft.com/office/word/2018/wordml" xmlns:w16du="http://schemas.microsoft.com/office/word/2023/wordml/word16du" xmlns:w16sdtdh="http://schemas.microsoft.com/office/word/2020/wordml/sdtdatahash" xmlns:w16se="http://schemas.microsoft.com/office/word/2015/wordml/symex" xmlns:wpg="http://schemas.microsoft.com/office/word/2010/wordprocessingGroup" xmlns:wpi="http://schemas.microsoft.com/office/word/2010/wordprocessingInk" xmlns:wne="http://schemas.microsoft.com/office/word/2006/wordml" xmlns:wps="http://schemas.microsoft.com/office/word/2010/wordprocessingShape" mc:Ignorable="w14 w15 w16se w16cid w16 w16cex w16sdtdh w16du wp14">
+<w:hdr xmlns:wpc="http://schemas.microsoft.com/office/word/2010/wordprocessingCanvas" xmlns:cx="http://schemas.microsoft.com/office/drawing/2014/chartex" xmlns:cx1="http://schemas.microsoft.com/office/drawing/2015/9/8/chartex" xmlns:cx2="http://schemas.microsoft.com/office/drawing/2015/10/21/chartex" xmlns:cx3="http://schemas.microsoft.com/office/drawing/2016/5/9/chartex" xmlns:cx4="http://schemas.microsoft.com/office/drawing/2016/5/10/chartex" xmlns:cx5="http://schemas.microsoft.com/office/drawing/2016/5/11/chartex" xmlns:cx6="http://schemas.microsoft.com/office/drawing/2016/5/12/chartex" xmlns:cx7="http://schemas.microsoft.com/office/drawing/2016/5/13/chartex" xmlns:cx8="http://schemas.microsoft.com/office/drawing/2016/5/14/chartex" xmlns:mc="http://schemas.openxmlformats.org/markup-compatibility/2006" xmlns:aink="http://schemas.microsoft.com/office/drawing/2016/ink" xmlns:am3d="http://schemas.microsoft.com/office/drawing/2017/model3d" xmlns:o="urn:schemas-microsoft-com:office:office" xmlns:oel="http://schemas.microsoft.com/office/2019/extlst" xmlns:r="http://schemas.openxmlformats.org/officeDocument/2006/relationships" xmlns:m="http://schemas.openxmlformats.org/officeDocument/2006/math" xmlns:v="urn:schemas-microsoft-com:vml" xmlns:wp14="http://schemas.microsoft.com/office/word/2010/wordprocessingDrawing" xmlns:wp="http://schemas.openxmlformats.org/drawingml/2006/wordprocessingDrawing" xmlns:w10="urn:schemas-microsoft-com:office:word" xmlns:w="http://schemas.openxmlformats.org/wordprocessingml/2006/main" xmlns:w14="http://schemas.microsoft.com/office/word/2010/wordml" xmlns:w15="http://schemas.microsoft.com/office/word/2012/wordml" xmlns:w16cex="http://schemas.microsoft.com/office/word/2018/wordml/cex" xmlns:w16cid="http://schemas.microsoft.com/office/word/2016/wordml/cid" xmlns:w16="http://schemas.microsoft.com/office/word/2018/wordml" xmlns:w16du="http://schemas.microsoft.com/office/word/2023/wordml/word16du" xmlns:w16sdtdh="http://schemas.microsoft.com/office/word/2020/wordml/sdtdatahash" xmlns:w16sdtfl="http://schemas.microsoft.com/office/word/2024/wordml/sdtformatlock" xmlns:w16se="http://schemas.microsoft.com/office/word/2015/wordml/symex" xmlns:wpg="http://schemas.microsoft.com/office/word/2010/wordprocessingGroup" xmlns:wpi="http://schemas.microsoft.com/office/word/2010/wordprocessingInk" xmlns:wne="http://schemas.microsoft.com/office/word/2006/wordml" xmlns:wps="http://schemas.microsoft.com/office/word/2010/wordprocessingShape" mc:Ignorable="w14 w15 w16se w16cid w16 w16cex w16sdtdh w16sdtfl w16du wp14">
   <w:tbl>
     <w:tblPr>
       <w:tblStyle w:val="Tablaconcuadrcula"/>
@@ -27263,7 +27283,7 @@
 </file>
 
 <file path=word/numbering.xml><?xml version="1.0" encoding="utf-8"?>
-<w:numbering xmlns:wpc="http://schemas.microsoft.com/office/word/2010/wordprocessingCanvas" xmlns:cx="http://schemas.microsoft.com/office/drawing/2014/chartex" xmlns:cx1="http://schemas.microsoft.com/office/drawing/2015/9/8/chartex" xmlns:cx2="http://schemas.microsoft.com/office/drawing/2015/10/21/chartex" xmlns:cx3="http://schemas.microsoft.com/office/drawing/2016/5/9/chartex" xmlns:cx4="http://schemas.microsoft.com/office/drawing/2016/5/10/chartex" xmlns:cx5="http://schemas.microsoft.com/office/drawing/2016/5/11/chartex" xmlns:cx6="http://schemas.microsoft.com/office/drawing/2016/5/12/chartex" xmlns:cx7="http://schemas.microsoft.com/office/drawing/2016/5/13/chartex" xmlns:cx8="http://schemas.microsoft.com/office/drawing/2016/5/14/chartex" xmlns:mc="http://schemas.openxmlformats.org/markup-compatibility/2006" xmlns:aink="http://schemas.microsoft.com/office/drawing/2016/ink" xmlns:am3d="http://schemas.microsoft.com/office/drawing/2017/model3d" xmlns:o="urn:schemas-microsoft-com:office:office" xmlns:oel="http://schemas.microsoft.com/office/2019/extlst" xmlns:r="http://schemas.openxmlformats.org/officeDocument/2006/relationships" xmlns:m="http://schemas.openxmlformats.org/officeDocument/2006/math" xmlns:v="urn:schemas-microsoft-com:vml" xmlns:wp14="http://schemas.microsoft.com/office/word/2010/wordprocessingDrawing" xmlns:wp="http://schemas.openxmlformats.org/drawingml/2006/wordprocessingDrawing" xmlns:w10="urn:schemas-microsoft-com:office:word" xmlns:w="http://schemas.openxmlformats.org/wordprocessingml/2006/main" xmlns:w14="http://schemas.microsoft.com/office/word/2010/wordml" xmlns:w15="http://schemas.microsoft.com/office/word/2012/wordml" xmlns:w16cex="http://schemas.microsoft.com/office/word/2018/wordml/cex" xmlns:w16cid="http://schemas.microsoft.com/office/word/2016/wordml/cid" xmlns:w16="http://schemas.microsoft.com/office/word/2018/wordml" xmlns:w16du="http://schemas.microsoft.com/office/word/2023/wordml/word16du" xmlns:w16sdtdh="http://schemas.microsoft.com/office/word/2020/wordml/sdtdatahash" xmlns:w16se="http://schemas.microsoft.com/office/word/2015/wordml/symex" xmlns:wpg="http://schemas.microsoft.com/office/word/2010/wordprocessingGroup" xmlns:wpi="http://schemas.microsoft.com/office/word/2010/wordprocessingInk" xmlns:wne="http://schemas.microsoft.com/office/word/2006/wordml" xmlns:wps="http://schemas.microsoft.com/office/word/2010/wordprocessingShape" mc:Ignorable="w14 w15 w16se w16cid w16 w16cex w16sdtdh w16du wp14">
+<w:numbering xmlns:wpc="http://schemas.microsoft.com/office/word/2010/wordprocessingCanvas" xmlns:cx="http://schemas.microsoft.com/office/drawing/2014/chartex" xmlns:cx1="http://schemas.microsoft.com/office/drawing/2015/9/8/chartex" xmlns:cx2="http://schemas.microsoft.com/office/drawing/2015/10/21/chartex" xmlns:cx3="http://schemas.microsoft.com/office/drawing/2016/5/9/chartex" xmlns:cx4="http://schemas.microsoft.com/office/drawing/2016/5/10/chartex" xmlns:cx5="http://schemas.microsoft.com/office/drawing/2016/5/11/chartex" xmlns:cx6="http://schemas.microsoft.com/office/drawing/2016/5/12/chartex" xmlns:cx7="http://schemas.microsoft.com/office/drawing/2016/5/13/chartex" xmlns:cx8="http://schemas.microsoft.com/office/drawing/2016/5/14/chartex" xmlns:mc="http://schemas.openxmlformats.org/markup-compatibility/2006" xmlns:aink="http://schemas.microsoft.com/office/drawing/2016/ink" xmlns:am3d="http://schemas.microsoft.com/office/drawing/2017/model3d" xmlns:o="urn:schemas-microsoft-com:office:office" xmlns:oel="http://schemas.microsoft.com/office/2019/extlst" xmlns:r="http://schemas.openxmlformats.org/officeDocument/2006/relationships" xmlns:m="http://schemas.openxmlformats.org/officeDocument/2006/math" xmlns:v="urn:schemas-microsoft-com:vml" xmlns:wp14="http://schemas.microsoft.com/office/word/2010/wordprocessingDrawing" xmlns:wp="http://schemas.openxmlformats.org/drawingml/2006/wordprocessingDrawing" xmlns:w10="urn:schemas-microsoft-com:office:word" xmlns:w="http://schemas.openxmlformats.org/wordprocessingml/2006/main" xmlns:w14="http://schemas.microsoft.com/office/word/2010/wordml" xmlns:w15="http://schemas.microsoft.com/office/word/2012/wordml" xmlns:w16cex="http://schemas.microsoft.com/office/word/2018/wordml/cex" xmlns:w16cid="http://schemas.microsoft.com/office/word/2016/wordml/cid" xmlns:w16="http://schemas.microsoft.com/office/word/2018/wordml" xmlns:w16du="http://schemas.microsoft.com/office/word/2023/wordml/word16du" xmlns:w16sdtdh="http://schemas.microsoft.com/office/word/2020/wordml/sdtdatahash" xmlns:w16sdtfl="http://schemas.microsoft.com/office/word/2024/wordml/sdtformatlock" xmlns:w16se="http://schemas.microsoft.com/office/word/2015/wordml/symex" xmlns:wpg="http://schemas.microsoft.com/office/word/2010/wordprocessingGroup" xmlns:wpi="http://schemas.microsoft.com/office/word/2010/wordprocessingInk" xmlns:wne="http://schemas.microsoft.com/office/word/2006/wordml" xmlns:wps="http://schemas.microsoft.com/office/word/2010/wordprocessingShape" mc:Ignorable="w14 w15 w16se w16cid w16 w16cex w16sdtdh w16sdtfl w16du wp14">
   <w:abstractNum w:abstractNumId="0" w15:restartNumberingAfterBreak="0">
     <w:nsid w:val="00D50E59"/>
     <w:multiLevelType w:val="hybridMultilevel"/>
@@ -32250,7 +32270,7 @@
 </file>
 
 <file path=word/styles.xml><?xml version="1.0" encoding="utf-8"?>
-<w:styles xmlns:mc="http://schemas.openxmlformats.org/markup-compatibility/2006" xmlns:r="http://schemas.openxmlformats.org/officeDocument/2006/relationships" xmlns:w="http://schemas.openxmlformats.org/wordprocessingml/2006/main" xmlns:w14="http://schemas.microsoft.com/office/word/2010/wordml" xmlns:w15="http://schemas.microsoft.com/office/word/2012/wordml" xmlns:w16cex="http://schemas.microsoft.com/office/word/2018/wordml/cex" xmlns:w16cid="http://schemas.microsoft.com/office/word/2016/wordml/cid" xmlns:w16="http://schemas.microsoft.com/office/word/2018/wordml" xmlns:w16du="http://schemas.microsoft.com/office/word/2023/wordml/word16du" xmlns:w16sdtdh="http://schemas.microsoft.com/office/word/2020/wordml/sdtdatahash" xmlns:w16se="http://schemas.microsoft.com/office/word/2015/wordml/symex" mc:Ignorable="w14 w15 w16se w16cid w16 w16cex w16sdtdh w16du">
+<w:styles xmlns:mc="http://schemas.openxmlformats.org/markup-compatibility/2006" xmlns:r="http://schemas.openxmlformats.org/officeDocument/2006/relationships" xmlns:w="http://schemas.openxmlformats.org/wordprocessingml/2006/main" xmlns:w14="http://schemas.microsoft.com/office/word/2010/wordml" xmlns:w15="http://schemas.microsoft.com/office/word/2012/wordml" xmlns:w16cex="http://schemas.microsoft.com/office/word/2018/wordml/cex" xmlns:w16cid="http://schemas.microsoft.com/office/word/2016/wordml/cid" xmlns:w16="http://schemas.microsoft.com/office/word/2018/wordml" xmlns:w16du="http://schemas.microsoft.com/office/word/2023/wordml/word16du" xmlns:w16sdtdh="http://schemas.microsoft.com/office/word/2020/wordml/sdtdatahash" xmlns:w16sdtfl="http://schemas.microsoft.com/office/word/2024/wordml/sdtformatlock" xmlns:w16se="http://schemas.microsoft.com/office/word/2015/wordml/symex" mc:Ignorable="w14 w15 w16se w16cid w16 w16cex w16sdtdh w16sdtfl w16du">
   <w:docDefaults>
     <w:rPrDefault>
       <w:rPr>
@@ -33286,7 +33306,7 @@
       <w14:ligatures w14:val="none"/>
     </w:rPr>
   </w:style>
-  <w:style w:type="character" w:styleId="Textoennegrita">
+  <w:style w:type="character" w:styleId="Fuerte">
     <w:name w:val="Strong"/>
     <w:basedOn w:val="Fuentedeprrafopredeter"/>
     <w:uiPriority w:val="22"/>
